--- a/hin/docx/011.content.docx
+++ b/hin/docx/011.content.docx
@@ -150,26 +150,6 @@
           <w:lang w:val="hi_IN" w:bidi="hi_IN"/>
         </w:rPr>
         <w:t>ऐ</w:t>
-      </w:r>
-      <w:r>
-        <w:rPr>
-          <w:lang w:val="hi_IN" w:bidi="hi_IN"/>
-        </w:rPr>
-      </w:r>
-    </w:p>
-    <w:p>
-      <w:pPr/>
-      <w:r>
-        <w:rPr>
-          <w:lang w:val="hi_IN" w:bidi="hi_IN"/>
-        </w:rPr>
-      </w:r>
-      <w:r>
-        <w:rPr>
-          <w:i/>
-          <w:lang w:val="hi_IN" w:bidi="hi_IN"/>
-        </w:rPr>
-        <w:t>ऐऑन, ऐथबैश, ऐन, ऐन रिम्मोन, ऐनियास, ऐनोन, ऐसोरा</w:t>
       </w:r>
       <w:r>
         <w:rPr>

--- a/hin/docx/011.content.docx
+++ b/hin/docx/011.content.docx
@@ -19,7 +19,7 @@
         <w:rPr>
           <w:lang w:val="hi_IN" w:bidi="hi_IN"/>
         </w:rPr>
-        <w:t>Resource: बाइबल कोश (टिंडेल)</w:t>
+        <w:t>Resource: Tyndale Open Bible Dictionary</w:t>
       </w:r>
       <w:r>
         <w:rPr>
@@ -112,7 +112,7 @@
         <w:rPr>
           <w:lang w:val="hi_IN" w:bidi="hi_IN"/>
         </w:rPr>
-        <w:t>बाइबल कोश (टिंडेल)</w:t>
+        <w:t>Tyndale Open Bible Dictionary</w:t>
       </w:r>
     </w:p>
     <w:p>

--- a/hin/docx/011.content.docx
+++ b/hin/docx/011.content.docx
@@ -149,7 +149,7 @@
         <w:rPr>
           <w:lang w:val="hi_IN" w:bidi="hi_IN"/>
         </w:rPr>
-        <w:t>ऐ</w:t>
+        <w:t>ओ</w:t>
       </w:r>
       <w:r>
         <w:rPr>
@@ -212,26 +212,23 @@
         <w:rPr>
           <w:lang w:val="hi_IN" w:bidi="hi_IN"/>
         </w:rPr>
-        <w:t>ऐऑन</w:t>
-      </w:r>
-      <w:r>
-        <w:rPr>
-          <w:lang w:val="hi_IN" w:bidi="hi_IN"/>
-        </w:rPr>
-      </w:r>
-    </w:p>
-    <w:p>
-      <w:pPr/>
-      <w:r>
-        <w:rPr>
-          <w:lang w:val="hi_IN" w:bidi="hi_IN"/>
-        </w:rPr>
-      </w:r>
-      <w:r>
-        <w:rPr>
-          <w:lang w:val="hi_IN" w:bidi="hi_IN"/>
-        </w:rPr>
-        <w:t>एक यूनानी शब्द जिसका अर्थ है एक लंबी अवधि या युग। अंग्रेजी शब्द "इओन" इसी यूनानी शब्द से उत्पन्न हुआ है।</w:t>
+        <w:t>ओक्रान</w:t>
+      </w:r>
+      <w:r>
+        <w:rPr>
+          <w:lang w:val="hi_IN" w:bidi="hi_IN"/>
+        </w:rPr>
+      </w:r>
+    </w:p>
+    <w:p>
+      <w:pPr>
+        <w:pStyle w:val="Heading2"/>
+      </w:pPr>
+      <w:r>
+        <w:rPr>
+          <w:lang w:val="hi_IN" w:bidi="hi_IN"/>
+        </w:rPr>
+        <w:t>ओक्रान</w:t>
       </w:r>
     </w:p>
     <w:p>
@@ -246,7 +243,7 @@
           <w:i/>
           <w:lang w:val="hi_IN" w:bidi="hi_IN"/>
         </w:rPr>
-        <w:t>देखिए</w:t>
+        <w:t>देखें</w:t>
       </w:r>
       <w:r>
         <w:rPr>
@@ -258,7 +255,7 @@
         <w:rPr>
           <w:lang w:val="hi_IN" w:bidi="hi_IN"/>
         </w:rPr>
-        <w:t>युग</w:t>
+        <w:t>ओक्रान</w:t>
       </w:r>
       <w:r>
         <w:rPr>
@@ -293,8 +290,112 @@
         <w:rPr>
           <w:lang w:val="hi_IN" w:bidi="hi_IN"/>
         </w:rPr>
-        <w:t>ऐथबैश</w:t>
-      </w:r>
+        <w:t>ओक्रान</w:t>
+      </w:r>
+      <w:r>
+        <w:rPr>
+          <w:lang w:val="hi_IN" w:bidi="hi_IN"/>
+        </w:rPr>
+      </w:r>
+    </w:p>
+    <w:p>
+      <w:pPr/>
+      <w:r>
+        <w:rPr>
+          <w:lang w:val="hi_IN" w:bidi="hi_IN"/>
+        </w:rPr>
+      </w:r>
+      <w:r>
+        <w:rPr>
+          <w:lang w:val="hi_IN" w:bidi="hi_IN"/>
+        </w:rPr>
+        <w:t>पगीएल का पिता, जो जंगल की यात्राओं के दौरान आशेर के गोत्र का अगुवा था (</w:t>
+      </w:r>
+      <w:hyperlink r:id="rId13">
+        <w:r>
+          <w:rPr>
+            <w:lang w:val="hi_IN" w:bidi="hi_IN"/>
+          </w:rPr>
+          <w:rPr>
+            <w:color w:val="0000EE"/>
+            <w:u w:val="single"/>
+          </w:rPr>
+          <w:t>गिन 1:13</w:t>
+        </w:r>
+      </w:hyperlink>
+      <w:r>
+        <w:rPr>
+          <w:lang w:val="hi_IN" w:bidi="hi_IN"/>
+        </w:rPr>
+        <w:t xml:space="preserve">; </w:t>
+      </w:r>
+      <w:hyperlink r:id="rId14">
+        <w:r>
+          <w:rPr>
+            <w:lang w:val="hi_IN" w:bidi="hi_IN"/>
+          </w:rPr>
+          <w:rPr>
+            <w:color w:val="0000EE"/>
+            <w:u w:val="single"/>
+          </w:rPr>
+          <w:t>2:27</w:t>
+        </w:r>
+      </w:hyperlink>
+      <w:r>
+        <w:rPr>
+          <w:lang w:val="hi_IN" w:bidi="hi_IN"/>
+        </w:rPr>
+        <w:t xml:space="preserve">; </w:t>
+      </w:r>
+      <w:hyperlink r:id="rId15">
+        <w:r>
+          <w:rPr>
+            <w:lang w:val="hi_IN" w:bidi="hi_IN"/>
+          </w:rPr>
+          <w:rPr>
+            <w:color w:val="0000EE"/>
+            <w:u w:val="single"/>
+          </w:rPr>
+          <w:t>7:72, 77</w:t>
+        </w:r>
+      </w:hyperlink>
+      <w:r>
+        <w:rPr>
+          <w:lang w:val="hi_IN" w:bidi="hi_IN"/>
+        </w:rPr>
+        <w:t xml:space="preserve">; </w:t>
+      </w:r>
+      <w:hyperlink r:id="rId16">
+        <w:r>
+          <w:rPr>
+            <w:lang w:val="hi_IN" w:bidi="hi_IN"/>
+          </w:rPr>
+          <w:rPr>
+            <w:color w:val="0000EE"/>
+            <w:u w:val="single"/>
+          </w:rPr>
+          <w:t>10:26</w:t>
+        </w:r>
+      </w:hyperlink>
+      <w:r>
+        <w:rPr>
+          <w:lang w:val="hi_IN" w:bidi="hi_IN"/>
+        </w:rPr>
+        <w:t>) ।</w:t>
+      </w:r>
+      <w:r>
+        <w:rPr>
+          <w:lang w:val="hi_IN" w:bidi="hi_IN"/>
+        </w:rPr>
+      </w:r>
+      <w:r>
+        <w:rPr>
+          <w:lang w:val="hi_IN" w:bidi="hi_IN"/>
+        </w:rPr>
+      </w:r>
+    </w:p>
+    <w:p>
+      <w:pPr/>
       <w:r>
         <w:rPr>
           <w:lang w:val="hi_IN" w:bidi="hi_IN"/>
@@ -309,193 +410,50 @@
         <w:rPr>
           <w:lang w:val="hi_IN" w:bidi="hi_IN"/>
         </w:rPr>
-        <w:t>ऐथबैश</w:t>
-      </w:r>
-    </w:p>
-    <w:p>
-      <w:pPr/>
-      <w:r>
-        <w:rPr>
-          <w:lang w:val="hi_IN" w:bidi="hi_IN"/>
-        </w:rPr>
-      </w:r>
-      <w:r>
-        <w:rPr>
-          <w:lang w:val="hi_IN" w:bidi="hi_IN"/>
-        </w:rPr>
-        <w:t xml:space="preserve"> इब्रानी क्रिप्टोग्राफ़, संदेशों को छिपाने के लिए इस्तेमाल की जाने वाली एक गुप्त लेखन प्रणाली।</w:t>
-      </w:r>
-    </w:p>
-    <w:p>
-      <w:pPr>
-        <w:pStyle w:val="ListBullet"/>
-        <w:spacing w:line="240" w:lineRule="auto"/>
-        <w:ind w:left="720"/>
-      </w:pPr>
-      <w:r>
-        <w:rPr>
-          <w:lang w:val="hi_IN" w:bidi="hi_IN"/>
-        </w:rPr>
-      </w:r>
-      <w:r>
-        <w:rPr>
-          <w:lang w:val="hi_IN" w:bidi="hi_IN"/>
-        </w:rPr>
-        <w:t>इब्रानी वर्णमाला का पहला अक्षर, आखिरी अक्षर से बदल दिया जाता है।</w:t>
-      </w:r>
-    </w:p>
-    <w:p>
-      <w:pPr>
-        <w:pStyle w:val="ListBullet"/>
-        <w:spacing w:line="240" w:lineRule="auto"/>
-        <w:ind w:left="720"/>
-      </w:pPr>
-      <w:r>
-        <w:rPr>
-          <w:lang w:val="hi_IN" w:bidi="hi_IN"/>
-        </w:rPr>
-      </w:r>
-      <w:r>
-        <w:rPr>
-          <w:lang w:val="hi_IN" w:bidi="hi_IN"/>
-        </w:rPr>
-        <w:t>दूसरे अक्षर को आखिरी से दूसरे अक्षर से</w:t>
-      </w:r>
-      <w:r>
-        <w:rPr>
-          <w:lang w:val="hi_IN" w:bidi="hi_IN"/>
-        </w:rPr>
-        <w:t xml:space="preserve"> बदल दिया जाता है।</w:t>
-      </w:r>
-    </w:p>
-    <w:p>
-      <w:pPr>
-        <w:pStyle w:val="ListBullet"/>
-        <w:spacing w:line="240" w:lineRule="auto"/>
-        <w:ind w:left="720"/>
-      </w:pPr>
-      <w:r>
-        <w:rPr>
-          <w:lang w:val="hi_IN" w:bidi="hi_IN"/>
-        </w:rPr>
-      </w:r>
-      <w:r>
-        <w:rPr>
-          <w:lang w:val="hi_IN" w:bidi="hi_IN"/>
-        </w:rPr>
-        <w:t xml:space="preserve">यह </w:t>
-      </w:r>
-      <w:r>
-        <w:rPr>
-          <w:lang w:val="hi_IN" w:bidi="hi_IN"/>
-        </w:rPr>
-        <w:t>क्रम</w:t>
-      </w:r>
-      <w:r>
-        <w:rPr>
-          <w:lang w:val="hi_IN" w:bidi="hi_IN"/>
-        </w:rPr>
-        <w:t xml:space="preserve"> सभी अक्षरों के लिए बना रहता है।</w:t>
-      </w:r>
-    </w:p>
-    <w:p>
-      <w:pPr/>
-      <w:r>
-        <w:rPr>
-          <w:lang w:val="hi_IN" w:bidi="hi_IN"/>
-        </w:rPr>
-      </w:r>
-      <w:r>
-        <w:rPr>
-          <w:lang w:val="hi_IN" w:bidi="hi_IN"/>
-        </w:rPr>
-        <w:t xml:space="preserve">इस गुप्त लेखन प्रणाली का उपयोग </w:t>
-      </w:r>
-      <w:hyperlink r:id="rId13">
-        <w:r>
-          <w:rPr>
-            <w:lang w:val="hi_IN" w:bidi="hi_IN"/>
-          </w:rPr>
-          <w:rPr>
-            <w:color w:val="0000EE"/>
-            <w:u w:val="single"/>
-          </w:rPr>
-          <w:t>यिर्मयाह 51:1</w:t>
-        </w:r>
-      </w:hyperlink>
-      <w:r>
-        <w:rPr>
-          <w:lang w:val="hi_IN" w:bidi="hi_IN"/>
-        </w:rPr>
-        <w:t xml:space="preserve"> में "कसदी" शब्द के लिए किया गया था। इसका उपयोग </w:t>
-      </w:r>
-      <w:hyperlink r:id="rId14">
-        <w:r>
-          <w:rPr>
-            <w:lang w:val="hi_IN" w:bidi="hi_IN"/>
-          </w:rPr>
-          <w:rPr>
-            <w:color w:val="0000EE"/>
-            <w:u w:val="single"/>
-          </w:rPr>
-          <w:t>यिर्मयाह 25:26</w:t>
-        </w:r>
-      </w:hyperlink>
-      <w:r>
-        <w:rPr>
-          <w:lang w:val="hi_IN" w:bidi="hi_IN"/>
-        </w:rPr>
-        <w:t xml:space="preserve"> और </w:t>
-      </w:r>
-      <w:hyperlink r:id="rId15">
-        <w:r>
-          <w:rPr>
-            <w:lang w:val="hi_IN" w:bidi="hi_IN"/>
-          </w:rPr>
-          <w:rPr>
-            <w:color w:val="0000EE"/>
-            <w:u w:val="single"/>
-          </w:rPr>
-          <w:t>51:41</w:t>
-        </w:r>
-      </w:hyperlink>
-      <w:r>
-        <w:rPr>
-          <w:lang w:val="hi_IN" w:bidi="hi_IN"/>
-        </w:rPr>
-        <w:t xml:space="preserve"> में "बाबेल" शब्द के लिए भी किया गया था (जिसे "शेशक" के रूप में लिखा गया था)। </w:t>
-      </w:r>
-    </w:p>
-    <w:p>
-      <w:pPr/>
-      <w:r>
-        <w:rPr>
-          <w:lang w:val="hi_IN" w:bidi="hi_IN"/>
-        </w:rPr>
-      </w:r>
-      <w:r>
-        <w:rPr>
-          <w:lang w:val="hi_IN" w:bidi="hi_IN"/>
-        </w:rPr>
-        <w:t>पुराने नियम के आरंभिक यूनानी अनुवाद, सेप्टुआजिंट ने इन गुप्त शब्दों का सही-सही अनुवाद “कसदी</w:t>
-      </w:r>
-      <w:r>
-        <w:rPr>
-          <w:lang w:val="hi_IN" w:bidi="hi_IN"/>
-        </w:rPr>
-        <w:t>” और “</w:t>
-      </w:r>
-      <w:r>
-        <w:rPr>
-          <w:lang w:val="hi_IN" w:bidi="hi_IN"/>
-        </w:rPr>
-        <w:t>बाबेल</w:t>
-      </w:r>
-      <w:r>
-        <w:rPr>
-          <w:lang w:val="hi_IN" w:bidi="hi_IN"/>
-        </w:rPr>
-        <w:t>” के रूप में किया है।</w:t>
+        <w:t>ओक्स (व्यक्ति)</w:t>
+      </w:r>
+      <w:r>
+        <w:rPr>
+          <w:lang w:val="hi_IN" w:bidi="hi_IN"/>
+        </w:rPr>
+      </w:r>
+    </w:p>
+    <w:p>
+      <w:pPr/>
+      <w:r>
+        <w:rPr>
+          <w:lang w:val="hi_IN" w:bidi="hi_IN"/>
+        </w:rPr>
+      </w:r>
+      <w:r>
+        <w:rPr>
+          <w:lang w:val="hi_IN" w:bidi="hi_IN"/>
+        </w:rPr>
+        <w:t>इस्राएल के वंशज, यूदीत के पूर्वज, मक्काबी काल की नायिका (</w:t>
+      </w:r>
+      <w:hyperlink r:id="rId17">
+        <w:r>
+          <w:rPr>
+            <w:lang w:val="hi_IN" w:bidi="hi_IN"/>
+          </w:rPr>
+          <w:rPr>
+            <w:color w:val="0000EE"/>
+            <w:u w:val="single"/>
+          </w:rPr>
+          <w:t>यूदी 8:1</w:t>
+        </w:r>
+      </w:hyperlink>
+      <w:r>
+        <w:rPr>
+          <w:lang w:val="hi_IN" w:bidi="hi_IN"/>
+        </w:rPr>
+        <w:t>)</w:t>
+      </w:r>
+      <w:r>
+        <w:rPr>
+          <w:lang w:val="hi_IN" w:bidi="hi_IN"/>
+        </w:rPr>
+        <w:t>।</w:t>
       </w:r>
       <w:r>
         <w:rPr>
@@ -524,7 +482,7 @@
         <w:rPr>
           <w:lang w:val="hi_IN" w:bidi="hi_IN"/>
         </w:rPr>
-        <w:t>ऐन</w:t>
+        <w:t>ओखली</w:t>
       </w:r>
       <w:r>
         <w:rPr>
@@ -540,7 +498,3206 @@
         <w:rPr>
           <w:lang w:val="hi_IN" w:bidi="hi_IN"/>
         </w:rPr>
-        <w:t>ऐन</w:t>
+        <w:t>ओखली</w:t>
+      </w:r>
+    </w:p>
+    <w:p>
+      <w:pPr/>
+      <w:r>
+        <w:rPr>
+          <w:lang w:val="hi_IN" w:bidi="hi_IN"/>
+        </w:rPr>
+      </w:r>
+      <w:r>
+        <w:rPr>
+          <w:lang w:val="hi_IN" w:bidi="hi_IN"/>
+        </w:rPr>
+        <w:t>यह नाम सपन्याह के द्वारा यरूशलेम में एक खोखले स्थान या गड्ढे को दिया गया था, जो ओखली के समान प्रतीत होता था। यह "ओखली" (इब्रानी, मक्तेश) एक व्यापारिक क्षेत्र था, जिसके व्यापारी शीघ्र ही अपने व्यापार की हानि पर विलाप करेंगे (</w:t>
+      </w:r>
+      <w:hyperlink r:id="rId18">
+        <w:r>
+          <w:rPr>
+            <w:lang w:val="hi_IN" w:bidi="hi_IN"/>
+          </w:rPr>
+          <w:rPr>
+            <w:color w:val="0000EE"/>
+            <w:u w:val="single"/>
+          </w:rPr>
+          <w:t>सप 1:11</w:t>
+        </w:r>
+      </w:hyperlink>
+      <w:r>
+        <w:rPr>
+          <w:lang w:val="hi_IN" w:bidi="hi_IN"/>
+        </w:rPr>
+        <w:t>)। इसका स्थान विभिन्न रूप से फिनीकी लोगों के क्षेत्र, किद्रोन घाटी, या टाइरोपोयन तराई के साथ पहचाना जाता है।</w:t>
+      </w:r>
+    </w:p>
+    <w:p>
+      <w:pPr/>
+      <w:r>
+        <w:rPr>
+          <w:lang w:val="hi_IN" w:bidi="hi_IN"/>
+        </w:rPr>
+      </w:r>
+      <w:r>
+        <w:rPr>
+          <w:i/>
+          <w:lang w:val="hi_IN" w:bidi="hi_IN"/>
+        </w:rPr>
+        <w:t>यह भी देखें</w:t>
+      </w:r>
+      <w:r>
+        <w:rPr>
+          <w:lang w:val="hi_IN" w:bidi="hi_IN"/>
+        </w:rPr>
+        <w:t xml:space="preserve"> </w:t>
+      </w:r>
+      <w:r>
+        <w:rPr>
+          <w:lang w:val="hi_IN" w:bidi="hi_IN"/>
+        </w:rPr>
+        <w:t>येरूशलेम</w:t>
+      </w:r>
+      <w:r>
+        <w:rPr>
+          <w:lang w:val="hi_IN" w:bidi="hi_IN"/>
+        </w:rPr>
+        <w:t>।</w:t>
+      </w:r>
+      <w:r>
+        <w:rPr>
+          <w:lang w:val="hi_IN" w:bidi="hi_IN"/>
+        </w:rPr>
+      </w:r>
+      <w:r>
+        <w:rPr>
+          <w:lang w:val="hi_IN" w:bidi="hi_IN"/>
+        </w:rPr>
+      </w:r>
+    </w:p>
+    <w:p>
+      <w:pPr/>
+      <w:r>
+        <w:rPr>
+          <w:lang w:val="hi_IN" w:bidi="hi_IN"/>
+        </w:rPr>
+      </w:r>
+    </w:p>
+    <w:p>
+      <w:pPr>
+        <w:pStyle w:val="Heading2"/>
+      </w:pPr>
+      <w:r>
+        <w:rPr>
+          <w:lang w:val="hi_IN" w:bidi="hi_IN"/>
+        </w:rPr>
+        <w:t>ओग</w:t>
+      </w:r>
+      <w:r>
+        <w:rPr>
+          <w:lang w:val="hi_IN" w:bidi="hi_IN"/>
+        </w:rPr>
+      </w:r>
+    </w:p>
+    <w:p>
+      <w:pPr/>
+      <w:r>
+        <w:rPr>
+          <w:lang w:val="hi_IN" w:bidi="hi_IN"/>
+        </w:rPr>
+      </w:r>
+      <w:r>
+        <w:rPr>
+          <w:lang w:val="hi_IN" w:bidi="hi_IN"/>
+        </w:rPr>
+        <w:t>बाशान का राजा। यह राजा आंशिक रूप से प्रसिद्ध था क्योंकि वह एक विशालकाय व्यक्ति था। "क्योंकि केवल ओग बाशान के राजा, रपाई के बचे हुओं में से एक था। उनका बिछौना लोहे का, नौ हाथ लम्बा और चार हाथ चौड़ा, अब भी अम्मोनियों के रब्बाह में है" (</w:t>
+      </w:r>
+      <w:hyperlink r:id="rId19">
+        <w:r>
+          <w:rPr>
+            <w:lang w:val="hi_IN" w:bidi="hi_IN"/>
+          </w:rPr>
+          <w:rPr>
+            <w:color w:val="0000EE"/>
+            <w:u w:val="single"/>
+          </w:rPr>
+          <w:t>व्य.वि. 3:11</w:t>
+        </w:r>
+      </w:hyperlink>
+      <w:r>
+        <w:rPr>
+          <w:lang w:val="hi_IN" w:bidi="hi_IN"/>
+        </w:rPr>
+        <w:t>)। इसका मतलब है कि बिछौना 4.1 मीटर (13 फीट) से अधिक लंबा और 1.8 मीटर (6 फीट) चौड़ा था!</w:t>
+      </w:r>
+    </w:p>
+    <w:p>
+      <w:pPr/>
+      <w:r>
+        <w:rPr>
+          <w:lang w:val="hi_IN" w:bidi="hi_IN"/>
+        </w:rPr>
+      </w:r>
+      <w:r>
+        <w:rPr>
+          <w:lang w:val="hi_IN" w:bidi="hi_IN"/>
+        </w:rPr>
+        <w:t>मूसा ने राजा सीहोन के एमोरी की हार के तुरन्त बाद ओग को पराजित किया (</w:t>
+      </w:r>
+      <w:hyperlink r:id="rId20">
+        <w:r>
+          <w:rPr>
+            <w:lang w:val="hi_IN" w:bidi="hi_IN"/>
+          </w:rPr>
+          <w:rPr>
+            <w:color w:val="0000EE"/>
+            <w:u w:val="single"/>
+          </w:rPr>
+          <w:t>गिन 21:33–35</w:t>
+        </w:r>
+      </w:hyperlink>
+      <w:r>
+        <w:rPr>
+          <w:lang w:val="hi_IN" w:bidi="hi_IN"/>
+        </w:rPr>
+        <w:t>)। बाशान यरदन पूर्व के उत्तरी भाग के साथ स्थित था (यरदन के पूर्व का क्षेत्र)। ओग की भूमि यरमुक (यारमुक) नदी के निचले हिस्से से उत्तर-पूर्व की ओर फैली हुई थी। ऊँची पर्वत श्रृंखलाएँ उसे पूर्व से तपती मरूभूमि की हवाओं से बचाती थीं।</w:t>
+      </w:r>
+    </w:p>
+    <w:p>
+      <w:pPr/>
+      <w:r>
+        <w:rPr>
+          <w:lang w:val="hi_IN" w:bidi="hi_IN"/>
+        </w:rPr>
+      </w:r>
+      <w:r>
+        <w:rPr>
+          <w:lang w:val="hi_IN" w:bidi="hi_IN"/>
+        </w:rPr>
+        <w:t>ओग और उसके लोग कई बस्तियों में बसे थे। सबसे महत्वपूर्ण बस्तियाँ अश्तारोत और एद्रेई थीं (</w:t>
+      </w:r>
+      <w:hyperlink r:id="rId21">
+        <w:r>
+          <w:rPr>
+            <w:lang w:val="hi_IN" w:bidi="hi_IN"/>
+          </w:rPr>
+          <w:rPr>
+            <w:color w:val="0000EE"/>
+            <w:u w:val="single"/>
+          </w:rPr>
+          <w:t>यहो 13:12</w:t>
+        </w:r>
+      </w:hyperlink>
+      <w:r>
+        <w:rPr>
+          <w:lang w:val="hi_IN" w:bidi="hi_IN"/>
+        </w:rPr>
+        <w:t>)। ओग ने अपनी भूमि को 60 दीवारों वाले नगरों से सुरक्षित किया था। वह मूसा की सेना से लड़ते समय शायद अति आत्मविश्वासी था। मूसा ने उन नगरों में रहने वाले सभी लोगों को नष्ट कर दिया। उसने केवल पशुधन और युद्ध की लूट को बख्शा (</w:t>
+      </w:r>
+      <w:hyperlink r:id="rId22">
+        <w:r>
+          <w:rPr>
+            <w:lang w:val="hi_IN" w:bidi="hi_IN"/>
+          </w:rPr>
+          <w:rPr>
+            <w:color w:val="0000EE"/>
+            <w:u w:val="single"/>
+          </w:rPr>
+          <w:t>व्य.वि. 3:5–6</w:t>
+        </w:r>
+      </w:hyperlink>
+      <w:r>
+        <w:rPr>
+          <w:lang w:val="hi_IN" w:bidi="hi_IN"/>
+        </w:rPr>
+        <w:t>)।</w:t>
+      </w:r>
+    </w:p>
+    <w:p>
+      <w:pPr/>
+      <w:r>
+        <w:rPr>
+          <w:lang w:val="hi_IN" w:bidi="hi_IN"/>
+        </w:rPr>
+      </w:r>
+      <w:r>
+        <w:rPr>
+          <w:lang w:val="hi_IN" w:bidi="hi_IN"/>
+        </w:rPr>
+        <w:t>इस्राएल की तीन जनजातियों ने अपने पशुओं के चरने के लिए यरदन पूर्व को सबसे उपयुक्त पाया। इसलिए, सीहोन और ओग की हार के बाद, मूसा ने इन कब्जे वाले क्षेत्रों को गाद, रूबेन, और आधे मनश्शे की जनजातियों को सौंप दिया (</w:t>
+      </w:r>
+      <w:hyperlink r:id="rId23">
+        <w:r>
+          <w:rPr>
+            <w:lang w:val="hi_IN" w:bidi="hi_IN"/>
+          </w:rPr>
+          <w:rPr>
+            <w:color w:val="0000EE"/>
+            <w:u w:val="single"/>
+          </w:rPr>
+          <w:t>गिन 32:33</w:t>
+        </w:r>
+      </w:hyperlink>
+      <w:r>
+        <w:rPr>
+          <w:lang w:val="hi_IN" w:bidi="hi_IN"/>
+        </w:rPr>
+        <w:t xml:space="preserve">; </w:t>
+      </w:r>
+      <w:hyperlink r:id="rId24">
+        <w:r>
+          <w:rPr>
+            <w:lang w:val="hi_IN" w:bidi="hi_IN"/>
+          </w:rPr>
+          <w:rPr>
+            <w:color w:val="0000EE"/>
+            <w:u w:val="single"/>
+          </w:rPr>
+          <w:t>यहो 12:4–6</w:t>
+        </w:r>
+      </w:hyperlink>
+      <w:r>
+        <w:rPr>
+          <w:lang w:val="hi_IN" w:bidi="hi_IN"/>
+        </w:rPr>
+        <w:t>)।</w:t>
+      </w:r>
+      <w:r>
+        <w:rPr>
+          <w:lang w:val="hi_IN" w:bidi="hi_IN"/>
+        </w:rPr>
+      </w:r>
+      <w:r>
+        <w:rPr>
+          <w:lang w:val="hi_IN" w:bidi="hi_IN"/>
+        </w:rPr>
+      </w:r>
+    </w:p>
+    <w:p>
+      <w:pPr/>
+      <w:r>
+        <w:rPr>
+          <w:lang w:val="hi_IN" w:bidi="hi_IN"/>
+        </w:rPr>
+      </w:r>
+    </w:p>
+    <w:p>
+      <w:pPr>
+        <w:pStyle w:val="Heading2"/>
+      </w:pPr>
+      <w:r>
+        <w:rPr>
+          <w:lang w:val="hi_IN" w:bidi="hi_IN"/>
+        </w:rPr>
+        <w:t>ओज़िएल</w:t>
+      </w:r>
+      <w:r>
+        <w:rPr>
+          <w:lang w:val="hi_IN" w:bidi="hi_IN"/>
+        </w:rPr>
+      </w:r>
+    </w:p>
+    <w:p>
+      <w:pPr/>
+      <w:r>
+        <w:rPr>
+          <w:lang w:val="hi_IN" w:bidi="hi_IN"/>
+        </w:rPr>
+      </w:r>
+      <w:r>
+        <w:rPr>
+          <w:lang w:val="hi_IN" w:bidi="hi_IN"/>
+        </w:rPr>
+        <w:t>मक्काबी काल की नायिका यूदीत की पूर्वज (</w:t>
+      </w:r>
+      <w:hyperlink r:id="rId17">
+        <w:r>
+          <w:rPr>
+            <w:lang w:val="hi_IN" w:bidi="hi_IN"/>
+          </w:rPr>
+          <w:rPr>
+            <w:color w:val="0000EE"/>
+            <w:u w:val="single"/>
+          </w:rPr>
+          <w:t>यूदी 8:1</w:t>
+        </w:r>
+      </w:hyperlink>
+      <w:r>
+        <w:rPr>
+          <w:lang w:val="hi_IN" w:bidi="hi_IN"/>
+        </w:rPr>
+        <w:t>)।</w:t>
+      </w:r>
+      <w:r>
+        <w:rPr>
+          <w:lang w:val="hi_IN" w:bidi="hi_IN"/>
+        </w:rPr>
+      </w:r>
+      <w:r>
+        <w:rPr>
+          <w:lang w:val="hi_IN" w:bidi="hi_IN"/>
+        </w:rPr>
+      </w:r>
+    </w:p>
+    <w:p>
+      <w:pPr/>
+      <w:r>
+        <w:rPr>
+          <w:lang w:val="hi_IN" w:bidi="hi_IN"/>
+        </w:rPr>
+      </w:r>
+    </w:p>
+    <w:p>
+      <w:pPr>
+        <w:pStyle w:val="Heading2"/>
+      </w:pPr>
+      <w:r>
+        <w:rPr>
+          <w:lang w:val="hi_IN" w:bidi="hi_IN"/>
+        </w:rPr>
+        <w:t>ओज़ीयाह</w:t>
+      </w:r>
+      <w:r>
+        <w:rPr>
+          <w:lang w:val="hi_IN" w:bidi="hi_IN"/>
+        </w:rPr>
+      </w:r>
+    </w:p>
+    <w:p>
+      <w:pPr>
+        <w:pStyle w:val="Heading2"/>
+      </w:pPr>
+      <w:r>
+        <w:rPr>
+          <w:lang w:val="hi_IN" w:bidi="hi_IN"/>
+        </w:rPr>
+        <w:t>ओज़ीयाह</w:t>
+      </w:r>
+    </w:p>
+    <w:p>
+      <w:pPr/>
+      <w:r>
+        <w:rPr>
+          <w:lang w:val="hi_IN" w:bidi="hi_IN"/>
+        </w:rPr>
+      </w:r>
+      <w:hyperlink r:id="rId25">
+        <w:r>
+          <w:rPr>
+            <w:lang w:val="hi_IN" w:bidi="hi_IN"/>
+          </w:rPr>
+          <w:rPr>
+            <w:color w:val="0000EE"/>
+            <w:u w:val="single"/>
+          </w:rPr>
+          <w:t xml:space="preserve"> मत्ती 1:8–9 </w:t>
+        </w:r>
+      </w:hyperlink>
+      <w:r>
+        <w:rPr>
+          <w:lang w:val="hi_IN" w:bidi="hi_IN"/>
+        </w:rPr>
+        <w:t xml:space="preserve">में यहुदा के राजा </w:t>
+      </w:r>
+      <w:r>
+        <w:rPr>
+          <w:lang w:val="hi_IN" w:bidi="hi_IN"/>
+        </w:rPr>
+        <w:t xml:space="preserve">उज्जियाह, का </w:t>
+      </w:r>
+      <w:r>
+        <w:rPr>
+          <w:lang w:val="hi_IN" w:bidi="hi_IN"/>
+        </w:rPr>
+        <w:t>किंग जेम्स संस्करण वर्तनी।</w:t>
+      </w:r>
+    </w:p>
+    <w:p>
+      <w:pPr/>
+      <w:r>
+        <w:rPr>
+          <w:lang w:val="hi_IN" w:bidi="hi_IN"/>
+        </w:rPr>
+      </w:r>
+      <w:r>
+        <w:rPr>
+          <w:i/>
+          <w:lang w:val="hi_IN" w:bidi="hi_IN"/>
+        </w:rPr>
+        <w:t>देखें</w:t>
+      </w:r>
+      <w:r>
+        <w:rPr>
+          <w:lang w:val="hi_IN" w:bidi="hi_IN"/>
+        </w:rPr>
+        <w:t xml:space="preserve"> </w:t>
+      </w:r>
+      <w:r>
+        <w:rPr>
+          <w:lang w:val="hi_IN" w:bidi="hi_IN"/>
+        </w:rPr>
+        <w:t>उज्जियाह #1</w:t>
+      </w:r>
+      <w:r>
+        <w:rPr>
+          <w:lang w:val="hi_IN" w:bidi="hi_IN"/>
+        </w:rPr>
+        <w:t>।</w:t>
+      </w:r>
+      <w:r>
+        <w:rPr>
+          <w:lang w:val="hi_IN" w:bidi="hi_IN"/>
+        </w:rPr>
+      </w:r>
+      <w:r>
+        <w:rPr>
+          <w:lang w:val="hi_IN" w:bidi="hi_IN"/>
+        </w:rPr>
+      </w:r>
+    </w:p>
+    <w:p>
+      <w:pPr/>
+      <w:r>
+        <w:rPr>
+          <w:lang w:val="hi_IN" w:bidi="hi_IN"/>
+        </w:rPr>
+      </w:r>
+    </w:p>
+    <w:p>
+      <w:pPr>
+        <w:pStyle w:val="Heading2"/>
+      </w:pPr>
+      <w:r>
+        <w:rPr>
+          <w:lang w:val="hi_IN" w:bidi="hi_IN"/>
+        </w:rPr>
+        <w:t>ओझा</w:t>
+      </w:r>
+      <w:r>
+        <w:rPr>
+          <w:lang w:val="hi_IN" w:bidi="hi_IN"/>
+        </w:rPr>
+      </w:r>
+    </w:p>
+    <w:p>
+      <w:pPr/>
+      <w:r>
+        <w:rPr>
+          <w:lang w:val="hi_IN" w:bidi="hi_IN"/>
+        </w:rPr>
+      </w:r>
+      <w:r>
+        <w:rPr>
+          <w:lang w:val="hi_IN" w:bidi="hi_IN"/>
+        </w:rPr>
+        <w:t xml:space="preserve">वह व्यक्ति जो मनुष्यों और आत्मा के संसार के बीच संचार का माध्यम होता है। </w:t>
+      </w:r>
+      <w:r>
+        <w:rPr>
+          <w:i/>
+          <w:lang w:val="hi_IN" w:bidi="hi_IN"/>
+        </w:rPr>
+        <w:t>देखें</w:t>
+      </w:r>
+      <w:r>
+        <w:rPr>
+          <w:lang w:val="hi_IN" w:bidi="hi_IN"/>
+        </w:rPr>
+        <w:t xml:space="preserve"> </w:t>
+      </w:r>
+      <w:r>
+        <w:rPr>
+          <w:lang w:val="hi_IN" w:bidi="hi_IN"/>
+        </w:rPr>
+        <w:t>जादू</w:t>
+      </w:r>
+      <w:r>
+        <w:rPr>
+          <w:lang w:val="hi_IN" w:bidi="hi_IN"/>
+        </w:rPr>
+        <w:t xml:space="preserve">; </w:t>
+      </w:r>
+      <w:r>
+        <w:rPr>
+          <w:lang w:val="hi_IN" w:bidi="hi_IN"/>
+        </w:rPr>
+        <w:t>जादूगर, जादू-टोना</w:t>
+      </w:r>
+      <w:r>
+        <w:rPr>
+          <w:lang w:val="hi_IN" w:bidi="hi_IN"/>
+        </w:rPr>
+        <w:t xml:space="preserve">; </w:t>
+      </w:r>
+      <w:r>
+        <w:rPr>
+          <w:lang w:val="hi_IN" w:bidi="hi_IN"/>
+        </w:rPr>
+        <w:t>मनोविज्ञान</w:t>
+      </w:r>
+      <w:r>
+        <w:rPr>
+          <w:lang w:val="hi_IN" w:bidi="hi_IN"/>
+        </w:rPr>
+        <w:t>।</w:t>
+      </w:r>
+      <w:r>
+        <w:rPr>
+          <w:lang w:val="hi_IN" w:bidi="hi_IN"/>
+        </w:rPr>
+      </w:r>
+      <w:r>
+        <w:rPr>
+          <w:lang w:val="hi_IN" w:bidi="hi_IN"/>
+        </w:rPr>
+      </w:r>
+    </w:p>
+    <w:p>
+      <w:pPr/>
+      <w:r>
+        <w:rPr>
+          <w:lang w:val="hi_IN" w:bidi="hi_IN"/>
+        </w:rPr>
+      </w:r>
+    </w:p>
+    <w:p>
+      <w:pPr>
+        <w:pStyle w:val="Heading2"/>
+      </w:pPr>
+      <w:r>
+        <w:rPr>
+          <w:lang w:val="hi_IN" w:bidi="hi_IN"/>
+        </w:rPr>
+        <w:t>ओतनी</w:t>
+      </w:r>
+      <w:r>
+        <w:rPr>
+          <w:lang w:val="hi_IN" w:bidi="hi_IN"/>
+        </w:rPr>
+      </w:r>
+    </w:p>
+    <w:p>
+      <w:pPr/>
+      <w:r>
+        <w:rPr>
+          <w:lang w:val="hi_IN" w:bidi="hi_IN"/>
+        </w:rPr>
+      </w:r>
+      <w:r>
+        <w:rPr>
+          <w:lang w:val="hi_IN" w:bidi="hi_IN"/>
+        </w:rPr>
+        <w:t>लेवियों में से शमायाह का पुत्र, जो सुलैमान के मन्दिर में एक द्वारपाल थे (</w:t>
+      </w:r>
+      <w:hyperlink r:id="rId26">
+        <w:r>
+          <w:rPr>
+            <w:lang w:val="hi_IN" w:bidi="hi_IN"/>
+          </w:rPr>
+          <w:rPr>
+            <w:color w:val="0000EE"/>
+            <w:u w:val="single"/>
+          </w:rPr>
+          <w:t>1 इति 26:7</w:t>
+        </w:r>
+      </w:hyperlink>
+      <w:r>
+        <w:rPr>
+          <w:lang w:val="hi_IN" w:bidi="hi_IN"/>
+        </w:rPr>
+        <w:t>)।</w:t>
+      </w:r>
+      <w:r>
+        <w:rPr>
+          <w:lang w:val="hi_IN" w:bidi="hi_IN"/>
+        </w:rPr>
+      </w:r>
+      <w:r>
+        <w:rPr>
+          <w:lang w:val="hi_IN" w:bidi="hi_IN"/>
+        </w:rPr>
+      </w:r>
+    </w:p>
+    <w:p>
+      <w:pPr/>
+      <w:r>
+        <w:rPr>
+          <w:lang w:val="hi_IN" w:bidi="hi_IN"/>
+        </w:rPr>
+      </w:r>
+    </w:p>
+    <w:p>
+      <w:pPr>
+        <w:pStyle w:val="Heading2"/>
+      </w:pPr>
+      <w:r>
+        <w:rPr>
+          <w:lang w:val="hi_IN" w:bidi="hi_IN"/>
+        </w:rPr>
+        <w:t>ओत्नीएल</w:t>
+      </w:r>
+      <w:r>
+        <w:rPr>
+          <w:lang w:val="hi_IN" w:bidi="hi_IN"/>
+        </w:rPr>
+      </w:r>
+    </w:p>
+    <w:p>
+      <w:pPr/>
+      <w:r>
+        <w:rPr>
+          <w:lang w:val="hi_IN" w:bidi="hi_IN"/>
+        </w:rPr>
+      </w:r>
+      <w:r>
+        <w:rPr>
+          <w:lang w:val="hi_IN" w:bidi="hi_IN"/>
+        </w:rPr>
+        <w:t xml:space="preserve">इस्राएल के न्यायी, जिन्हें </w:t>
+      </w:r>
+      <w:r>
+        <w:rPr>
+          <w:lang w:val="hi_IN" w:bidi="hi_IN"/>
+        </w:rPr>
+        <w:t>कनजी</w:t>
+      </w:r>
+      <w:r>
+        <w:rPr>
+          <w:lang w:val="hi_IN" w:bidi="hi_IN"/>
+        </w:rPr>
+        <w:t xml:space="preserve"> के पुत्र और कालेब के भतीजे (या सम्भवतः भाई) के रूप में उल्लेख किया गया है, जिन्होंने इस्राएल को कूशन रिश्आतइम के अत्याचार से छुड़ाया, और जिन्होंने पहले दबीर पर चढ़ाई करके अपनी प्रतिष्ठा स्थापित की (</w:t>
+      </w:r>
+      <w:hyperlink r:id="rId27">
+        <w:r>
+          <w:rPr>
+            <w:lang w:val="hi_IN" w:bidi="hi_IN"/>
+          </w:rPr>
+          <w:rPr>
+            <w:color w:val="0000EE"/>
+            <w:u w:val="single"/>
+          </w:rPr>
+          <w:t>यहो 15:15–17</w:t>
+        </w:r>
+      </w:hyperlink>
+      <w:r>
+        <w:rPr>
+          <w:lang w:val="hi_IN" w:bidi="hi_IN"/>
+        </w:rPr>
+        <w:t xml:space="preserve">; </w:t>
+      </w:r>
+      <w:hyperlink r:id="rId28">
+        <w:r>
+          <w:rPr>
+            <w:lang w:val="hi_IN" w:bidi="hi_IN"/>
+          </w:rPr>
+          <w:rPr>
+            <w:color w:val="0000EE"/>
+            <w:u w:val="single"/>
+          </w:rPr>
+          <w:t>न्या 1:11–13</w:t>
+        </w:r>
+      </w:hyperlink>
+      <w:r>
+        <w:rPr>
+          <w:lang w:val="hi_IN" w:bidi="hi_IN"/>
+        </w:rPr>
+        <w:t xml:space="preserve">; </w:t>
+      </w:r>
+      <w:hyperlink r:id="rId29">
+        <w:r>
+          <w:rPr>
+            <w:lang w:val="hi_IN" w:bidi="hi_IN"/>
+          </w:rPr>
+          <w:rPr>
+            <w:color w:val="0000EE"/>
+            <w:u w:val="single"/>
+          </w:rPr>
+          <w:t>3:8–11</w:t>
+        </w:r>
+      </w:hyperlink>
+      <w:r>
+        <w:rPr>
+          <w:lang w:val="hi_IN" w:bidi="hi_IN"/>
+        </w:rPr>
+        <w:t>)।</w:t>
+      </w:r>
+    </w:p>
+    <w:p>
+      <w:pPr/>
+      <w:r>
+        <w:rPr>
+          <w:lang w:val="hi_IN" w:bidi="hi_IN"/>
+        </w:rPr>
+      </w:r>
+      <w:r>
+        <w:rPr>
+          <w:lang w:val="hi_IN" w:bidi="hi_IN"/>
+        </w:rPr>
+        <w:t>कालेब के आग्रह पर (जो कोई दबीर को जीत सके, उसे अपनी बेटी अकसा देने का वादा करते हुए), ओत्नीएल ने किर्यत्सेपेर (दबीर) को जीता और अकसा को अपनी पत्नी के रूप में स्वीकार किया। जब कालेब ने उन्हें और उनकी भूमि को भेंट के रूप में दिया, तो अकसा ने एक जल के सोते माँगे और उन्हें ऊपर के सोते, नीचे के सोते दिए गए (</w:t>
+      </w:r>
+      <w:hyperlink r:id="rId30">
+        <w:r>
+          <w:rPr>
+            <w:lang w:val="hi_IN" w:bidi="hi_IN"/>
+          </w:rPr>
+          <w:rPr>
+            <w:color w:val="0000EE"/>
+            <w:u w:val="single"/>
+          </w:rPr>
+          <w:t>यहो 15:19</w:t>
+        </w:r>
+      </w:hyperlink>
+      <w:r>
+        <w:rPr>
+          <w:lang w:val="hi_IN" w:bidi="hi_IN"/>
+        </w:rPr>
+        <w:t xml:space="preserve">; </w:t>
+      </w:r>
+      <w:hyperlink r:id="rId31">
+        <w:r>
+          <w:rPr>
+            <w:lang w:val="hi_IN" w:bidi="hi_IN"/>
+          </w:rPr>
+          <w:rPr>
+            <w:color w:val="0000EE"/>
+            <w:u w:val="single"/>
+          </w:rPr>
+          <w:t>न्या 1:15</w:t>
+        </w:r>
+      </w:hyperlink>
+      <w:r>
+        <w:rPr>
+          <w:lang w:val="hi_IN" w:bidi="hi_IN"/>
+        </w:rPr>
+        <w:t>)।</w:t>
+      </w:r>
+    </w:p>
+    <w:p>
+      <w:pPr/>
+      <w:r>
+        <w:rPr>
+          <w:lang w:val="hi_IN" w:bidi="hi_IN"/>
+        </w:rPr>
+      </w:r>
+      <w:r>
+        <w:rPr>
+          <w:lang w:val="hi_IN" w:bidi="hi_IN"/>
+        </w:rPr>
+        <w:t>बाद में, ओत्नीएल ने इस्राएलियों को अंधेर करनेवाली कूशन रिश्आतइम, मेसोपोटामिया (अरम्नहरैम) के राजा से छुड़ाया, जिनकी सेवा इस्राएलियों ने अपने पाप के कारण आठ वर्षों तक की थी (</w:t>
+      </w:r>
+      <w:hyperlink r:id="rId32">
+        <w:r>
+          <w:rPr>
+            <w:lang w:val="hi_IN" w:bidi="hi_IN"/>
+          </w:rPr>
+          <w:rPr>
+            <w:color w:val="0000EE"/>
+            <w:u w:val="single"/>
+          </w:rPr>
+          <w:t>न्या 3:7</w:t>
+        </w:r>
+      </w:hyperlink>
+      <w:r>
+        <w:rPr>
+          <w:lang w:val="hi_IN" w:bidi="hi_IN"/>
+        </w:rPr>
+        <w:t xml:space="preserve">)। जब लोगों ने सहायता के लिये पुकारा, तब यहोवा ने ओत्नीएल को खड़ा किया। उन्हें छुड़ाते हुए, उस व्यक्ति के रूप में वर्णित किया गया जिन पर "यहोवा का आत्मा समाया" (वचन </w:t>
+      </w:r>
+      <w:hyperlink r:id="rId33">
+        <w:r>
+          <w:rPr>
+            <w:lang w:val="hi_IN" w:bidi="hi_IN"/>
+          </w:rPr>
+          <w:rPr>
+            <w:color w:val="0000EE"/>
+            <w:u w:val="single"/>
+          </w:rPr>
+          <w:t>10</w:t>
+        </w:r>
+      </w:hyperlink>
+      <w:r>
+        <w:rPr>
+          <w:lang w:val="hi_IN" w:bidi="hi_IN"/>
+        </w:rPr>
+        <w:t xml:space="preserve">)। उनके न्यायी के रूप में किए गए कामों का प्रभाव एक पीढ़ी तक रहा (vv </w:t>
+      </w:r>
+      <w:hyperlink r:id="rId34">
+        <w:r>
+          <w:rPr>
+            <w:lang w:val="hi_IN" w:bidi="hi_IN"/>
+          </w:rPr>
+          <w:rPr>
+            <w:color w:val="0000EE"/>
+            <w:u w:val="single"/>
+          </w:rPr>
+          <w:t>9–11</w:t>
+        </w:r>
+      </w:hyperlink>
+      <w:r>
+        <w:rPr>
+          <w:lang w:val="hi_IN" w:bidi="hi_IN"/>
+        </w:rPr>
+        <w:t>)।</w:t>
+      </w:r>
+    </w:p>
+    <w:p>
+      <w:pPr/>
+      <w:r>
+        <w:rPr>
+          <w:lang w:val="hi_IN" w:bidi="hi_IN"/>
+        </w:rPr>
+      </w:r>
+      <w:r>
+        <w:rPr>
+          <w:i/>
+          <w:lang w:val="hi_IN" w:bidi="hi_IN"/>
+        </w:rPr>
+        <w:t>यह भी देखें</w:t>
+      </w:r>
+      <w:r>
+        <w:rPr>
+          <w:lang w:val="hi_IN" w:bidi="hi_IN"/>
+        </w:rPr>
+        <w:t xml:space="preserve"> </w:t>
+      </w:r>
+      <w:r>
+        <w:rPr>
+          <w:lang w:val="hi_IN" w:bidi="hi_IN"/>
+        </w:rPr>
+        <w:t>न्यायियों की पुस्तक</w:t>
+      </w:r>
+      <w:r>
+        <w:rPr>
+          <w:lang w:val="hi_IN" w:bidi="hi_IN"/>
+        </w:rPr>
+        <w:t>।</w:t>
+      </w:r>
+    </w:p>
+    <w:p>
+      <w:pPr/>
+      <w:r>
+        <w:rPr>
+          <w:lang w:val="hi_IN" w:bidi="hi_IN"/>
+        </w:rPr>
+      </w:r>
+      <w:r>
+        <w:rPr>
+          <w:lang w:val="hi_IN" w:bidi="hi_IN"/>
+        </w:rPr>
+      </w:r>
+      <w:r>
+        <w:rPr>
+          <w:lang w:val="hi_IN" w:bidi="hi_IN"/>
+        </w:rPr>
+      </w:r>
+    </w:p>
+    <w:p>
+      <w:pPr/>
+      <w:r>
+        <w:rPr>
+          <w:lang w:val="hi_IN" w:bidi="hi_IN"/>
+        </w:rPr>
+      </w:r>
+    </w:p>
+    <w:p>
+      <w:pPr>
+        <w:pStyle w:val="Heading2"/>
+      </w:pPr>
+      <w:r>
+        <w:rPr>
+          <w:lang w:val="hi_IN" w:bidi="hi_IN"/>
+        </w:rPr>
+        <w:t>ओन (व्यक्ति)</w:t>
+      </w:r>
+      <w:r>
+        <w:rPr>
+          <w:lang w:val="hi_IN" w:bidi="hi_IN"/>
+        </w:rPr>
+      </w:r>
+    </w:p>
+    <w:p>
+      <w:pPr/>
+      <w:r>
+        <w:rPr>
+          <w:lang w:val="hi_IN" w:bidi="hi_IN"/>
+        </w:rPr>
+      </w:r>
+      <w:r>
+        <w:rPr>
+          <w:lang w:val="hi_IN" w:bidi="hi_IN"/>
+        </w:rPr>
+        <w:t>रूबेन का वंशज, पेलेत का पुत्र, जो मूसा और हारून के खिलाफ कोरह के विद्रोह में जंगल में शामिल हुआ (</w:t>
+      </w:r>
+      <w:hyperlink r:id="rId35">
+        <w:r>
+          <w:rPr>
+            <w:lang w:val="hi_IN" w:bidi="hi_IN"/>
+          </w:rPr>
+          <w:rPr>
+            <w:color w:val="0000EE"/>
+            <w:u w:val="single"/>
+          </w:rPr>
+          <w:t>गिन 16:1</w:t>
+        </w:r>
+      </w:hyperlink>
+      <w:r>
+        <w:rPr>
+          <w:lang w:val="hi_IN" w:bidi="hi_IN"/>
+        </w:rPr>
+        <w:t>)।</w:t>
+      </w:r>
+      <w:r>
+        <w:rPr>
+          <w:lang w:val="hi_IN" w:bidi="hi_IN"/>
+        </w:rPr>
+      </w:r>
+      <w:r>
+        <w:rPr>
+          <w:lang w:val="hi_IN" w:bidi="hi_IN"/>
+        </w:rPr>
+      </w:r>
+    </w:p>
+    <w:p>
+      <w:pPr/>
+      <w:r>
+        <w:rPr>
+          <w:lang w:val="hi_IN" w:bidi="hi_IN"/>
+        </w:rPr>
+      </w:r>
+    </w:p>
+    <w:p>
+      <w:pPr>
+        <w:pStyle w:val="Heading2"/>
+      </w:pPr>
+      <w:r>
+        <w:rPr>
+          <w:lang w:val="hi_IN" w:bidi="hi_IN"/>
+        </w:rPr>
+        <w:t>ओन (स्थान)</w:t>
+      </w:r>
+      <w:r>
+        <w:rPr>
+          <w:lang w:val="hi_IN" w:bidi="hi_IN"/>
+        </w:rPr>
+      </w:r>
+    </w:p>
+    <w:p>
+      <w:pPr/>
+      <w:r>
+        <w:rPr>
+          <w:lang w:val="hi_IN" w:bidi="hi_IN"/>
+        </w:rPr>
+      </w:r>
+      <w:r>
+        <w:rPr>
+          <w:lang w:val="hi_IN" w:bidi="hi_IN"/>
+        </w:rPr>
+        <w:t>हेलिओपॉलिस के लिए इब्रानी नाम, जो एक मिस्री शहर था (</w:t>
+      </w:r>
+      <w:hyperlink r:id="rId36">
+        <w:r>
+          <w:rPr>
+            <w:lang w:val="hi_IN" w:bidi="hi_IN"/>
+          </w:rPr>
+          <w:rPr>
+            <w:color w:val="0000EE"/>
+            <w:u w:val="single"/>
+          </w:rPr>
+          <w:t>उत 41:45, 50</w:t>
+        </w:r>
+      </w:hyperlink>
+      <w:r>
+        <w:rPr>
+          <w:lang w:val="hi_IN" w:bidi="hi_IN"/>
+        </w:rPr>
+        <w:t xml:space="preserve">; </w:t>
+      </w:r>
+      <w:hyperlink r:id="rId37">
+        <w:r>
+          <w:rPr>
+            <w:lang w:val="hi_IN" w:bidi="hi_IN"/>
+          </w:rPr>
+          <w:rPr>
+            <w:color w:val="0000EE"/>
+            <w:u w:val="single"/>
+          </w:rPr>
+          <w:t>46:20</w:t>
+        </w:r>
+      </w:hyperlink>
+      <w:r>
+        <w:rPr>
+          <w:lang w:val="hi_IN" w:bidi="hi_IN"/>
+        </w:rPr>
+        <w:t xml:space="preserve">)। </w:t>
+      </w:r>
+      <w:r>
+        <w:rPr>
+          <w:i/>
+          <w:lang w:val="hi_IN" w:bidi="hi_IN"/>
+        </w:rPr>
+        <w:t>देखें</w:t>
+      </w:r>
+      <w:r>
+        <w:rPr>
+          <w:lang w:val="hi_IN" w:bidi="hi_IN"/>
+        </w:rPr>
+        <w:t xml:space="preserve"> </w:t>
+      </w:r>
+      <w:r>
+        <w:rPr>
+          <w:lang w:val="hi_IN" w:bidi="hi_IN"/>
+        </w:rPr>
+        <w:t>Heliopolis</w:t>
+      </w:r>
+      <w:r>
+        <w:rPr>
+          <w:lang w:val="hi_IN" w:bidi="hi_IN"/>
+        </w:rPr>
+        <w:t>।</w:t>
+      </w:r>
+      <w:r>
+        <w:rPr>
+          <w:lang w:val="hi_IN" w:bidi="hi_IN"/>
+        </w:rPr>
+      </w:r>
+      <w:r>
+        <w:rPr>
+          <w:lang w:val="hi_IN" w:bidi="hi_IN"/>
+        </w:rPr>
+      </w:r>
+    </w:p>
+    <w:p>
+      <w:pPr/>
+      <w:r>
+        <w:rPr>
+          <w:lang w:val="hi_IN" w:bidi="hi_IN"/>
+        </w:rPr>
+      </w:r>
+    </w:p>
+    <w:p>
+      <w:pPr>
+        <w:pStyle w:val="Heading2"/>
+      </w:pPr>
+      <w:r>
+        <w:rPr>
+          <w:lang w:val="hi_IN" w:bidi="hi_IN"/>
+        </w:rPr>
+        <w:t>ओनान</w:t>
+      </w:r>
+      <w:r>
+        <w:rPr>
+          <w:lang w:val="hi_IN" w:bidi="hi_IN"/>
+        </w:rPr>
+      </w:r>
+    </w:p>
+    <w:p>
+      <w:pPr/>
+      <w:r>
+        <w:rPr>
+          <w:lang w:val="hi_IN" w:bidi="hi_IN"/>
+        </w:rPr>
+      </w:r>
+      <w:r>
+        <w:rPr>
+          <w:lang w:val="hi_IN" w:bidi="hi_IN"/>
+        </w:rPr>
+        <w:t>यहूदा और शूआ नाम की एक कनानी स्त्री का दूसरा पुत्र (</w:t>
+      </w:r>
+      <w:hyperlink r:id="rId38">
+        <w:r>
+          <w:rPr>
+            <w:lang w:val="hi_IN" w:bidi="hi_IN"/>
+          </w:rPr>
+          <w:rPr>
+            <w:color w:val="0000EE"/>
+            <w:u w:val="single"/>
+          </w:rPr>
+          <w:t>उत 38:4–10</w:t>
+        </w:r>
+      </w:hyperlink>
+      <w:r>
+        <w:rPr>
+          <w:lang w:val="hi_IN" w:bidi="hi_IN"/>
+        </w:rPr>
+        <w:t xml:space="preserve">; </w:t>
+      </w:r>
+      <w:hyperlink r:id="rId39">
+        <w:r>
+          <w:rPr>
+            <w:lang w:val="hi_IN" w:bidi="hi_IN"/>
+          </w:rPr>
+          <w:rPr>
+            <w:color w:val="0000EE"/>
+            <w:u w:val="single"/>
+          </w:rPr>
+          <w:t>46:12</w:t>
+        </w:r>
+      </w:hyperlink>
+      <w:r>
+        <w:rPr>
+          <w:lang w:val="hi_IN" w:bidi="hi_IN"/>
+        </w:rPr>
+        <w:t xml:space="preserve">; </w:t>
+      </w:r>
+      <w:hyperlink r:id="rId40">
+        <w:r>
+          <w:rPr>
+            <w:lang w:val="hi_IN" w:bidi="hi_IN"/>
+          </w:rPr>
+          <w:rPr>
+            <w:color w:val="0000EE"/>
+            <w:u w:val="single"/>
+          </w:rPr>
+          <w:t>गिन 26:19</w:t>
+        </w:r>
+      </w:hyperlink>
+      <w:r>
+        <w:rPr>
+          <w:lang w:val="hi_IN" w:bidi="hi_IN"/>
+        </w:rPr>
+        <w:t xml:space="preserve">; </w:t>
+      </w:r>
+      <w:hyperlink r:id="rId41">
+        <w:r>
+          <w:rPr>
+            <w:lang w:val="hi_IN" w:bidi="hi_IN"/>
+          </w:rPr>
+          <w:rPr>
+            <w:color w:val="0000EE"/>
+            <w:u w:val="single"/>
+          </w:rPr>
+          <w:t>1 इति 2:3</w:t>
+        </w:r>
+      </w:hyperlink>
+      <w:r>
+        <w:rPr>
+          <w:lang w:val="hi_IN" w:bidi="hi_IN"/>
+        </w:rPr>
+        <w:t>)। यहूदा ने उन्हें अपने मृत भाई एर की पत्नी तामार के साथ लेवीय रीती से विवाह करने के लिए मजबूर किया। एर और तामार की कोई संतान नहीं थी। ओनान ने तामार के साथ संतान उत्पन्न करने से मना कर दिया, यह जानते हुए कि वे उनके भाई की संपत्ति के उत्तराधिकारी होंगे। अपने भाई के लिए वंश बढ़ाने से ओनान के इनकार के परिणामस्वरूप, प्रभु ने उन्हें मृत्यु दंड दिया (</w:t>
+      </w:r>
+      <w:hyperlink r:id="rId42">
+        <w:r>
+          <w:rPr>
+            <w:lang w:val="hi_IN" w:bidi="hi_IN"/>
+          </w:rPr>
+          <w:rPr>
+            <w:color w:val="0000EE"/>
+            <w:u w:val="single"/>
+          </w:rPr>
+          <w:t>उत 38:8–10</w:t>
+        </w:r>
+      </w:hyperlink>
+      <w:r>
+        <w:rPr>
+          <w:lang w:val="hi_IN" w:bidi="hi_IN"/>
+        </w:rPr>
+        <w:t>)।</w:t>
+      </w:r>
+      <w:r>
+        <w:rPr>
+          <w:lang w:val="hi_IN" w:bidi="hi_IN"/>
+        </w:rPr>
+      </w:r>
+      <w:r>
+        <w:rPr>
+          <w:lang w:val="hi_IN" w:bidi="hi_IN"/>
+        </w:rPr>
+      </w:r>
+    </w:p>
+    <w:p>
+      <w:pPr/>
+      <w:r>
+        <w:rPr>
+          <w:lang w:val="hi_IN" w:bidi="hi_IN"/>
+        </w:rPr>
+      </w:r>
+    </w:p>
+    <w:p>
+      <w:pPr>
+        <w:pStyle w:val="Heading2"/>
+      </w:pPr>
+      <w:r>
+        <w:rPr>
+          <w:lang w:val="hi_IN" w:bidi="hi_IN"/>
+        </w:rPr>
+        <w:t>ओनाम</w:t>
+      </w:r>
+      <w:r>
+        <w:rPr>
+          <w:lang w:val="hi_IN" w:bidi="hi_IN"/>
+        </w:rPr>
+      </w:r>
+    </w:p>
+    <w:p>
+      <w:pPr/>
+      <w:r>
+        <w:rPr>
+          <w:lang w:val="hi_IN" w:bidi="hi_IN"/>
+        </w:rPr>
+      </w:r>
+      <w:r>
+        <w:rPr>
+          <w:lang w:val="hi_IN" w:bidi="hi_IN"/>
+        </w:rPr>
+        <w:t>1. सेईर का पोता और शोबाल का पांचवा पुत्र (</w:t>
+      </w:r>
+      <w:hyperlink r:id="rId43">
+        <w:r>
+          <w:rPr>
+            <w:lang w:val="hi_IN" w:bidi="hi_IN"/>
+          </w:rPr>
+          <w:rPr>
+            <w:color w:val="0000EE"/>
+            <w:u w:val="single"/>
+          </w:rPr>
+          <w:t>उत 36:23</w:t>
+        </w:r>
+      </w:hyperlink>
+      <w:r>
+        <w:rPr>
+          <w:lang w:val="hi_IN" w:bidi="hi_IN"/>
+        </w:rPr>
+        <w:t xml:space="preserve">; </w:t>
+      </w:r>
+      <w:hyperlink r:id="rId44">
+        <w:r>
+          <w:rPr>
+            <w:lang w:val="hi_IN" w:bidi="hi_IN"/>
+          </w:rPr>
+          <w:rPr>
+            <w:color w:val="0000EE"/>
+            <w:u w:val="single"/>
+          </w:rPr>
+          <w:t>1 इति 1:40</w:t>
+        </w:r>
+      </w:hyperlink>
+      <w:r>
+        <w:rPr>
+          <w:lang w:val="hi_IN" w:bidi="hi_IN"/>
+        </w:rPr>
+        <w:t>)।</w:t>
+      </w:r>
+    </w:p>
+    <w:p>
+      <w:pPr/>
+      <w:r>
+        <w:rPr>
+          <w:lang w:val="hi_IN" w:bidi="hi_IN"/>
+        </w:rPr>
+      </w:r>
+      <w:r>
+        <w:rPr>
+          <w:lang w:val="hi_IN" w:bidi="hi_IN"/>
+        </w:rPr>
+        <w:t>2. यरहमेल और अतारा के पुत्र, यहूदा में एक कुल का पिता (</w:t>
+      </w:r>
+      <w:hyperlink r:id="rId45">
+        <w:r>
+          <w:rPr>
+            <w:lang w:val="hi_IN" w:bidi="hi_IN"/>
+          </w:rPr>
+          <w:rPr>
+            <w:color w:val="0000EE"/>
+            <w:u w:val="single"/>
+          </w:rPr>
+          <w:t>1 इति 2:26–28</w:t>
+        </w:r>
+      </w:hyperlink>
+      <w:r>
+        <w:rPr>
+          <w:lang w:val="hi_IN" w:bidi="hi_IN"/>
+        </w:rPr>
+        <w:t xml:space="preserve">)। </w:t>
+      </w:r>
+      <w:r>
+        <w:rPr>
+          <w:lang w:val="hi_IN" w:bidi="hi_IN"/>
+        </w:rPr>
+      </w:r>
+      <w:r>
+        <w:rPr>
+          <w:lang w:val="hi_IN" w:bidi="hi_IN"/>
+        </w:rPr>
+      </w:r>
+    </w:p>
+    <w:p>
+      <w:pPr/>
+      <w:r>
+        <w:rPr>
+          <w:lang w:val="hi_IN" w:bidi="hi_IN"/>
+        </w:rPr>
+      </w:r>
+    </w:p>
+    <w:p>
+      <w:pPr>
+        <w:pStyle w:val="Heading2"/>
+      </w:pPr>
+      <w:r>
+        <w:rPr>
+          <w:lang w:val="hi_IN" w:bidi="hi_IN"/>
+        </w:rPr>
+        <w:t>ओनियस</w:t>
+      </w:r>
+      <w:r>
+        <w:rPr>
+          <w:lang w:val="hi_IN" w:bidi="hi_IN"/>
+        </w:rPr>
+      </w:r>
+    </w:p>
+    <w:p>
+      <w:pPr/>
+      <w:r>
+        <w:rPr>
+          <w:lang w:val="hi_IN" w:bidi="hi_IN"/>
+        </w:rPr>
+      </w:r>
+      <w:r>
+        <w:rPr>
+          <w:lang w:val="hi_IN" w:bidi="hi_IN"/>
+        </w:rPr>
+        <w:t>ओनियस चार महायाजकों का पारिवारिक नाम है जो अन्तरनियम काल में थे। वे सादोक के वंशज थे, जो सुलैमान के शासनकाल में महायाजक थे। उनका जीवन चौथी शताब्दी ईसा पूर्व के अन्त से लेकर दूसरी शताब्दी तक विस्तारित था। उनके समय में महायाजक का पद केवल एक धार्मिक कार्यालय नहीं था, बल्कि इसमें बड़ी राजनीतिक शक्ति भी सम्मिलित थी।</w:t>
+      </w:r>
+    </w:p>
+    <w:p>
+      <w:pPr/>
+      <w:r>
+        <w:rPr>
+          <w:lang w:val="hi_IN" w:bidi="hi_IN"/>
+        </w:rPr>
+      </w:r>
+      <w:r>
+        <w:rPr>
+          <w:lang w:val="hi_IN" w:bidi="hi_IN"/>
+        </w:rPr>
+        <w:t xml:space="preserve">ओनियस प्रथम के बारे में बहुत कम जानकारी है, सिवाय इसके कि वह यद्दू के पुत्र और उत्तराधिकारी थे, जो सिकन्दर महान (336–323 ईसा पूर्व) के समय महायाजक थे। ओनियस द्वितीय उनके पोते थे। अंततः उन्होंने अपने पिता, शमौन प्रथम, के बाद पदभार सम्भाला, जब तक कि वह पद सम्भालने के लिए पर्याप्त बड़े नहीं हो गए। जोसेफस के अनुसार, ओनियस द्वितीय मिस्र के प्टोलमी तृतीय के शासनकाल (246–221 ईसा पूर्व) में एक वृद्ध पुरुष थे। सम्भवतः ओनियस द्वितीय को ही स्पार्टा के राजा एरियस ने प्रसिद्ध पत्र भेजा था, जो </w:t>
+      </w:r>
+      <w:hyperlink r:id="rId46">
+        <w:r>
+          <w:rPr>
+            <w:lang w:val="hi_IN" w:bidi="hi_IN"/>
+          </w:rPr>
+          <w:rPr>
+            <w:color w:val="0000EE"/>
+            <w:u w:val="single"/>
+          </w:rPr>
+          <w:t>1 मक्काबीज 12:20–23</w:t>
+        </w:r>
+      </w:hyperlink>
+      <w:r>
+        <w:rPr>
+          <w:lang w:val="hi_IN" w:bidi="hi_IN"/>
+        </w:rPr>
+        <w:t xml:space="preserve"> में संरक्षित है, जिसमें दावा किया गया था कि यहूदी और स्पार्टन दोनों अब्राहम के वंशज थे। जोसेफस का दावा है कि ओनियस तृतीय प्राप्तकर्ता थे, लेकिन उनके काल में स्पार्टा के राजा एरियस की कोई सूचना नहीं है। इस समय के दौरान, यहूदिया मिस्र के नियंत्रण में था। ओनियस द्वितीय ने करों का भुगतान करने से इनकार करके अलग होने का प्रयास किया। उनके उत्तराधिकारी, शमौन द्वितीय के कार्यकाल के दौरान, फिलिस्तीन का नियंत्रण बदल गया और वह सीरिया के सेलुसिड राजाओं के अधीन हो गया।</w:t>
+      </w:r>
+    </w:p>
+    <w:p>
+      <w:pPr/>
+      <w:r>
+        <w:rPr>
+          <w:lang w:val="hi_IN" w:bidi="hi_IN"/>
+        </w:rPr>
+      </w:r>
+      <w:r>
+        <w:rPr>
+          <w:lang w:val="hi_IN" w:bidi="hi_IN"/>
+        </w:rPr>
+        <w:t>तोबियाह का शक्तिशाली परिवार ओनियाह के राजनीतिक प्रतिद्वंद्वी बन गया, विशेष रूप से शमौन के पुत्र और वारिस, ओनियस तृतीय के, जिन्होंने लगभग 180 ईसा पूर्व में उनका उत्तराधिकार किया। उनकी प्रतिद्वंद्विता में धार्मिक तनाव शामिल था, क्योंकि ओनियस पारम्परिक यहूदी धर्म के समर्थक थे, जबकि तोबियाह यूनानवाद के प्रति उदार रियायतों का प्रतिनिधित्व करते थे। शक्ति संघर्ष में ओनियस तृतीय को मिस्री समर्थक के रूप में बदनाम किया गया, जब एक सीरियाई प्रयास मन्दिर को लूटने में विफल रहा (</w:t>
+      </w:r>
+      <w:hyperlink r:id="rId47">
+        <w:r>
+          <w:rPr>
+            <w:lang w:val="hi_IN" w:bidi="hi_IN"/>
+          </w:rPr>
+          <w:rPr>
+            <w:color w:val="0000EE"/>
+            <w:u w:val="single"/>
+          </w:rPr>
+          <w:t>2 मक्का 3:4–40</w:t>
+        </w:r>
+      </w:hyperlink>
+      <w:r>
+        <w:rPr>
+          <w:lang w:val="hi_IN" w:bidi="hi_IN"/>
+        </w:rPr>
+        <w:t>)। 175 ईसा पूर्व में, जब सेलुसिड राजा एन्टीओकस चतुर्थ सिंहासन पर आए, तो उन्हें पद से हटा दिया गया और अन्ताकिया निर्वासित कर दिया गया। उनके भाई यासोन को उनके स्थान पर महायाजक नियुक्त किया गया। अंततः यासोन के स्थान पर मेनेलाउस ने पदभार सम्भाला, जिसने यासोन को हटाने के लिए सीरियाई लोगों को रिश्वत दी थी। निर्वासित ओनियस से विरोध का डर होने पर, मेनेलाउस ने उनकी हत्या की व्यवस्था की (</w:t>
+      </w:r>
+      <w:hyperlink r:id="rId48">
+        <w:r>
+          <w:rPr>
+            <w:lang w:val="hi_IN" w:bidi="hi_IN"/>
+          </w:rPr>
+          <w:rPr>
+            <w:color w:val="0000EE"/>
+            <w:u w:val="single"/>
+          </w:rPr>
+          <w:t>4:33–38</w:t>
+        </w:r>
+      </w:hyperlink>
+      <w:r>
+        <w:rPr>
+          <w:lang w:val="hi_IN" w:bidi="hi_IN"/>
+        </w:rPr>
+        <w:t>)। अंततः, सीरियाई लोगों ने मेनेलाउस को पदच्युत कर दिया।</w:t>
+      </w:r>
+    </w:p>
+    <w:p>
+      <w:pPr/>
+      <w:r>
+        <w:rPr>
+          <w:lang w:val="hi_IN" w:bidi="hi_IN"/>
+        </w:rPr>
+      </w:r>
+      <w:r>
+        <w:rPr>
+          <w:lang w:val="hi_IN" w:bidi="hi_IN"/>
+        </w:rPr>
+        <w:t>वैध उत्तराधिकारी, ओनियास चतुर्थ, ओनियस तृतीय के पुत्र, को पद ग्रहण करने से रोका गया और वे मिस्र भाग गए। मिस्र में उन्होंने लियोन्तोपुलिस में एक मन्दिर का निर्माण किया, सम्भवतः स्थानीय यहूदियों की सैन्य कॉलोनी के लिए एक निवासस्थान के रूप में, बजाय इसके कि मिस्री यहूदियों के लिए एक धार्मिक केन्द्र के रूप में, जो यरूशलेम मन्दिर का समर्थन करते रहे। यहूदियों की मिशना के अनुसार, यरूशलेम में धार्मिक अधिकारियों ने इसके बलिदानों को वैध माना लेकिन इसके (प्रामाणिक सदोकी) याजक को यरूशलेम के मन्दिर में सेवा करने की अनुमति देने से इनकार कर दिया। यह तब तक उपयोग में रहा जब तक कि रोमी सम्राट वेस्पासियन ने इसे ईस्वी 73 में बन्द नहीं करवा दिया।</w:t>
+      </w:r>
+      <w:r>
+        <w:rPr>
+          <w:lang w:val="hi_IN" w:bidi="hi_IN"/>
+        </w:rPr>
+      </w:r>
+      <w:r>
+        <w:rPr>
+          <w:lang w:val="hi_IN" w:bidi="hi_IN"/>
+        </w:rPr>
+      </w:r>
+    </w:p>
+    <w:p>
+      <w:pPr/>
+      <w:r>
+        <w:rPr>
+          <w:lang w:val="hi_IN" w:bidi="hi_IN"/>
+        </w:rPr>
+      </w:r>
+    </w:p>
+    <w:p>
+      <w:pPr>
+        <w:pStyle w:val="Heading2"/>
+      </w:pPr>
+      <w:r>
+        <w:rPr>
+          <w:lang w:val="hi_IN" w:bidi="hi_IN"/>
+        </w:rPr>
+        <w:t>ओनो</w:t>
+      </w:r>
+      <w:r>
+        <w:rPr>
+          <w:lang w:val="hi_IN" w:bidi="hi_IN"/>
+        </w:rPr>
+      </w:r>
+    </w:p>
+    <w:p>
+      <w:pPr/>
+      <w:r>
+        <w:rPr>
+          <w:lang w:val="hi_IN" w:bidi="hi_IN"/>
+        </w:rPr>
+      </w:r>
+      <w:r>
+        <w:rPr>
+          <w:lang w:val="hi_IN" w:bidi="hi_IN"/>
+        </w:rPr>
+        <w:t>बिन्यामीन का एक नगर, जिसे शामेद ने बसाया था (</w:t>
+      </w:r>
+      <w:hyperlink r:id="rId49">
+        <w:r>
+          <w:rPr>
+            <w:lang w:val="hi_IN" w:bidi="hi_IN"/>
+          </w:rPr>
+          <w:rPr>
+            <w:color w:val="0000EE"/>
+            <w:u w:val="single"/>
+          </w:rPr>
+          <w:t>1 इति 8:12</w:t>
+        </w:r>
+      </w:hyperlink>
+      <w:r>
+        <w:rPr>
+          <w:lang w:val="hi_IN" w:bidi="hi_IN"/>
+        </w:rPr>
+        <w:t>)। इसके कुछ निवासी बँधुआई के बाद जरुब्बाबेल के साथ फिलिस्तीन लौटे थे (</w:t>
+      </w:r>
+      <w:hyperlink r:id="rId50">
+        <w:r>
+          <w:rPr>
+            <w:lang w:val="hi_IN" w:bidi="hi_IN"/>
+          </w:rPr>
+          <w:rPr>
+            <w:color w:val="0000EE"/>
+            <w:u w:val="single"/>
+          </w:rPr>
+          <w:t>एज्रा 2:33</w:t>
+        </w:r>
+      </w:hyperlink>
+      <w:r>
+        <w:rPr>
+          <w:lang w:val="hi_IN" w:bidi="hi_IN"/>
+        </w:rPr>
+        <w:t xml:space="preserve">; </w:t>
+      </w:r>
+      <w:hyperlink r:id="rId51">
+        <w:r>
+          <w:rPr>
+            <w:lang w:val="hi_IN" w:bidi="hi_IN"/>
+          </w:rPr>
+          <w:rPr>
+            <w:color w:val="0000EE"/>
+            <w:u w:val="single"/>
+          </w:rPr>
+          <w:t>नहे 7:37</w:t>
+        </w:r>
+      </w:hyperlink>
+      <w:r>
+        <w:rPr>
+          <w:lang w:val="hi_IN" w:bidi="hi_IN"/>
+        </w:rPr>
+        <w:t>)। इसका स्थान विभिन्न रूप से ओनो के मैदान (</w:t>
+      </w:r>
+      <w:hyperlink r:id="rId52">
+        <w:r>
+          <w:rPr>
+            <w:lang w:val="hi_IN" w:bidi="hi_IN"/>
+          </w:rPr>
+          <w:rPr>
+            <w:color w:val="0000EE"/>
+            <w:u w:val="single"/>
+          </w:rPr>
+          <w:t>नहे 6:2</w:t>
+        </w:r>
+      </w:hyperlink>
+      <w:r>
+        <w:rPr>
+          <w:lang w:val="hi_IN" w:bidi="hi_IN"/>
+        </w:rPr>
+        <w:t>) या कारीगरों की तराई (</w:t>
+      </w:r>
+      <w:hyperlink r:id="rId53">
+        <w:r>
+          <w:rPr>
+            <w:lang w:val="hi_IN" w:bidi="hi_IN"/>
+          </w:rPr>
+          <w:rPr>
+            <w:color w:val="0000EE"/>
+            <w:u w:val="single"/>
+          </w:rPr>
+          <w:t>11:35</w:t>
+        </w:r>
+      </w:hyperlink>
+      <w:r>
+        <w:rPr>
+          <w:lang w:val="hi_IN" w:bidi="hi_IN"/>
+        </w:rPr>
+        <w:t>) के रूप में जाना जाता था। ओनो की पहचान केफ्र ‘आना के रूप में की जाती है, जो याफा से सात मील (11.3 किलोमीटर) दक्षिण-पूर्व में है।</w:t>
+      </w:r>
+    </w:p>
+    <w:p>
+      <w:pPr/>
+      <w:r>
+        <w:rPr>
+          <w:lang w:val="hi_IN" w:bidi="hi_IN"/>
+        </w:rPr>
+      </w:r>
+      <w:r>
+        <w:rPr>
+          <w:lang w:val="hi_IN" w:bidi="hi_IN"/>
+        </w:rPr>
+      </w:r>
+      <w:r>
+        <w:rPr>
+          <w:lang w:val="hi_IN" w:bidi="hi_IN"/>
+        </w:rPr>
+      </w:r>
+    </w:p>
+    <w:p>
+      <w:pPr/>
+      <w:r>
+        <w:rPr>
+          <w:lang w:val="hi_IN" w:bidi="hi_IN"/>
+        </w:rPr>
+      </w:r>
+    </w:p>
+    <w:p>
+      <w:pPr>
+        <w:pStyle w:val="Heading2"/>
+      </w:pPr>
+      <w:r>
+        <w:rPr>
+          <w:lang w:val="hi_IN" w:bidi="hi_IN"/>
+        </w:rPr>
+        <w:t>ओपीर (व्यक्ति)</w:t>
+      </w:r>
+      <w:r>
+        <w:rPr>
+          <w:lang w:val="hi_IN" w:bidi="hi_IN"/>
+        </w:rPr>
+      </w:r>
+    </w:p>
+    <w:p>
+      <w:pPr/>
+      <w:r>
+        <w:rPr>
+          <w:lang w:val="hi_IN" w:bidi="hi_IN"/>
+        </w:rPr>
+      </w:r>
+      <w:r>
+        <w:rPr>
+          <w:lang w:val="hi_IN" w:bidi="hi_IN"/>
+        </w:rPr>
+        <w:t>योक्तान का पुत्र और अरफक्षद की वंशावली के माध्यम से शेम का एक वंशज (</w:t>
+      </w:r>
+      <w:hyperlink r:id="rId54">
+        <w:r>
+          <w:rPr>
+            <w:lang w:val="hi_IN" w:bidi="hi_IN"/>
+          </w:rPr>
+          <w:rPr>
+            <w:color w:val="0000EE"/>
+            <w:u w:val="single"/>
+          </w:rPr>
+          <w:t>उत 10:29</w:t>
+        </w:r>
+      </w:hyperlink>
+      <w:r>
+        <w:rPr>
+          <w:lang w:val="hi_IN" w:bidi="hi_IN"/>
+        </w:rPr>
+        <w:t xml:space="preserve">; </w:t>
+      </w:r>
+      <w:hyperlink r:id="rId55">
+        <w:r>
+          <w:rPr>
+            <w:lang w:val="hi_IN" w:bidi="hi_IN"/>
+          </w:rPr>
+          <w:rPr>
+            <w:color w:val="0000EE"/>
+            <w:u w:val="single"/>
+          </w:rPr>
+          <w:t>1 इति 1:23</w:t>
+        </w:r>
+      </w:hyperlink>
+      <w:r>
+        <w:rPr>
+          <w:lang w:val="hi_IN" w:bidi="hi_IN"/>
+        </w:rPr>
+        <w:t>)।</w:t>
+      </w:r>
+      <w:r>
+        <w:rPr>
+          <w:lang w:val="hi_IN" w:bidi="hi_IN"/>
+        </w:rPr>
+      </w:r>
+      <w:r>
+        <w:rPr>
+          <w:lang w:val="hi_IN" w:bidi="hi_IN"/>
+        </w:rPr>
+      </w:r>
+    </w:p>
+    <w:p>
+      <w:pPr/>
+      <w:r>
+        <w:rPr>
+          <w:lang w:val="hi_IN" w:bidi="hi_IN"/>
+        </w:rPr>
+      </w:r>
+    </w:p>
+    <w:p>
+      <w:pPr>
+        <w:pStyle w:val="Heading2"/>
+      </w:pPr>
+      <w:r>
+        <w:rPr>
+          <w:lang w:val="hi_IN" w:bidi="hi_IN"/>
+        </w:rPr>
+        <w:t>ओपीर (स्थान)</w:t>
+      </w:r>
+      <w:r>
+        <w:rPr>
+          <w:lang w:val="hi_IN" w:bidi="hi_IN"/>
+        </w:rPr>
+      </w:r>
+    </w:p>
+    <w:p>
+      <w:pPr/>
+      <w:r>
+        <w:rPr>
+          <w:lang w:val="hi_IN" w:bidi="hi_IN"/>
+        </w:rPr>
+      </w:r>
+      <w:r>
+        <w:rPr>
+          <w:lang w:val="hi_IN" w:bidi="hi_IN"/>
+        </w:rPr>
+        <w:t>वह स्थान जहाँ सुलैमान ने व्यापारी जहाजों का बेड़ा भेजा ताकि सोना और सभी प्रकार के कीमती और विदेशी उत्पाद लाए जाए। ओपीर का स्थान निश्चित नहीं है; अधिकांश विद्वान इसे दक्षिण-पश्चिम अरब में स्थित मानते हैं। ओपीर नाम का एक पुरुष और उस स्थान के बीच संबंध को स्थापित कर्ता हैं जो जातियों की तालिका में योक्तान के पुत्र के रूप में अंकित हैं (</w:t>
+      </w:r>
+      <w:hyperlink r:id="rId54">
+        <w:r>
+          <w:rPr>
+            <w:lang w:val="hi_IN" w:bidi="hi_IN"/>
+          </w:rPr>
+          <w:rPr>
+            <w:color w:val="0000EE"/>
+            <w:u w:val="single"/>
+          </w:rPr>
+          <w:t>उत 10:29</w:t>
+        </w:r>
+      </w:hyperlink>
+      <w:r>
+        <w:rPr>
+          <w:lang w:val="hi_IN" w:bidi="hi_IN"/>
+        </w:rPr>
+        <w:t xml:space="preserve">; पुष्टि करें </w:t>
+      </w:r>
+      <w:hyperlink r:id="rId55">
+        <w:r>
+          <w:rPr>
+            <w:lang w:val="hi_IN" w:bidi="hi_IN"/>
+          </w:rPr>
+          <w:rPr>
+            <w:color w:val="0000EE"/>
+            <w:u w:val="single"/>
+          </w:rPr>
+          <w:t>1 इति 1:23</w:t>
+        </w:r>
+      </w:hyperlink>
+      <w:r>
+        <w:rPr>
+          <w:lang w:val="hi_IN" w:bidi="hi_IN"/>
+        </w:rPr>
+        <w:t>), जो शेम का एक वंशज है। योक्तान और उनके पुत्रों के नाम अरब के दक्षिणी और पश्चिमी भागों से जुड़े हुए हैं।</w:t>
+      </w:r>
+    </w:p>
+    <w:p>
+      <w:pPr/>
+      <w:r>
+        <w:rPr>
+          <w:lang w:val="hi_IN" w:bidi="hi_IN"/>
+        </w:rPr>
+      </w:r>
+      <w:hyperlink r:id="rId56">
+        <w:r>
+          <w:rPr>
+            <w:lang w:val="hi_IN" w:bidi="hi_IN"/>
+          </w:rPr>
+          <w:rPr>
+            <w:color w:val="0000EE"/>
+            <w:u w:val="single"/>
+          </w:rPr>
+          <w:t>पहला राजा 9:26–28</w:t>
+        </w:r>
+      </w:hyperlink>
+      <w:r>
+        <w:rPr>
+          <w:lang w:val="hi_IN" w:bidi="hi_IN"/>
+        </w:rPr>
+        <w:t xml:space="preserve"> बताता है कि सुलैमान ने एस्योनगेबेर में व्यापारिक जहाजों का एक बेड़ा बनाया, जो एलोत के पास </w:t>
+      </w:r>
+      <w:r>
+        <w:rPr>
+          <w:lang w:val="hi_IN" w:bidi="hi_IN"/>
+        </w:rPr>
+        <w:t>लाल समुद्र के किनारे</w:t>
+      </w:r>
+      <w:r>
+        <w:rPr>
+          <w:lang w:val="hi_IN" w:bidi="hi_IN"/>
+        </w:rPr>
+        <w:t xml:space="preserve"> था। सोर के राजा हीराम ने सुलैमान के लोगों के साथ जाने के लिए नाविक प्रदान किए। यह अभियान सुलैमान के लिए 420 किलोग्राम सोना लेकर लौटा। </w:t>
+      </w:r>
+      <w:hyperlink r:id="rId57">
+        <w:r>
+          <w:rPr>
+            <w:lang w:val="hi_IN" w:bidi="hi_IN"/>
+          </w:rPr>
+          <w:rPr>
+            <w:color w:val="0000EE"/>
+            <w:u w:val="single"/>
+          </w:rPr>
+          <w:t>पहला राजा 10:11</w:t>
+        </w:r>
+      </w:hyperlink>
+      <w:r>
+        <w:rPr>
+          <w:lang w:val="hi_IN" w:bidi="hi_IN"/>
+        </w:rPr>
+        <w:t xml:space="preserve"> में व्याख्या की गए हैं कि कैसे हीराम के बेड़े ने ओपीर से बड़ी मात्रा में </w:t>
+      </w:r>
+      <w:r>
+        <w:rPr>
+          <w:lang w:val="hi_IN" w:bidi="hi_IN"/>
+        </w:rPr>
+        <w:t>चन्दन की लकड़ी और कीमती पत्थर भी लाए</w:t>
+      </w:r>
+      <w:r>
+        <w:rPr>
+          <w:lang w:val="hi_IN" w:bidi="hi_IN"/>
+        </w:rPr>
+        <w:t>।</w:t>
+      </w:r>
+    </w:p>
+    <w:p>
+      <w:pPr/>
+      <w:r>
+        <w:rPr>
+          <w:lang w:val="hi_IN" w:bidi="hi_IN"/>
+        </w:rPr>
+      </w:r>
+      <w:r>
+        <w:rPr>
+          <w:lang w:val="hi_IN" w:bidi="hi_IN"/>
+        </w:rPr>
+        <w:t xml:space="preserve">बाद में, यहोशापात ने ओपीर से सोना लाने के उद्देश्य से “तर्शीश के जहाज” बनाए, लेकिन जहाज एस्योनगेबेर में टूट गए। फिर अहाब के पुत्र अहज्याह ने इस्राएल के अपने लोगों को यहूदा के नाविकों के साथ भेजने का प्रस्ताव दिया, लेकिन यहोशापात ने मना कर दिया (देखें </w:t>
+      </w:r>
+      <w:hyperlink r:id="rId58">
+        <w:r>
+          <w:rPr>
+            <w:lang w:val="hi_IN" w:bidi="hi_IN"/>
+          </w:rPr>
+          <w:rPr>
+            <w:color w:val="0000EE"/>
+            <w:u w:val="single"/>
+          </w:rPr>
+          <w:t>1 रा 22:48–49</w:t>
+        </w:r>
+      </w:hyperlink>
+      <w:r>
+        <w:rPr>
+          <w:lang w:val="hi_IN" w:bidi="hi_IN"/>
+        </w:rPr>
+        <w:t>).</w:t>
+      </w:r>
+    </w:p>
+    <w:p>
+      <w:pPr/>
+      <w:r>
+        <w:rPr>
+          <w:lang w:val="hi_IN" w:bidi="hi_IN"/>
+        </w:rPr>
+      </w:r>
+      <w:r>
+        <w:rPr>
+          <w:lang w:val="hi_IN" w:bidi="hi_IN"/>
+        </w:rPr>
+        <w:t>ओपीर का प्रमुख उत्पाद खरा सोना था। एलीपज टिप्पणी करते हैं कि परमेश्वर को हमारा सोना होना चाहिए, न कि ओपीर का सोना (</w:t>
+      </w:r>
+      <w:hyperlink r:id="rId59">
+        <w:r>
+          <w:rPr>
+            <w:lang w:val="hi_IN" w:bidi="hi_IN"/>
+          </w:rPr>
+          <w:rPr>
+            <w:color w:val="0000EE"/>
+            <w:u w:val="single"/>
+          </w:rPr>
+          <w:t>अय्यू 22:24</w:t>
+        </w:r>
+      </w:hyperlink>
+      <w:r>
+        <w:rPr>
+          <w:lang w:val="hi_IN" w:bidi="hi_IN"/>
+        </w:rPr>
+        <w:t>)। स्वयं अय्यूब घोषित करते हैं कि बुद्धि ओपीर के सभी सोने से कहीं अधिक मूल्यवान है (</w:t>
+      </w:r>
+      <w:hyperlink r:id="rId60">
+        <w:r>
+          <w:rPr>
+            <w:lang w:val="hi_IN" w:bidi="hi_IN"/>
+          </w:rPr>
+          <w:rPr>
+            <w:color w:val="0000EE"/>
+            <w:u w:val="single"/>
+          </w:rPr>
+          <w:t>28:16</w:t>
+        </w:r>
+      </w:hyperlink>
+      <w:r>
+        <w:rPr>
+          <w:lang w:val="hi_IN" w:bidi="hi_IN"/>
+        </w:rPr>
+        <w:t xml:space="preserve">)। राजा की महिमा का वर्णन करते हुए, भजनकार अपने दाहिने हाथ पर ओपीर के खरे सोने के आभूषण </w:t>
+      </w:r>
+      <w:r>
+        <w:rPr>
+          <w:lang w:val="hi_IN" w:bidi="hi_IN"/>
+        </w:rPr>
+        <w:t>से विभूषित</w:t>
+      </w:r>
+      <w:r>
+        <w:rPr>
+          <w:lang w:val="hi_IN" w:bidi="hi_IN"/>
+        </w:rPr>
+        <w:t xml:space="preserve"> रानी का वर्णन करते हैं (</w:t>
+      </w:r>
+      <w:hyperlink r:id="rId61">
+        <w:r>
+          <w:rPr>
+            <w:lang w:val="hi_IN" w:bidi="hi_IN"/>
+          </w:rPr>
+          <w:rPr>
+            <w:color w:val="0000EE"/>
+            <w:u w:val="single"/>
+          </w:rPr>
+          <w:t>भज 45:9</w:t>
+        </w:r>
+      </w:hyperlink>
+      <w:r>
+        <w:rPr>
+          <w:lang w:val="hi_IN" w:bidi="hi_IN"/>
+        </w:rPr>
+        <w:t>)।</w:t>
+      </w:r>
+    </w:p>
+    <w:p>
+      <w:pPr/>
+      <w:r>
+        <w:rPr>
+          <w:lang w:val="hi_IN" w:bidi="hi_IN"/>
+        </w:rPr>
+      </w:r>
+      <w:r>
+        <w:rPr>
+          <w:lang w:val="hi_IN" w:bidi="hi_IN"/>
+        </w:rPr>
+        <w:t>कुछ लोग सुझाव देते हैं कि तर्शीश के जहाज़ों का उल्लेख (</w:t>
+      </w:r>
+      <w:hyperlink r:id="rId62">
+        <w:r>
+          <w:rPr>
+            <w:lang w:val="hi_IN" w:bidi="hi_IN"/>
+          </w:rPr>
+          <w:rPr>
+            <w:color w:val="0000EE"/>
+            <w:u w:val="single"/>
+          </w:rPr>
+          <w:t>1 रा 10:22</w:t>
+        </w:r>
+      </w:hyperlink>
+      <w:r>
+        <w:rPr>
+          <w:lang w:val="hi_IN" w:bidi="hi_IN"/>
+        </w:rPr>
+        <w:t>) में उन जहाज़ों के रूप में किया गया है जो ओपीर जाते थे और हर तीन साल में सोना, चाँदी, हाथी दाँत, बंदर और मोर लेकर लौटते थे। व्यापारी कुछ उत्पाद भारत जितनी दूर देशों से, ओपीर के बंदरगाहों तक लाते थे, जहाँ सुलैमान के प्रतिनिधि उन्हें खरीदते थे।</w:t>
+      </w:r>
+      <w:r>
+        <w:rPr>
+          <w:lang w:val="hi_IN" w:bidi="hi_IN"/>
+        </w:rPr>
+      </w:r>
+      <w:r>
+        <w:rPr>
+          <w:lang w:val="hi_IN" w:bidi="hi_IN"/>
+        </w:rPr>
+      </w:r>
+    </w:p>
+    <w:p>
+      <w:pPr/>
+      <w:r>
+        <w:rPr>
+          <w:lang w:val="hi_IN" w:bidi="hi_IN"/>
+        </w:rPr>
+      </w:r>
+    </w:p>
+    <w:p>
+      <w:pPr>
+        <w:pStyle w:val="Heading2"/>
+      </w:pPr>
+      <w:r>
+        <w:rPr>
+          <w:lang w:val="hi_IN" w:bidi="hi_IN"/>
+        </w:rPr>
+        <w:t>ओपेल</w:t>
+      </w:r>
+      <w:r>
+        <w:rPr>
+          <w:lang w:val="hi_IN" w:bidi="hi_IN"/>
+        </w:rPr>
+      </w:r>
+    </w:p>
+    <w:p>
+      <w:pPr/>
+      <w:r>
+        <w:rPr>
+          <w:lang w:val="hi_IN" w:bidi="hi_IN"/>
+        </w:rPr>
+      </w:r>
+      <w:r>
+        <w:rPr>
+          <w:lang w:val="hi_IN" w:bidi="hi_IN"/>
+        </w:rPr>
+        <w:t>1. सामरिया में वह पहाड़ी या टीला जहाँ एलीशा का घर स्थित था (</w:t>
+      </w:r>
+      <w:hyperlink r:id="rId63">
+        <w:r>
+          <w:rPr>
+            <w:lang w:val="hi_IN" w:bidi="hi_IN"/>
+          </w:rPr>
+          <w:rPr>
+            <w:color w:val="0000EE"/>
+            <w:u w:val="single"/>
+          </w:rPr>
+          <w:t>2 रा 5:24</w:t>
+        </w:r>
+      </w:hyperlink>
+      <w:r>
+        <w:rPr>
+          <w:lang w:val="hi_IN" w:bidi="hi_IN"/>
+        </w:rPr>
+        <w:t>)।</w:t>
+      </w:r>
+    </w:p>
+    <w:p>
+      <w:pPr/>
+      <w:r>
+        <w:rPr>
+          <w:lang w:val="hi_IN" w:bidi="hi_IN"/>
+        </w:rPr>
+      </w:r>
+      <w:r>
+        <w:rPr>
+          <w:lang w:val="hi_IN" w:bidi="hi_IN"/>
+        </w:rPr>
+        <w:t>2. प्राचीन यरूशलेम के दक्षिण-पूर्वी हिस्से में किद्रोन घाटी के ऊपर स्थित शहरपनाह, जिसे योताम (</w:t>
+      </w:r>
+      <w:hyperlink r:id="rId64">
+        <w:r>
+          <w:rPr>
+            <w:lang w:val="hi_IN" w:bidi="hi_IN"/>
+          </w:rPr>
+          <w:rPr>
+            <w:color w:val="0000EE"/>
+            <w:u w:val="single"/>
+          </w:rPr>
+          <w:t>2 इति 27:3</w:t>
+        </w:r>
+      </w:hyperlink>
+      <w:r>
+        <w:rPr>
+          <w:lang w:val="hi_IN" w:bidi="hi_IN"/>
+        </w:rPr>
+        <w:t>) और मनश्शे (</w:t>
+      </w:r>
+      <w:hyperlink r:id="rId65">
+        <w:r>
+          <w:rPr>
+            <w:lang w:val="hi_IN" w:bidi="hi_IN"/>
+          </w:rPr>
+          <w:rPr>
+            <w:color w:val="0000EE"/>
+            <w:u w:val="single"/>
+          </w:rPr>
+          <w:t>33:14</w:t>
+        </w:r>
+      </w:hyperlink>
+      <w:r>
+        <w:rPr>
+          <w:lang w:val="hi_IN" w:bidi="hi_IN"/>
+        </w:rPr>
+        <w:t>) द्वारा स्थिर किया गया था। यशायाह ने परमेश्वर के न्याय के समय यरूशलेम पर इस गढ़ के विनाश का वर्णन किया (</w:t>
+      </w:r>
+      <w:hyperlink r:id="rId66">
+        <w:r>
+          <w:rPr>
+            <w:lang w:val="hi_IN" w:bidi="hi_IN"/>
+          </w:rPr>
+          <w:rPr>
+            <w:color w:val="0000EE"/>
+            <w:u w:val="single"/>
+          </w:rPr>
+          <w:t>यशा 32:14</w:t>
+        </w:r>
+      </w:hyperlink>
+      <w:r>
+        <w:rPr>
+          <w:lang w:val="hi_IN" w:bidi="hi_IN"/>
+        </w:rPr>
+        <w:t>)। बँधुआई के बाद, मन्दिर के सेवक वहाँ रहते थे और उसकी दीवारों की मरम्मत करते थे (</w:t>
+      </w:r>
+      <w:hyperlink r:id="rId67">
+        <w:r>
+          <w:rPr>
+            <w:lang w:val="hi_IN" w:bidi="hi_IN"/>
+          </w:rPr>
+          <w:rPr>
+            <w:color w:val="0000EE"/>
+            <w:u w:val="single"/>
+          </w:rPr>
+          <w:t>नहे 3:26–27</w:t>
+        </w:r>
+      </w:hyperlink>
+      <w:r>
+        <w:rPr>
+          <w:lang w:val="hi_IN" w:bidi="hi_IN"/>
+        </w:rPr>
+        <w:t xml:space="preserve">; </w:t>
+      </w:r>
+      <w:hyperlink r:id="rId68">
+        <w:r>
+          <w:rPr>
+            <w:lang w:val="hi_IN" w:bidi="hi_IN"/>
+          </w:rPr>
+          <w:rPr>
+            <w:color w:val="0000EE"/>
+            <w:u w:val="single"/>
+          </w:rPr>
+          <w:t>11:21</w:t>
+        </w:r>
+      </w:hyperlink>
+      <w:r>
+        <w:rPr>
+          <w:lang w:val="hi_IN" w:bidi="hi_IN"/>
+        </w:rPr>
+        <w:t>)। जोसेफस का कहना है कि यह मन्दिर के पास था। यरूशलेम में पारम्परिक स्थल पर पुरातात्विक खुदाई इस्राएली पूर्व काल से लेकर मक्काबी काल तक की शहरपनाह को प्रगट करती है।</w:t>
+      </w:r>
+    </w:p>
+    <w:p>
+      <w:pPr/>
+      <w:r>
+        <w:rPr>
+          <w:lang w:val="hi_IN" w:bidi="hi_IN"/>
+        </w:rPr>
+      </w:r>
+      <w:r>
+        <w:rPr>
+          <w:lang w:val="hi_IN" w:bidi="hi_IN"/>
+        </w:rPr>
+      </w:r>
+      <w:r>
+        <w:rPr>
+          <w:lang w:val="hi_IN" w:bidi="hi_IN"/>
+        </w:rPr>
+      </w:r>
+    </w:p>
+    <w:p>
+      <w:pPr/>
+      <w:r>
+        <w:rPr>
+          <w:lang w:val="hi_IN" w:bidi="hi_IN"/>
+        </w:rPr>
+      </w:r>
+    </w:p>
+    <w:p>
+      <w:pPr>
+        <w:pStyle w:val="Heading2"/>
+      </w:pPr>
+      <w:r>
+        <w:rPr>
+          <w:lang w:val="hi_IN" w:bidi="hi_IN"/>
+        </w:rPr>
+        <w:t>ओप्रा (व्यक्ति)</w:t>
+      </w:r>
+      <w:r>
+        <w:rPr>
+          <w:lang w:val="hi_IN" w:bidi="hi_IN"/>
+        </w:rPr>
+      </w:r>
+    </w:p>
+    <w:p>
+      <w:pPr/>
+      <w:r>
+        <w:rPr>
+          <w:lang w:val="hi_IN" w:bidi="hi_IN"/>
+        </w:rPr>
+      </w:r>
+      <w:r>
+        <w:rPr>
+          <w:lang w:val="hi_IN" w:bidi="hi_IN"/>
+        </w:rPr>
+        <w:t>यहूदा के गोत्र से मोनोतै का पुत्र (</w:t>
+      </w:r>
+      <w:hyperlink r:id="rId69">
+        <w:r>
+          <w:rPr>
+            <w:lang w:val="hi_IN" w:bidi="hi_IN"/>
+          </w:rPr>
+          <w:rPr>
+            <w:color w:val="0000EE"/>
+            <w:u w:val="single"/>
+          </w:rPr>
+          <w:t>1 इति 4:14</w:t>
+        </w:r>
+      </w:hyperlink>
+      <w:r>
+        <w:rPr>
+          <w:lang w:val="hi_IN" w:bidi="hi_IN"/>
+        </w:rPr>
+        <w:t>)।</w:t>
+      </w:r>
+      <w:r>
+        <w:rPr>
+          <w:lang w:val="hi_IN" w:bidi="hi_IN"/>
+        </w:rPr>
+      </w:r>
+      <w:r>
+        <w:rPr>
+          <w:lang w:val="hi_IN" w:bidi="hi_IN"/>
+        </w:rPr>
+      </w:r>
+    </w:p>
+    <w:p>
+      <w:pPr/>
+      <w:r>
+        <w:rPr>
+          <w:lang w:val="hi_IN" w:bidi="hi_IN"/>
+        </w:rPr>
+      </w:r>
+    </w:p>
+    <w:p>
+      <w:pPr>
+        <w:pStyle w:val="Heading2"/>
+      </w:pPr>
+      <w:r>
+        <w:rPr>
+          <w:lang w:val="hi_IN" w:bidi="hi_IN"/>
+        </w:rPr>
+        <w:t>ओप्रा (स्थान)</w:t>
+      </w:r>
+      <w:r>
+        <w:rPr>
+          <w:lang w:val="hi_IN" w:bidi="hi_IN"/>
+        </w:rPr>
+      </w:r>
+    </w:p>
+    <w:p>
+      <w:pPr/>
+      <w:r>
+        <w:rPr>
+          <w:lang w:val="hi_IN" w:bidi="hi_IN"/>
+        </w:rPr>
+      </w:r>
+      <w:r>
+        <w:rPr>
+          <w:lang w:val="hi_IN" w:bidi="hi_IN"/>
+        </w:rPr>
+        <w:t>1. बिन्यामीन में एक शहर, संभवतः एप्रैम के समान (</w:t>
+      </w:r>
+      <w:hyperlink r:id="rId70">
+        <w:r>
+          <w:rPr>
+            <w:lang w:val="hi_IN" w:bidi="hi_IN"/>
+          </w:rPr>
+          <w:rPr>
+            <w:color w:val="0000EE"/>
+            <w:u w:val="single"/>
+          </w:rPr>
+          <w:t>2 शमू 13:23</w:t>
+        </w:r>
+      </w:hyperlink>
+      <w:r>
+        <w:rPr>
+          <w:lang w:val="hi_IN" w:bidi="hi_IN"/>
+        </w:rPr>
+        <w:t xml:space="preserve">; </w:t>
+      </w:r>
+      <w:hyperlink r:id="rId71">
+        <w:r>
+          <w:rPr>
+            <w:lang w:val="hi_IN" w:bidi="hi_IN"/>
+          </w:rPr>
+          <w:rPr>
+            <w:color w:val="0000EE"/>
+            <w:u w:val="single"/>
+          </w:rPr>
+          <w:t>2 इति 13:19</w:t>
+        </w:r>
+      </w:hyperlink>
+      <w:r>
+        <w:rPr>
+          <w:lang w:val="hi_IN" w:bidi="hi_IN"/>
+        </w:rPr>
+        <w:t xml:space="preserve">, “एप्रोन”; </w:t>
+      </w:r>
+      <w:hyperlink r:id="rId72">
+        <w:r>
+          <w:rPr>
+            <w:lang w:val="hi_IN" w:bidi="hi_IN"/>
+          </w:rPr>
+          <w:rPr>
+            <w:color w:val="0000EE"/>
+            <w:u w:val="single"/>
+          </w:rPr>
+          <w:t>यूह 11:54</w:t>
+        </w:r>
+      </w:hyperlink>
+      <w:r>
+        <w:rPr>
+          <w:lang w:val="hi_IN" w:bidi="hi_IN"/>
+        </w:rPr>
+        <w:t>)। ओप्रा को आमतौर पर आधुनिक एत-तैयिबेह के साथ पहचाना जाता है, जो मिकमाश के पांच मील (8 किलोमीटर) उत्तर और बेतेल के चार मील (6.5 किलोमीटर) उत्तर-पूर्व में स्थित है।</w:t>
+      </w:r>
+    </w:p>
+    <w:p>
+      <w:pPr/>
+      <w:r>
+        <w:rPr>
+          <w:lang w:val="hi_IN" w:bidi="hi_IN"/>
+        </w:rPr>
+      </w:r>
+      <w:r>
+        <w:rPr>
+          <w:lang w:val="hi_IN" w:bidi="hi_IN"/>
+        </w:rPr>
+        <w:t>2. मनश्शे</w:t>
+      </w:r>
+      <w:r>
+        <w:rPr>
+          <w:lang w:val="hi_IN" w:bidi="hi_IN"/>
+        </w:rPr>
+        <w:t xml:space="preserve"> के क्षेत्र में स्थित एक नगर, जो गिदोन के पिता योआश अबीएजर के स्वामित्व में था और गिदोन का भी घर था </w:t>
+      </w:r>
+      <w:r>
+        <w:rPr>
+          <w:lang w:val="hi_IN" w:bidi="hi_IN"/>
+        </w:rPr>
+        <w:t>(</w:t>
+      </w:r>
+      <w:hyperlink r:id="rId73">
+        <w:r>
+          <w:rPr>
+            <w:lang w:val="hi_IN" w:bidi="hi_IN"/>
+          </w:rPr>
+          <w:rPr>
+            <w:color w:val="0000EE"/>
+            <w:u w:val="single"/>
+          </w:rPr>
+          <w:t>न्या 6:11</w:t>
+        </w:r>
+      </w:hyperlink>
+      <w:r>
+        <w:rPr>
+          <w:lang w:val="hi_IN" w:bidi="hi_IN"/>
+        </w:rPr>
+        <w:t xml:space="preserve">)। वहां स्वर्गदूत गिदोन के सामने प्रकट हुए और उन्हें मिद्यानियों से छुटकारा पाने के लिए परमेश्वर का प्रतिनिधि नियुक्त किया (पद </w:t>
+      </w:r>
+      <w:hyperlink r:id="rId74">
+        <w:r>
+          <w:rPr>
+            <w:lang w:val="hi_IN" w:bidi="hi_IN"/>
+          </w:rPr>
+          <w:rPr>
+            <w:color w:val="0000EE"/>
+            <w:u w:val="single"/>
+          </w:rPr>
+          <w:t>12–24</w:t>
+        </w:r>
+      </w:hyperlink>
+      <w:r>
+        <w:rPr>
+          <w:lang w:val="hi_IN" w:bidi="hi_IN"/>
+        </w:rPr>
+        <w:t xml:space="preserve">)। </w:t>
+      </w:r>
+      <w:r>
+        <w:rPr>
+          <w:lang w:val="hi_IN" w:bidi="hi_IN"/>
+        </w:rPr>
+        <w:t>अपनी अद्भुत विजय के बाद, गिदोन को राजा बनने के लिए नामित किया गया, लेकिन उसने इनकार कर दिया।</w:t>
+      </w:r>
+      <w:r>
+        <w:rPr>
+          <w:lang w:val="hi_IN" w:bidi="hi_IN"/>
+        </w:rPr>
+        <w:t xml:space="preserve"> अजीब तरह से, उन्होंने युद्ध की लूट से एक एपोद का निर्माण किया (</w:t>
+      </w:r>
+      <w:hyperlink r:id="rId75">
+        <w:r>
+          <w:rPr>
+            <w:lang w:val="hi_IN" w:bidi="hi_IN"/>
+          </w:rPr>
+          <w:rPr>
+            <w:color w:val="0000EE"/>
+            <w:u w:val="single"/>
+          </w:rPr>
+          <w:t>8:22–28</w:t>
+        </w:r>
+      </w:hyperlink>
+      <w:r>
+        <w:rPr>
+          <w:lang w:val="hi_IN" w:bidi="hi_IN"/>
+        </w:rPr>
+        <w:t xml:space="preserve">), जिसे इस्राएल ने पूजा। ओप्रा में मूर्ति गिदोन और उनके परिवार के लिए एक फंदा बन गया। गिदोन ओप्रा में एक वृद्ध पुरुष के रूप में मृत्यु को प्राप्त किए (पद </w:t>
+      </w:r>
+      <w:hyperlink r:id="rId76">
+        <w:r>
+          <w:rPr>
+            <w:lang w:val="hi_IN" w:bidi="hi_IN"/>
+          </w:rPr>
+          <w:rPr>
+            <w:color w:val="0000EE"/>
+            <w:u w:val="single"/>
+          </w:rPr>
+          <w:t>29–32</w:t>
+        </w:r>
+      </w:hyperlink>
+      <w:r>
+        <w:rPr>
+          <w:lang w:val="hi_IN" w:bidi="hi_IN"/>
+        </w:rPr>
+        <w:t>)। उनका पुत्र अबीमेलेक, सत्ता के लिए महत्वाकांक्षी, उसने ओप्रा में अपने 70 भाई-बहनों को मार डाला; केवल एक, योताम, बच निकला (</w:t>
+      </w:r>
+      <w:hyperlink r:id="rId77">
+        <w:r>
+          <w:rPr>
+            <w:lang w:val="hi_IN" w:bidi="hi_IN"/>
+          </w:rPr>
+          <w:rPr>
+            <w:color w:val="0000EE"/>
+            <w:u w:val="single"/>
+          </w:rPr>
+          <w:t>9:1–6</w:t>
+        </w:r>
+      </w:hyperlink>
+      <w:r>
+        <w:rPr>
+          <w:lang w:val="hi_IN" w:bidi="hi_IN"/>
+        </w:rPr>
+        <w:t>)।</w:t>
+      </w:r>
+      <w:r>
+        <w:rPr>
+          <w:lang w:val="hi_IN" w:bidi="hi_IN"/>
+        </w:rPr>
+      </w:r>
+      <w:r>
+        <w:rPr>
+          <w:lang w:val="hi_IN" w:bidi="hi_IN"/>
+        </w:rPr>
+      </w:r>
+    </w:p>
+    <w:p>
+      <w:pPr/>
+      <w:r>
+        <w:rPr>
+          <w:lang w:val="hi_IN" w:bidi="hi_IN"/>
+        </w:rPr>
+      </w:r>
+    </w:p>
+    <w:p>
+      <w:pPr>
+        <w:pStyle w:val="Heading2"/>
+      </w:pPr>
+      <w:r>
+        <w:rPr>
+          <w:lang w:val="hi_IN" w:bidi="hi_IN"/>
+        </w:rPr>
+        <w:t>ओफनी</w:t>
+      </w:r>
+      <w:r>
+        <w:rPr>
+          <w:lang w:val="hi_IN" w:bidi="hi_IN"/>
+        </w:rPr>
+      </w:r>
+    </w:p>
+    <w:p>
+      <w:pPr/>
+      <w:r>
+        <w:rPr>
+          <w:lang w:val="hi_IN" w:bidi="hi_IN"/>
+        </w:rPr>
+      </w:r>
+      <w:r>
+        <w:rPr>
+          <w:lang w:val="hi_IN" w:bidi="hi_IN"/>
+        </w:rPr>
+        <w:t>इस्राएल द्वारा फिलिस्तीन पर अधिकार करने के बाद बिन्यामीन के भाग में सौंपा गया एक गाँव (</w:t>
+      </w:r>
+      <w:hyperlink r:id="rId78">
+        <w:r>
+          <w:rPr>
+            <w:lang w:val="hi_IN" w:bidi="hi_IN"/>
+          </w:rPr>
+          <w:rPr>
+            <w:color w:val="0000EE"/>
+            <w:u w:val="single"/>
+          </w:rPr>
+          <w:t>यहो 18:24</w:t>
+        </w:r>
+      </w:hyperlink>
+      <w:r>
+        <w:rPr>
+          <w:lang w:val="hi_IN" w:bidi="hi_IN"/>
+        </w:rPr>
+        <w:t>)। इसका सटीक स्थान अज्ञात है, लेकिन कुछ प्राचीन लेखकों का सुझाव है कि यह सामरिया से यरूशलेम जाने वाले राजमार्ग पर स्थित गोफना नगर (आधुनिक जिफना) हो सकता है, जो गिबा के उत्तर में एक दिन की यात्रा की दूरी पर था। यह पहचान इस धारणा पर आधारित है कि बिन्यामीन की सीमा, उत्तरी सीमा पर स्थित बेतेल के पास उत्तर की ओर मुड़ती थी। आधुनिक जिफना, बेतेल के उत्तर-पश्चिम में तीन मील (4.8 किलोमीटर) की दूरी पर स्थित है।</w:t>
+      </w:r>
+    </w:p>
+    <w:p>
+      <w:pPr/>
+      <w:r>
+        <w:rPr>
+          <w:lang w:val="hi_IN" w:bidi="hi_IN"/>
+        </w:rPr>
+      </w:r>
+      <w:r>
+        <w:rPr>
+          <w:lang w:val="hi_IN" w:bidi="hi_IN"/>
+        </w:rPr>
+      </w:r>
+      <w:r>
+        <w:rPr>
+          <w:lang w:val="hi_IN" w:bidi="hi_IN"/>
+        </w:rPr>
+      </w:r>
+    </w:p>
+    <w:p>
+      <w:pPr/>
+      <w:r>
+        <w:rPr>
+          <w:lang w:val="hi_IN" w:bidi="hi_IN"/>
+        </w:rPr>
+      </w:r>
+    </w:p>
+    <w:p>
+      <w:pPr>
+        <w:pStyle w:val="Heading2"/>
+      </w:pPr>
+      <w:r>
+        <w:rPr>
+          <w:lang w:val="hi_IN" w:bidi="hi_IN"/>
+        </w:rPr>
+        <w:t>ओबद्याह की पुस्तक</w:t>
+      </w:r>
+      <w:r>
+        <w:rPr>
+          <w:lang w:val="hi_IN" w:bidi="hi_IN"/>
+        </w:rPr>
+      </w:r>
+    </w:p>
+    <w:p>
+      <w:pPr/>
+      <w:r>
+        <w:rPr>
+          <w:lang w:val="hi_IN" w:bidi="hi_IN"/>
+        </w:rPr>
+      </w:r>
+      <w:r>
+        <w:rPr>
+          <w:lang w:val="hi_IN" w:bidi="hi_IN"/>
+        </w:rPr>
+        <w:t>छोटे भविष्यद्वक्ताओं की चौथी पुस्तक; पुराने नियम की सबसे छोटी पुस्तक।</w:t>
+      </w:r>
+    </w:p>
+    <w:p>
+      <w:pPr/>
+      <w:r>
+        <w:rPr>
+          <w:lang w:val="hi_IN" w:bidi="hi_IN"/>
+        </w:rPr>
+      </w:r>
+      <w:r>
+        <w:rPr>
+          <w:lang w:val="hi_IN" w:bidi="hi_IN"/>
+        </w:rPr>
+        <w:t>समीक्षा</w:t>
+      </w:r>
+    </w:p>
+    <w:p>
+      <w:pPr/>
+      <w:r>
+        <w:rPr>
+          <w:lang w:val="hi_IN" w:bidi="hi_IN"/>
+        </w:rPr>
+      </w:r>
+      <w:r>
+        <w:rPr>
+          <w:lang w:val="hi_IN" w:bidi="hi_IN"/>
+        </w:rPr>
+        <w:t>• लेखिका</w:t>
+      </w:r>
+    </w:p>
+    <w:p>
+      <w:pPr/>
+      <w:r>
+        <w:rPr>
+          <w:lang w:val="hi_IN" w:bidi="hi_IN"/>
+        </w:rPr>
+      </w:r>
+      <w:r>
+        <w:rPr>
+          <w:lang w:val="hi_IN" w:bidi="hi_IN"/>
+        </w:rPr>
+        <w:t>• पृष्ठभूमि</w:t>
+      </w:r>
+    </w:p>
+    <w:p>
+      <w:pPr/>
+      <w:r>
+        <w:rPr>
+          <w:lang w:val="hi_IN" w:bidi="hi_IN"/>
+        </w:rPr>
+      </w:r>
+      <w:r>
+        <w:rPr>
+          <w:lang w:val="hi_IN" w:bidi="hi_IN"/>
+        </w:rPr>
+        <w:t>• विषय सूची</w:t>
+      </w:r>
+    </w:p>
+    <w:p>
+      <w:pPr/>
+      <w:r>
+        <w:rPr>
+          <w:lang w:val="hi_IN" w:bidi="hi_IN"/>
+        </w:rPr>
+      </w:r>
+      <w:r>
+        <w:rPr>
+          <w:lang w:val="hi_IN" w:bidi="hi_IN"/>
+        </w:rPr>
+        <w:t>• धर्मशास्त्रीय महत्व</w:t>
+      </w:r>
+    </w:p>
+    <w:p>
+      <w:pPr>
+        <w:pStyle w:val="Heading3"/>
+      </w:pPr>
+      <w:r>
+        <w:rPr>
+          <w:lang w:val="hi_IN" w:bidi="hi_IN"/>
+        </w:rPr>
+        <w:t>लेखक</w:t>
+      </w:r>
+    </w:p>
+    <w:p>
+      <w:pPr/>
+      <w:r>
+        <w:rPr>
+          <w:lang w:val="hi_IN" w:bidi="hi_IN"/>
+        </w:rPr>
+      </w:r>
+      <w:r>
+        <w:rPr>
+          <w:lang w:val="hi_IN" w:bidi="hi_IN"/>
+        </w:rPr>
+        <w:t>ओबद्याह भविष्यद्वक्ता के बारे में व्यावहारिक रूप से कुछ भी ज्ञात नहीं है। यहाँ तक कि उनके पिता का नाम या उनका गृह क्षेत्र भी शीर्षक में नहीं दिया गया है (</w:t>
+      </w:r>
+      <w:hyperlink r:id="rId79">
+        <w:r>
+          <w:rPr>
+            <w:lang w:val="hi_IN" w:bidi="hi_IN"/>
+          </w:rPr>
+          <w:rPr>
+            <w:color w:val="0000EE"/>
+            <w:u w:val="single"/>
+          </w:rPr>
+          <w:t>ओब 1:1</w:t>
+        </w:r>
+      </w:hyperlink>
+      <w:r>
+        <w:rPr>
+          <w:lang w:val="hi_IN" w:bidi="hi_IN"/>
+        </w:rPr>
+        <w:t>)।</w:t>
+      </w:r>
+    </w:p>
+    <w:p>
+      <w:pPr>
+        <w:pStyle w:val="Heading3"/>
+      </w:pPr>
+      <w:r>
+        <w:rPr>
+          <w:lang w:val="hi_IN" w:bidi="hi_IN"/>
+        </w:rPr>
+        <w:t>पृष्ठभूमि</w:t>
+      </w:r>
+    </w:p>
+    <w:p>
+      <w:pPr/>
+      <w:r>
+        <w:rPr>
+          <w:lang w:val="hi_IN" w:bidi="hi_IN"/>
+        </w:rPr>
+      </w:r>
+      <w:r>
+        <w:rPr>
+          <w:lang w:val="hi_IN" w:bidi="hi_IN"/>
+        </w:rPr>
+        <w:t xml:space="preserve">ऐसा प्रतीत होता है कि ओबद्याह यहूदा से आए थे, क्योंकि वे एदोमियों द्वारा उनकी भूमि में की गई घुसपैठ के प्रति गहरी चिन्ता व्यक्त करते हैं यहूदा के विनाश के दिन (वचन </w:t>
+      </w:r>
+      <w:hyperlink r:id="rId80">
+        <w:r>
+          <w:rPr>
+            <w:lang w:val="hi_IN" w:bidi="hi_IN"/>
+          </w:rPr>
+          <w:rPr>
+            <w:color w:val="0000EE"/>
+            <w:u w:val="single"/>
+          </w:rPr>
+          <w:t>12</w:t>
+        </w:r>
+      </w:hyperlink>
+      <w:r>
+        <w:rPr>
+          <w:lang w:val="hi_IN" w:bidi="hi_IN"/>
+        </w:rPr>
+        <w:t>)। उन्होंने सम्भवतः एदोम के बारे में अपना दर्शन यरूशलेम के पतन और 586 ईसा पूर्व में नबूकदनेस्सर द्वारा यहूदा के विनाश से ठीक पहले किया था। नबूकदनेस्सर ने 582 ईसा पूर्व में एदोम पर आक्रमण किया हो सकता है, हालांकि ऐसे आक्रमण का कोई निश्चित सन्दर्भ मौजूद नहीं है। बाबेली राजा नबोनिदुस कई वर्षों तक तैमा में रहे, और अकाबा की खाड़ी के पास स्थित टेल एल खलीफेह का नगर सदी की शुरुआत में फला-फूला। हालांकि, एदोम छठी सदी ईसा पूर्व में अपने व्यापारिक साझेदारों अरब और दक्षिण से, जैसे तैमा और ददान से हस्तक्षेप के कारण पतन के दौर में प्रवेश कर गया।</w:t>
+      </w:r>
+    </w:p>
+    <w:p>
+      <w:pPr>
+        <w:pStyle w:val="Heading3"/>
+      </w:pPr>
+      <w:r>
+        <w:rPr>
+          <w:lang w:val="hi_IN" w:bidi="hi_IN"/>
+        </w:rPr>
+        <w:t>विषय सूची</w:t>
+      </w:r>
+    </w:p>
+    <w:p>
+      <w:pPr/>
+      <w:r>
+        <w:rPr>
+          <w:lang w:val="hi_IN" w:bidi="hi_IN"/>
+        </w:rPr>
+      </w:r>
+      <w:r>
+        <w:rPr>
+          <w:lang w:val="hi_IN" w:bidi="hi_IN"/>
+        </w:rPr>
+        <w:t xml:space="preserve">एदोम का पतन भविष्यद्वक्ता द्वारा घोषित किया गया है (वचन </w:t>
+      </w:r>
+      <w:hyperlink r:id="rId81">
+        <w:r>
+          <w:rPr>
+            <w:lang w:val="hi_IN" w:bidi="hi_IN"/>
+          </w:rPr>
+          <w:rPr>
+            <w:color w:val="0000EE"/>
+            <w:u w:val="single"/>
+          </w:rPr>
+          <w:t>1–4</w:t>
+        </w:r>
+      </w:hyperlink>
+      <w:r>
+        <w:rPr>
+          <w:lang w:val="hi_IN" w:bidi="hi_IN"/>
+        </w:rPr>
+        <w:t xml:space="preserve">)। स्पष्ट है कि पड़ोसी अरबी जनजातियों का एक गठबन्धन एदोम पर हमला करने की साजिश रच रहा था, जिससे यह सन्देश और भी महत्वपूर्ण हो गया (वचन </w:t>
+      </w:r>
+      <w:hyperlink r:id="rId79">
+        <w:r>
+          <w:rPr>
+            <w:lang w:val="hi_IN" w:bidi="hi_IN"/>
+          </w:rPr>
+          <w:rPr>
+            <w:color w:val="0000EE"/>
+            <w:u w:val="single"/>
+          </w:rPr>
+          <w:t>1</w:t>
+        </w:r>
+      </w:hyperlink>
+      <w:r>
+        <w:rPr>
+          <w:lang w:val="hi_IN" w:bidi="hi_IN"/>
+        </w:rPr>
+        <w:t>)। इन गोत्रों को यह ज्ञात नहीं था कि एदोम पर उनका योजनाबद्ध हमला ईश्वरीय योजना का हिस्सा था।</w:t>
+      </w:r>
+    </w:p>
+    <w:p>
+      <w:pPr/>
+      <w:r>
+        <w:rPr>
+          <w:lang w:val="hi_IN" w:bidi="hi_IN"/>
+        </w:rPr>
+      </w:r>
+      <w:r>
+        <w:rPr>
+          <w:lang w:val="hi_IN" w:bidi="hi_IN"/>
+        </w:rPr>
+        <w:t xml:space="preserve">एदोम का विनाश घोषित किया गया है (वचन </w:t>
+      </w:r>
+      <w:hyperlink r:id="rId82">
+        <w:r>
+          <w:rPr>
+            <w:lang w:val="hi_IN" w:bidi="hi_IN"/>
+          </w:rPr>
+          <w:rPr>
+            <w:color w:val="0000EE"/>
+            <w:u w:val="single"/>
+          </w:rPr>
+          <w:t>2–9</w:t>
+        </w:r>
+      </w:hyperlink>
+      <w:r>
+        <w:rPr>
+          <w:lang w:val="hi_IN" w:bidi="hi_IN"/>
+        </w:rPr>
+        <w:t xml:space="preserve">) और इसका वास्तविक पतन वर्णित किया गया है (वचन </w:t>
+      </w:r>
+      <w:hyperlink r:id="rId83">
+        <w:r>
+          <w:rPr>
+            <w:lang w:val="hi_IN" w:bidi="hi_IN"/>
+          </w:rPr>
+          <w:rPr>
+            <w:color w:val="0000EE"/>
+            <w:u w:val="single"/>
+          </w:rPr>
+          <w:t>2–4</w:t>
+        </w:r>
+      </w:hyperlink>
+      <w:r>
+        <w:rPr>
+          <w:lang w:val="hi_IN" w:bidi="hi_IN"/>
+        </w:rPr>
+        <w:t xml:space="preserve">)। एदोम, जो ऊँचे पहाड़ों में चट्टानी गढ़ में मजबूत और सुरक्षित प्रतीत होता है (वचन </w:t>
+      </w:r>
+      <w:hyperlink r:id="rId84">
+        <w:r>
+          <w:rPr>
+            <w:lang w:val="hi_IN" w:bidi="hi_IN"/>
+          </w:rPr>
+          <w:rPr>
+            <w:color w:val="0000EE"/>
+            <w:u w:val="single"/>
+          </w:rPr>
+          <w:t>3</w:t>
+        </w:r>
+      </w:hyperlink>
+      <w:r>
+        <w:rPr>
+          <w:lang w:val="hi_IN" w:bidi="hi_IN"/>
+        </w:rPr>
+        <w:t xml:space="preserve">), नीचे लाया जाएगा (वचन </w:t>
+      </w:r>
+      <w:hyperlink r:id="rId85">
+        <w:r>
+          <w:rPr>
+            <w:lang w:val="hi_IN" w:bidi="hi_IN"/>
+          </w:rPr>
+          <w:rPr>
+            <w:color w:val="0000EE"/>
+            <w:u w:val="single"/>
+          </w:rPr>
+          <w:t>4</w:t>
+        </w:r>
+      </w:hyperlink>
+      <w:r>
+        <w:rPr>
+          <w:lang w:val="hi_IN" w:bidi="hi_IN"/>
+        </w:rPr>
+        <w:t xml:space="preserve">)। एदोम का पतन पूर्ण होगा (वचन </w:t>
+      </w:r>
+      <w:hyperlink r:id="rId86">
+        <w:r>
+          <w:rPr>
+            <w:lang w:val="hi_IN" w:bidi="hi_IN"/>
+          </w:rPr>
+          <w:rPr>
+            <w:color w:val="0000EE"/>
+            <w:u w:val="single"/>
+          </w:rPr>
+          <w:t>5–6</w:t>
+        </w:r>
+      </w:hyperlink>
+      <w:r>
+        <w:rPr>
+          <w:lang w:val="hi_IN" w:bidi="hi_IN"/>
+        </w:rPr>
+        <w:t xml:space="preserve">)। जैसे चोर और लुटेरे रात में किसी स्थान को लूटते हैं, वैसे ही एदोम को लूटा जाएगा, इसके घर और अंगूर के बागों को लूटा जाएगा। एदोम को कोई दयालु राहत नहीं मिलेगी जैसा कि कभी-कभी होता है जब लुटेरे किसी घर पर हमला करते हैं। यहाँ तक कि सहयोगी भी विश्वासघाती साबित होंगे (वचन </w:t>
+      </w:r>
+      <w:hyperlink r:id="rId87">
+        <w:r>
+          <w:rPr>
+            <w:lang w:val="hi_IN" w:bidi="hi_IN"/>
+          </w:rPr>
+          <w:rPr>
+            <w:color w:val="0000EE"/>
+            <w:u w:val="single"/>
+          </w:rPr>
+          <w:t>7</w:t>
+        </w:r>
+      </w:hyperlink>
+      <w:r>
+        <w:rPr>
+          <w:lang w:val="hi_IN" w:bidi="hi_IN"/>
+        </w:rPr>
+        <w:t xml:space="preserve">), संघी धोखा देंगे, और मेहमान जाल बिछाएँगे। आश्चर्यचकित होकर, एदोम सहज शिकार बन जाएगा। जब एदोम के विनाश का दिन आएगा, तो बुद्धिमान नष्ट हो जाएँगे (वचन </w:t>
+      </w:r>
+      <w:hyperlink r:id="rId88">
+        <w:r>
+          <w:rPr>
+            <w:lang w:val="hi_IN" w:bidi="hi_IN"/>
+          </w:rPr>
+          <w:rPr>
+            <w:color w:val="0000EE"/>
+            <w:u w:val="single"/>
+          </w:rPr>
+          <w:t>8</w:t>
+        </w:r>
+      </w:hyperlink>
+      <w:r>
+        <w:rPr>
+          <w:lang w:val="hi_IN" w:bidi="hi_IN"/>
+        </w:rPr>
+        <w:t xml:space="preserve">) और सैनिक हतोत्साहित और मारे जाएँगे (वचन </w:t>
+      </w:r>
+      <w:hyperlink r:id="rId89">
+        <w:r>
+          <w:rPr>
+            <w:lang w:val="hi_IN" w:bidi="hi_IN"/>
+          </w:rPr>
+          <w:rPr>
+            <w:color w:val="0000EE"/>
+            <w:u w:val="single"/>
+          </w:rPr>
+          <w:t>9</w:t>
+        </w:r>
+      </w:hyperlink>
+      <w:r>
+        <w:rPr>
+          <w:lang w:val="hi_IN" w:bidi="hi_IN"/>
+        </w:rPr>
+        <w:t>)।</w:t>
+      </w:r>
+    </w:p>
+    <w:p>
+      <w:pPr/>
+      <w:r>
+        <w:rPr>
+          <w:lang w:val="hi_IN" w:bidi="hi_IN"/>
+        </w:rPr>
+      </w:r>
+      <w:r>
+        <w:rPr>
+          <w:lang w:val="hi_IN" w:bidi="hi_IN"/>
+        </w:rPr>
+        <w:t xml:space="preserve">एदोम की गलतियाँ स्पष्ट रूप से बताई गई हैं (वचन </w:t>
+      </w:r>
+      <w:hyperlink r:id="rId90">
+        <w:r>
+          <w:rPr>
+            <w:lang w:val="hi_IN" w:bidi="hi_IN"/>
+          </w:rPr>
+          <w:rPr>
+            <w:color w:val="0000EE"/>
+            <w:u w:val="single"/>
+          </w:rPr>
+          <w:t>10–15</w:t>
+        </w:r>
+      </w:hyperlink>
+      <w:r>
+        <w:rPr>
+          <w:lang w:val="hi_IN" w:bidi="hi_IN"/>
+        </w:rPr>
+        <w:t>)। एदोम ने कसदियों के हमले के दिन यहूदा के प्रति दुर्भावना दिखाई। यहूदा की सहायता करने के बजाय, एदोम ने अलग रहकर यहूदा के शत्रुओं की तरह व्यवहार किया। स्थिति को और खराब करते हुए, एदोम ने यहूदा की दुर्भाग्य पर खुशी मनाई, लोगों का उपहास किया, और उनकी सम्पत्ति पर अधिकार कर लिया। एदोम ने बाबेल के साथ मिलकर यहूदा के शरणार्थियों को भागने से रोका और उन्हें यहूदा के शत्रुओं के हवाले कर दिया। ऐसे कर्म एदोम के पास लौटेंगे।</w:t>
+      </w:r>
+    </w:p>
+    <w:p>
+      <w:pPr/>
+      <w:r>
+        <w:rPr>
+          <w:lang w:val="hi_IN" w:bidi="hi_IN"/>
+        </w:rPr>
+      </w:r>
+      <w:r>
+        <w:rPr>
+          <w:lang w:val="hi_IN" w:bidi="hi_IN"/>
+        </w:rPr>
+        <w:t xml:space="preserve">प्रभु के दिन पर (वचन </w:t>
+      </w:r>
+      <w:hyperlink r:id="rId91">
+        <w:r>
+          <w:rPr>
+            <w:lang w:val="hi_IN" w:bidi="hi_IN"/>
+          </w:rPr>
+          <w:rPr>
+            <w:color w:val="0000EE"/>
+            <w:u w:val="single"/>
+          </w:rPr>
+          <w:t>15–21</w:t>
+        </w:r>
+      </w:hyperlink>
+      <w:r>
+        <w:rPr>
+          <w:lang w:val="hi_IN" w:bidi="hi_IN"/>
+        </w:rPr>
+        <w:t>), दोषी एदोम सभी राष्ट्रों पर परमेश्वर के न्याय के व्यापक पैमाने में फंस जाएँगा। 586 ईसा पूर्व में यरूशलेम द्वारा सहन की गई विपत्ति के दिन से परे एक और दिन खड़ा था, इस्राएल के पक्ष में न्याय और प्रतिशोध का दिन।</w:t>
+      </w:r>
+    </w:p>
+    <w:p>
+      <w:pPr/>
+      <w:r>
+        <w:rPr>
+          <w:lang w:val="hi_IN" w:bidi="hi_IN"/>
+        </w:rPr>
+      </w:r>
+      <w:r>
+        <w:rPr>
+          <w:lang w:val="hi_IN" w:bidi="hi_IN"/>
+        </w:rPr>
+        <w:t xml:space="preserve">सकारात्मक रूप से, यहूदा का अवशेष (वचन </w:t>
+      </w:r>
+      <w:hyperlink r:id="rId92">
+        <w:r>
+          <w:rPr>
+            <w:lang w:val="hi_IN" w:bidi="hi_IN"/>
+          </w:rPr>
+          <w:rPr>
+            <w:color w:val="0000EE"/>
+            <w:u w:val="single"/>
+          </w:rPr>
+          <w:t>17, 21</w:t>
+        </w:r>
+      </w:hyperlink>
+      <w:r>
+        <w:rPr>
+          <w:lang w:val="hi_IN" w:bidi="hi_IN"/>
+        </w:rPr>
+        <w:t xml:space="preserve">) संरक्षित रहेगा; पवित्र स्थल, सिय्योन पर्वत, पुनर्वासित होगा; और एदोम के लोग इस्राएल के अवशेष के नियंत्रण में आ जाएँगे। आग की तरह, इस्राएल एदोम के ठूंठ को भस्म कर देगा (वचन </w:t>
+      </w:r>
+      <w:hyperlink r:id="rId93">
+        <w:r>
+          <w:rPr>
+            <w:lang w:val="hi_IN" w:bidi="hi_IN"/>
+          </w:rPr>
+          <w:rPr>
+            <w:color w:val="0000EE"/>
+            <w:u w:val="single"/>
+          </w:rPr>
+          <w:t>18</w:t>
+        </w:r>
+      </w:hyperlink>
+      <w:r>
+        <w:rPr>
+          <w:lang w:val="hi_IN" w:bidi="hi_IN"/>
+        </w:rPr>
+        <w:t xml:space="preserve">) और खोए हुए क्षेत्रों को पुनः प्राप्त करेगा (वचन </w:t>
+      </w:r>
+      <w:hyperlink r:id="rId94">
+        <w:r>
+          <w:rPr>
+            <w:lang w:val="hi_IN" w:bidi="hi_IN"/>
+          </w:rPr>
+          <w:rPr>
+            <w:color w:val="0000EE"/>
+            <w:u w:val="single"/>
+          </w:rPr>
+          <w:t>19–20</w:t>
+        </w:r>
+      </w:hyperlink>
+      <w:r>
+        <w:rPr>
+          <w:lang w:val="hi_IN" w:bidi="hi_IN"/>
+        </w:rPr>
+        <w:t>)।</w:t>
+      </w:r>
+    </w:p>
+    <w:p>
+      <w:pPr>
+        <w:pStyle w:val="Heading3"/>
+      </w:pPr>
+      <w:r>
+        <w:rPr>
+          <w:lang w:val="hi_IN" w:bidi="hi_IN"/>
+        </w:rPr>
+        <w:t>धर्मशास्त्रीय महत्व</w:t>
+      </w:r>
+    </w:p>
+    <w:p>
+      <w:pPr/>
+      <w:r>
+        <w:rPr>
+          <w:lang w:val="hi_IN" w:bidi="hi_IN"/>
+        </w:rPr>
+      </w:r>
+      <w:r>
+        <w:rPr>
+          <w:lang w:val="hi_IN" w:bidi="hi_IN"/>
+        </w:rPr>
+        <w:t>धर्मशास्त्रीय रूप से, भविष्यवाणी यहूदा की सीमित सम्प्रभुता के क्रूर आक्रमण के बीच ईश्वरीय सम्प्रभुता पर जोर देती है। इतिहास के प्रभु अपने उद्देश्यों को अतीत और वर्तमान घटनाओं के माध्यम से पूरा करते हैं। भविष्य में, वे इस्राएल के शत्रुओं पर न्याय करेंगे। सिय्योन को एक तेजस्वी देश की गर्वित राजधानी के रूप में पुनः स्थापित किया जाएगा, जो हमेशा के लिए अन्यजाति अशुद्धता से मुक्त होगा।</w:t>
+      </w:r>
+    </w:p>
+    <w:p>
+      <w:pPr/>
+      <w:r>
+        <w:rPr>
+          <w:lang w:val="hi_IN" w:bidi="hi_IN"/>
+        </w:rPr>
+      </w:r>
+      <w:r>
+        <w:rPr>
+          <w:i/>
+          <w:lang w:val="hi_IN" w:bidi="hi_IN"/>
+        </w:rPr>
+        <w:t>यह भी देखें</w:t>
+      </w:r>
+      <w:r>
+        <w:rPr>
+          <w:lang w:val="hi_IN" w:bidi="hi_IN"/>
+        </w:rPr>
+        <w:t xml:space="preserve"> </w:t>
+      </w:r>
+      <w:r>
+        <w:rPr>
+          <w:lang w:val="hi_IN" w:bidi="hi_IN"/>
+        </w:rPr>
+        <w:t>इस्राएल का इतिहास</w:t>
+      </w:r>
+      <w:r>
+        <w:rPr>
+          <w:lang w:val="hi_IN" w:bidi="hi_IN"/>
+        </w:rPr>
+        <w:t xml:space="preserve">; </w:t>
+      </w:r>
+      <w:r>
+        <w:rPr>
+          <w:lang w:val="hi_IN" w:bidi="hi_IN"/>
+        </w:rPr>
+        <w:t>भविष्यवाणी</w:t>
+      </w:r>
+      <w:r>
+        <w:rPr>
+          <w:lang w:val="hi_IN" w:bidi="hi_IN"/>
+        </w:rPr>
+        <w:t xml:space="preserve">; </w:t>
+      </w:r>
+      <w:r>
+        <w:rPr>
+          <w:lang w:val="hi_IN" w:bidi="hi_IN"/>
+        </w:rPr>
+        <w:t>भविष्यद्वक्ता, भविष्यद्वक्तिन</w:t>
+      </w:r>
+      <w:r>
+        <w:rPr>
+          <w:lang w:val="hi_IN" w:bidi="hi_IN"/>
+        </w:rPr>
+        <w:t>।</w:t>
+      </w:r>
+      <w:r>
+        <w:rPr>
+          <w:lang w:val="hi_IN" w:bidi="hi_IN"/>
+        </w:rPr>
+      </w:r>
+      <w:r>
+        <w:rPr>
+          <w:lang w:val="hi_IN" w:bidi="hi_IN"/>
+        </w:rPr>
+      </w:r>
+    </w:p>
+    <w:p>
+      <w:pPr/>
+      <w:r>
+        <w:rPr>
+          <w:lang w:val="hi_IN" w:bidi="hi_IN"/>
+        </w:rPr>
+      </w:r>
+    </w:p>
+    <w:p>
+      <w:pPr>
+        <w:pStyle w:val="Heading2"/>
+      </w:pPr>
+      <w:r>
+        <w:rPr>
+          <w:lang w:val="hi_IN" w:bidi="hi_IN"/>
+        </w:rPr>
+        <w:t>ओबद्याह (व्यक्ति)</w:t>
+      </w:r>
+      <w:r>
+        <w:rPr>
+          <w:lang w:val="hi_IN" w:bidi="hi_IN"/>
+        </w:rPr>
       </w:r>
     </w:p>
     <w:p>
@@ -562,49 +3719,43 @@
         <w:rPr>
           <w:lang w:val="hi_IN" w:bidi="hi_IN"/>
         </w:rPr>
-        <w:t xml:space="preserve">कनान (वादा की गई भूमि) की पूर्वी सीमा पर एक </w:t>
-      </w:r>
-      <w:r>
-        <w:rPr>
-          <w:lang w:val="hi_IN" w:bidi="hi_IN"/>
-        </w:rPr>
-        <w:t>नगर</w:t>
-      </w:r>
-      <w:r>
-        <w:rPr>
-          <w:lang w:val="hi_IN" w:bidi="hi_IN"/>
-        </w:rPr>
-        <w:t>, गलील सागर के उत्तर-पूर्व में (</w:t>
-      </w:r>
-      <w:hyperlink r:id="rId16">
-        <w:r>
-          <w:rPr>
-            <w:lang w:val="hi_IN" w:bidi="hi_IN"/>
-          </w:rPr>
-          <w:rPr>
-            <w:color w:val="0000EE"/>
-            <w:u w:val="single"/>
-          </w:rPr>
-          <w:t>गिन 34:11</w:t>
-        </w:r>
-      </w:hyperlink>
-      <w:r>
-        <w:rPr>
-          <w:lang w:val="hi_IN" w:bidi="hi_IN"/>
-        </w:rPr>
-        <w:t>) स्थित है। नाम का अर्थ है "कुआँ" या "</w:t>
-      </w:r>
-      <w:r>
-        <w:rPr>
-          <w:lang w:val="hi_IN" w:bidi="hi_IN"/>
-        </w:rPr>
-        <w:t>सोता</w:t>
-      </w:r>
-      <w:r>
-        <w:rPr>
-          <w:lang w:val="hi_IN" w:bidi="hi_IN"/>
-        </w:rPr>
-        <w:t>"। यह आधुनिक खिरबेत 'अय्यून हो सकता है।</w:t>
+        <w:t>अहाब के घर का राज्यपाल (</w:t>
+      </w:r>
+      <w:hyperlink r:id="rId95">
+        <w:r>
+          <w:rPr>
+            <w:lang w:val="hi_IN" w:bidi="hi_IN"/>
+          </w:rPr>
+          <w:rPr>
+            <w:color w:val="0000EE"/>
+            <w:u w:val="single"/>
+          </w:rPr>
+          <w:t>1 रा 18:3–16</w:t>
+        </w:r>
+      </w:hyperlink>
+      <w:r>
+        <w:rPr>
+          <w:lang w:val="hi_IN" w:bidi="hi_IN"/>
+        </w:rPr>
+        <w:t xml:space="preserve">)। ओबद्याह एक महत्वपूर्ण कर्मचारी थे जो राजा अहाब के घराने का दीवान था। एलिय्याह ने उनसे लम्बे अकाल के बाद भेंट की और उनसे अहाब को अपने पास लाने के लिये कहा। अहाब और ओबद्याह दोनों जल और घास की खोज कर रहे थे (वचन </w:t>
+      </w:r>
+      <w:hyperlink r:id="rId96">
+        <w:r>
+          <w:rPr>
+            <w:lang w:val="hi_IN" w:bidi="hi_IN"/>
+          </w:rPr>
+          <w:rPr>
+            <w:color w:val="0000EE"/>
+            <w:u w:val="single"/>
+          </w:rPr>
+          <w:t>5</w:t>
+        </w:r>
+      </w:hyperlink>
+      <w:r>
+        <w:rPr>
+          <w:lang w:val="hi_IN" w:bidi="hi_IN"/>
+        </w:rPr>
+        <w:t>)। यद्यपि ओबद्याह अहाब के लिये काम करते थे, वे यहोवा के प्रति विश्वासयोग्य रहे। उन्होंने 100 नबियों को गुफाओं में छिपाया और उन्हें अन्न और जल प्रदान किया।</w:t>
       </w:r>
     </w:p>
     <w:p>
@@ -622,69 +3773,25 @@
         <w:rPr>
           <w:lang w:val="hi_IN" w:bidi="hi_IN"/>
         </w:rPr>
-        <w:t>शिमोन के क्षेत्र में एक नगर। कई विद्वान विश्वास करते हैं कि यह एन्निम्मोन के समान है (</w:t>
-      </w:r>
-      <w:hyperlink r:id="rId17">
-        <w:r>
-          <w:rPr>
-            <w:lang w:val="hi_IN" w:bidi="hi_IN"/>
-          </w:rPr>
-          <w:rPr>
-            <w:color w:val="0000EE"/>
-            <w:u w:val="single"/>
-          </w:rPr>
-          <w:t>यहो 19:7</w:t>
-        </w:r>
-      </w:hyperlink>
-      <w:r>
-        <w:rPr>
-          <w:lang w:val="hi_IN" w:bidi="hi_IN"/>
-        </w:rPr>
-        <w:t xml:space="preserve">; तुलना करें </w:t>
-      </w:r>
-      <w:hyperlink r:id="rId18">
-        <w:r>
-          <w:rPr>
-            <w:lang w:val="hi_IN" w:bidi="hi_IN"/>
-          </w:rPr>
-          <w:rPr>
-            <w:color w:val="0000EE"/>
-            <w:u w:val="single"/>
-          </w:rPr>
-          <w:t>नहे 11:29</w:t>
-        </w:r>
-      </w:hyperlink>
-      <w:r>
-        <w:rPr>
-          <w:lang w:val="hi_IN" w:bidi="hi_IN"/>
-        </w:rPr>
-        <w:t>)। यह सुझाव देता है कि एक नकलकर्ता ने गलती की जिससे "ऐन" को "रिम्मोन" से अलग कर दिया।</w:t>
-        <w:br/>
-      </w:r>
-      <w:r>
-        <w:rPr>
-          <w:i/>
-          <w:lang w:val="hi_IN" w:bidi="hi_IN"/>
-        </w:rPr>
-        <w:t>देखें</w:t>
-      </w:r>
-      <w:r>
-        <w:rPr>
-          <w:lang w:val="hi_IN" w:bidi="hi_IN"/>
-        </w:rPr>
-        <w:t xml:space="preserve"> </w:t>
-      </w:r>
-      <w:r>
-        <w:rPr>
-          <w:lang w:val="hi_IN" w:bidi="hi_IN"/>
-        </w:rPr>
-        <w:t xml:space="preserve"> एन्निम्मोन</w:t>
-      </w:r>
-      <w:r>
-        <w:rPr>
-          <w:lang w:val="hi_IN" w:bidi="hi_IN"/>
-        </w:rPr>
-        <w:t>।</w:t>
+        <w:t>राजा दाऊद का एक वंशज (</w:t>
+      </w:r>
+      <w:hyperlink r:id="rId97">
+        <w:r>
+          <w:rPr>
+            <w:lang w:val="hi_IN" w:bidi="hi_IN"/>
+          </w:rPr>
+          <w:rPr>
+            <w:color w:val="0000EE"/>
+            <w:u w:val="single"/>
+          </w:rPr>
+          <w:t>1 इति 3:21</w:t>
+        </w:r>
+      </w:hyperlink>
+      <w:r>
+        <w:rPr>
+          <w:lang w:val="hi_IN" w:bidi="hi_IN"/>
+        </w:rPr>
+        <w:t>)।</w:t>
       </w:r>
     </w:p>
     <w:p>
@@ -702,36 +3809,841 @@
         <w:rPr>
           <w:lang w:val="hi_IN" w:bidi="hi_IN"/>
         </w:rPr>
-        <w:t xml:space="preserve">एक स्थान का नाम </w:t>
-      </w:r>
-      <w:hyperlink r:id="rId19">
-        <w:r>
-          <w:rPr>
-            <w:lang w:val="hi_IN" w:bidi="hi_IN"/>
-          </w:rPr>
-          <w:rPr>
-            <w:color w:val="0000EE"/>
-            <w:u w:val="single"/>
-          </w:rPr>
-          <w:t>यहोशू 21:16</w:t>
-        </w:r>
-      </w:hyperlink>
-      <w:r>
-        <w:rPr>
-          <w:lang w:val="hi_IN" w:bidi="hi_IN"/>
-        </w:rPr>
-        <w:t xml:space="preserve"> में दिया गया है। यह एक नकल की गलती के कारण है क्योंकि "ऐन" और "आशान" के लिए इब्री शब्द एक जैसे दिखते हैं। सही नाम आशान है (तुलना करें </w:t>
-      </w:r>
-      <w:hyperlink r:id="rId20">
-        <w:r>
-          <w:rPr>
-            <w:lang w:val="hi_IN" w:bidi="hi_IN"/>
-          </w:rPr>
-          <w:rPr>
-            <w:color w:val="0000EE"/>
-            <w:u w:val="single"/>
-          </w:rPr>
-          <w:t>1 इति 6:59</w:t>
+        <w:t>इस्साकार के गोत्र से यिज्रह्याह का एक वंशज (</w:t>
+      </w:r>
+      <w:hyperlink r:id="rId98">
+        <w:r>
+          <w:rPr>
+            <w:lang w:val="hi_IN" w:bidi="hi_IN"/>
+          </w:rPr>
+          <w:rPr>
+            <w:color w:val="0000EE"/>
+            <w:u w:val="single"/>
+          </w:rPr>
+          <w:t>1 इति 7:3</w:t>
+        </w:r>
+      </w:hyperlink>
+      <w:r>
+        <w:rPr>
+          <w:lang w:val="hi_IN" w:bidi="hi_IN"/>
+        </w:rPr>
+        <w:t>)।</w:t>
+      </w:r>
+    </w:p>
+    <w:p>
+      <w:pPr>
+        <w:pStyle w:val="ListNumber"/>
+        <w:spacing w:line="240" w:lineRule="auto"/>
+        <w:ind w:left="720"/>
+      </w:pPr>
+      <w:r>
+        <w:rPr>
+          <w:lang w:val="hi_IN" w:bidi="hi_IN"/>
+        </w:rPr>
+      </w:r>
+      <w:r>
+        <w:rPr>
+          <w:lang w:val="hi_IN" w:bidi="hi_IN"/>
+        </w:rPr>
+        <w:t>आसेल का पुत्र और बिन्यामीन के गोत्र से राजा शाऊल का एक वंशज (</w:t>
+      </w:r>
+      <w:hyperlink r:id="rId99">
+        <w:r>
+          <w:rPr>
+            <w:lang w:val="hi_IN" w:bidi="hi_IN"/>
+          </w:rPr>
+          <w:rPr>
+            <w:color w:val="0000EE"/>
+            <w:u w:val="single"/>
+          </w:rPr>
+          <w:t>1 इति 8:38</w:t>
+        </w:r>
+      </w:hyperlink>
+      <w:r>
+        <w:rPr>
+          <w:lang w:val="hi_IN" w:bidi="hi_IN"/>
+        </w:rPr>
+        <w:t xml:space="preserve">; </w:t>
+      </w:r>
+      <w:hyperlink r:id="rId100">
+        <w:r>
+          <w:rPr>
+            <w:lang w:val="hi_IN" w:bidi="hi_IN"/>
+          </w:rPr>
+          <w:rPr>
+            <w:color w:val="0000EE"/>
+            <w:u w:val="single"/>
+          </w:rPr>
+          <w:t>9:44</w:t>
+        </w:r>
+      </w:hyperlink>
+      <w:r>
+        <w:rPr>
+          <w:lang w:val="hi_IN" w:bidi="hi_IN"/>
+        </w:rPr>
+        <w:t>)।</w:t>
+      </w:r>
+    </w:p>
+    <w:p>
+      <w:pPr>
+        <w:pStyle w:val="ListNumber"/>
+        <w:spacing w:line="240" w:lineRule="auto"/>
+        <w:ind w:left="720"/>
+      </w:pPr>
+      <w:r>
+        <w:rPr>
+          <w:lang w:val="hi_IN" w:bidi="hi_IN"/>
+        </w:rPr>
+      </w:r>
+      <w:r>
+        <w:rPr>
+          <w:lang w:val="hi_IN" w:bidi="hi_IN"/>
+        </w:rPr>
+        <w:t>शमायाह का पुत्र, जो बँधुआई से यरूशलेम लौटने वाले पहले लेवियों में से एक थे। वे नतोपाइयों के गाँवों में रहते थे (</w:t>
+      </w:r>
+      <w:hyperlink r:id="rId101">
+        <w:r>
+          <w:rPr>
+            <w:lang w:val="hi_IN" w:bidi="hi_IN"/>
+          </w:rPr>
+          <w:rPr>
+            <w:color w:val="0000EE"/>
+            <w:u w:val="single"/>
+          </w:rPr>
+          <w:t>1 इति 9:16</w:t>
+        </w:r>
+      </w:hyperlink>
+      <w:r>
+        <w:rPr>
+          <w:lang w:val="hi_IN" w:bidi="hi_IN"/>
+        </w:rPr>
+        <w:t xml:space="preserve">)। उन्हें </w:t>
+      </w:r>
+      <w:hyperlink r:id="rId102">
+        <w:r>
+          <w:rPr>
+            <w:lang w:val="hi_IN" w:bidi="hi_IN"/>
+          </w:rPr>
+          <w:rPr>
+            <w:color w:val="0000EE"/>
+            <w:u w:val="single"/>
+          </w:rPr>
+          <w:t>नहेम्याह 11:17</w:t>
+        </w:r>
+      </w:hyperlink>
+      <w:r>
+        <w:rPr>
+          <w:lang w:val="hi_IN" w:bidi="hi_IN"/>
+        </w:rPr>
+        <w:t xml:space="preserve"> में अब्दा कहा गया है। </w:t>
+      </w:r>
+      <w:r>
+        <w:rPr>
+          <w:i/>
+          <w:lang w:val="hi_IN" w:bidi="hi_IN"/>
+        </w:rPr>
+        <w:t>देखें</w:t>
+      </w:r>
+      <w:r>
+        <w:rPr>
+          <w:lang w:val="hi_IN" w:bidi="hi_IN"/>
+        </w:rPr>
+        <w:t xml:space="preserve"> </w:t>
+      </w:r>
+      <w:r>
+        <w:rPr>
+          <w:lang w:val="hi_IN" w:bidi="hi_IN"/>
+        </w:rPr>
+        <w:t>अब्दा #2</w:t>
+      </w:r>
+      <w:r>
+        <w:rPr>
+          <w:lang w:val="hi_IN" w:bidi="hi_IN"/>
+        </w:rPr>
+        <w:t>।</w:t>
+      </w:r>
+    </w:p>
+    <w:p>
+      <w:pPr>
+        <w:pStyle w:val="ListNumber"/>
+        <w:spacing w:line="240" w:lineRule="auto"/>
+        <w:ind w:left="720"/>
+      </w:pPr>
+      <w:r>
+        <w:rPr>
+          <w:lang w:val="hi_IN" w:bidi="hi_IN"/>
+        </w:rPr>
+      </w:r>
+      <w:r>
+        <w:rPr>
+          <w:lang w:val="hi_IN" w:bidi="hi_IN"/>
+        </w:rPr>
+        <w:t>एक गादी जो दाऊद के साथ जंगल में उनके गढ़ में शामिल हुआ। वह एक शूरवीर थे, युद्ध विद्या सीखे हुए और ढाल और भाला काम में लाने में निपुण थे। वे वेग से दौड़नेवाले थे (</w:t>
+      </w:r>
+      <w:hyperlink r:id="rId103">
+        <w:r>
+          <w:rPr>
+            <w:lang w:val="hi_IN" w:bidi="hi_IN"/>
+          </w:rPr>
+          <w:rPr>
+            <w:color w:val="0000EE"/>
+            <w:u w:val="single"/>
+          </w:rPr>
+          <w:t>1 इति 12:8–9</w:t>
+        </w:r>
+      </w:hyperlink>
+      <w:r>
+        <w:rPr>
+          <w:lang w:val="hi_IN" w:bidi="hi_IN"/>
+        </w:rPr>
+        <w:t>)।</w:t>
+      </w:r>
+    </w:p>
+    <w:p>
+      <w:pPr>
+        <w:pStyle w:val="ListNumber"/>
+        <w:spacing w:line="240" w:lineRule="auto"/>
+        <w:ind w:left="720"/>
+      </w:pPr>
+      <w:r>
+        <w:rPr>
+          <w:lang w:val="hi_IN" w:bidi="hi_IN"/>
+        </w:rPr>
+      </w:r>
+      <w:r>
+        <w:rPr>
+          <w:lang w:val="hi_IN" w:bidi="hi_IN"/>
+        </w:rPr>
+        <w:t>जबूलून की सेना के सेनापति यिशमायाह का पिता (</w:t>
+      </w:r>
+      <w:hyperlink r:id="rId104">
+        <w:r>
+          <w:rPr>
+            <w:lang w:val="hi_IN" w:bidi="hi_IN"/>
+          </w:rPr>
+          <w:rPr>
+            <w:color w:val="0000EE"/>
+            <w:u w:val="single"/>
+          </w:rPr>
+          <w:t>1 इति 27:19</w:t>
+        </w:r>
+      </w:hyperlink>
+      <w:r>
+        <w:rPr>
+          <w:lang w:val="hi_IN" w:bidi="hi_IN"/>
+        </w:rPr>
+        <w:t>)।</w:t>
+      </w:r>
+    </w:p>
+    <w:p>
+      <w:pPr>
+        <w:pStyle w:val="ListNumber"/>
+        <w:spacing w:line="240" w:lineRule="auto"/>
+        <w:ind w:left="720"/>
+      </w:pPr>
+      <w:r>
+        <w:rPr>
+          <w:lang w:val="hi_IN" w:bidi="hi_IN"/>
+        </w:rPr>
+      </w:r>
+      <w:r>
+        <w:rPr>
+          <w:lang w:val="hi_IN" w:bidi="hi_IN"/>
+        </w:rPr>
+        <w:t>राजा यहोशापात के शासनकाल के दौरान यहूदा का राजकुमार (</w:t>
+      </w:r>
+      <w:hyperlink r:id="rId105">
+        <w:r>
+          <w:rPr>
+            <w:lang w:val="hi_IN" w:bidi="hi_IN"/>
+          </w:rPr>
+          <w:rPr>
+            <w:color w:val="0000EE"/>
+            <w:u w:val="single"/>
+          </w:rPr>
+          <w:t>2 इति 17:7</w:t>
+        </w:r>
+      </w:hyperlink>
+      <w:r>
+        <w:rPr>
+          <w:lang w:val="hi_IN" w:bidi="hi_IN"/>
+        </w:rPr>
+        <w:t>)। उन्होंने चार अन्य हाकिमों और लेवियों के साथ यहूदा के नगरों में व्यवस्था की शिक्षा दी।</w:t>
+      </w:r>
+    </w:p>
+    <w:p>
+      <w:pPr>
+        <w:pStyle w:val="ListNumber"/>
+        <w:spacing w:line="240" w:lineRule="auto"/>
+        <w:ind w:left="720"/>
+      </w:pPr>
+      <w:r>
+        <w:rPr>
+          <w:lang w:val="hi_IN" w:bidi="hi_IN"/>
+        </w:rPr>
+      </w:r>
+      <w:r>
+        <w:rPr>
+          <w:lang w:val="hi_IN" w:bidi="hi_IN"/>
+        </w:rPr>
+        <w:t>राजा योशियाह के शासनकाल के दौरान एक लेवीय अध्यक्ष थे (</w:t>
+      </w:r>
+      <w:hyperlink r:id="rId106">
+        <w:r>
+          <w:rPr>
+            <w:lang w:val="hi_IN" w:bidi="hi_IN"/>
+          </w:rPr>
+          <w:rPr>
+            <w:color w:val="0000EE"/>
+            <w:u w:val="single"/>
+          </w:rPr>
+          <w:t>2 इति 34:12</w:t>
+        </w:r>
+      </w:hyperlink>
+      <w:r>
+        <w:rPr>
+          <w:lang w:val="hi_IN" w:bidi="hi_IN"/>
+        </w:rPr>
+        <w:t>)। वे मन्दिर की मरम्मत के अधिकारी थे।</w:t>
+      </w:r>
+    </w:p>
+    <w:p>
+      <w:pPr>
+        <w:pStyle w:val="ListNumber"/>
+        <w:spacing w:line="240" w:lineRule="auto"/>
+        <w:ind w:left="720"/>
+      </w:pPr>
+      <w:r>
+        <w:rPr>
+          <w:lang w:val="hi_IN" w:bidi="hi_IN"/>
+        </w:rPr>
+      </w:r>
+      <w:r>
+        <w:rPr>
+          <w:lang w:val="hi_IN" w:bidi="hi_IN"/>
+        </w:rPr>
+        <w:t>यहीएल का पुत्र (</w:t>
+      </w:r>
+      <w:hyperlink r:id="rId107">
+        <w:r>
+          <w:rPr>
+            <w:lang w:val="hi_IN" w:bidi="hi_IN"/>
+          </w:rPr>
+          <w:rPr>
+            <w:color w:val="0000EE"/>
+            <w:u w:val="single"/>
+          </w:rPr>
+          <w:t>एज्रा 8:9</w:t>
+        </w:r>
+      </w:hyperlink>
+      <w:r>
+        <w:rPr>
+          <w:lang w:val="hi_IN" w:bidi="hi_IN"/>
+        </w:rPr>
+        <w:t>)। वे एज्रा के साथ बाबेल से यरूशलेम की यात्रा में मिल गए और अपने साथ 218 पुरुषों की अगुवाई की।</w:t>
+      </w:r>
+    </w:p>
+    <w:p>
+      <w:pPr>
+        <w:pStyle w:val="ListNumber"/>
+        <w:spacing w:line="240" w:lineRule="auto"/>
+        <w:ind w:left="720"/>
+      </w:pPr>
+      <w:r>
+        <w:rPr>
+          <w:lang w:val="hi_IN" w:bidi="hi_IN"/>
+        </w:rPr>
+      </w:r>
+      <w:r>
+        <w:rPr>
+          <w:lang w:val="hi_IN" w:bidi="hi_IN"/>
+        </w:rPr>
+        <w:t>एज्रा की वाचा पर हस्ताक्षर करने वाले एक याजक (</w:t>
+      </w:r>
+      <w:hyperlink r:id="rId108">
+        <w:r>
+          <w:rPr>
+            <w:lang w:val="hi_IN" w:bidi="hi_IN"/>
+          </w:rPr>
+          <w:rPr>
+            <w:color w:val="0000EE"/>
+            <w:u w:val="single"/>
+          </w:rPr>
+          <w:t>नहे 10:5</w:t>
+        </w:r>
+      </w:hyperlink>
+      <w:r>
+        <w:rPr>
+          <w:lang w:val="hi_IN" w:bidi="hi_IN"/>
+        </w:rPr>
+        <w:t>)।</w:t>
+      </w:r>
+    </w:p>
+    <w:p>
+      <w:pPr>
+        <w:pStyle w:val="ListNumber"/>
+        <w:spacing w:line="240" w:lineRule="auto"/>
+        <w:ind w:left="720"/>
+      </w:pPr>
+      <w:r>
+        <w:rPr>
+          <w:lang w:val="hi_IN" w:bidi="hi_IN"/>
+        </w:rPr>
+      </w:r>
+      <w:r>
+        <w:rPr>
+          <w:lang w:val="hi_IN" w:bidi="hi_IN"/>
+        </w:rPr>
+        <w:t>एक द्वारपाल और लेवी, जिन्होंने योयाकीम, येशुअ के पुत्र, के दिनों में फाटकों के पास भण्डारों का पहरा देते थे (</w:t>
+      </w:r>
+      <w:hyperlink r:id="rId109">
+        <w:r>
+          <w:rPr>
+            <w:lang w:val="hi_IN" w:bidi="hi_IN"/>
+          </w:rPr>
+          <w:rPr>
+            <w:color w:val="0000EE"/>
+            <w:u w:val="single"/>
+          </w:rPr>
+          <w:t>नहे 12:25–26</w:t>
+        </w:r>
+      </w:hyperlink>
+      <w:r>
+        <w:rPr>
+          <w:lang w:val="hi_IN" w:bidi="hi_IN"/>
+        </w:rPr>
+        <w:t>)।</w:t>
+      </w:r>
+    </w:p>
+    <w:p>
+      <w:pPr>
+        <w:pStyle w:val="ListNumber"/>
+        <w:spacing w:line="240" w:lineRule="auto"/>
+        <w:ind w:left="720"/>
+      </w:pPr>
+      <w:r>
+        <w:rPr>
+          <w:lang w:val="hi_IN" w:bidi="hi_IN"/>
+        </w:rPr>
+      </w:r>
+      <w:r>
+        <w:rPr>
+          <w:lang w:val="hi_IN" w:bidi="hi_IN"/>
+        </w:rPr>
+        <w:t>एक भविष्यद्वक्ता जिसने एदोम के विरुद्ध भविष्यद्वाणी की (परमेश्वर का सन्देश दिया था)। एदोमियों ने तब उत्सव मनाया जब बाबेल ने 597 ईसा पूर्व में यरूशलेम को हरा दिया। ओबद्याह ने अपनी भविष्यद्वाणी में एदोमियों के व्यवहार का वर्णन किया (</w:t>
+      </w:r>
+      <w:hyperlink r:id="rId110">
+        <w:r>
+          <w:rPr>
+            <w:lang w:val="hi_IN" w:bidi="hi_IN"/>
+          </w:rPr>
+          <w:rPr>
+            <w:color w:val="0000EE"/>
+            <w:u w:val="single"/>
+          </w:rPr>
+          <w:t>ओब 1:11–14</w:t>
+        </w:r>
+      </w:hyperlink>
+      <w:r>
+        <w:rPr>
+          <w:lang w:val="hi_IN" w:bidi="hi_IN"/>
+        </w:rPr>
+        <w:t xml:space="preserve">)। ओबद्याह की भविष्यद्वाणी पुराना नियम की सबसे छोटी पुस्तक है। इसमें एदोम पर परमेश्वर के न्याय की भविष्यद्वाणी की गई थी (वचन </w:t>
+      </w:r>
+      <w:hyperlink r:id="rId111">
+        <w:r>
+          <w:rPr>
+            <w:lang w:val="hi_IN" w:bidi="hi_IN"/>
+          </w:rPr>
+          <w:rPr>
+            <w:color w:val="0000EE"/>
+            <w:u w:val="single"/>
+          </w:rPr>
+          <w:t>2–10</w:t>
+        </w:r>
+      </w:hyperlink>
+      <w:r>
+        <w:rPr>
+          <w:lang w:val="hi_IN" w:bidi="hi_IN"/>
+        </w:rPr>
+        <w:t xml:space="preserve">, </w:t>
+      </w:r>
+      <w:hyperlink r:id="rId112">
+        <w:r>
+          <w:rPr>
+            <w:lang w:val="hi_IN" w:bidi="hi_IN"/>
+          </w:rPr>
+          <w:rPr>
+            <w:color w:val="0000EE"/>
+            <w:u w:val="single"/>
+          </w:rPr>
+          <w:t>15</w:t>
+        </w:r>
+      </w:hyperlink>
+      <w:r>
+        <w:rPr>
+          <w:lang w:val="hi_IN" w:bidi="hi_IN"/>
+        </w:rPr>
+        <w:t>)।</w:t>
+      </w:r>
+    </w:p>
+    <w:p>
+      <w:pPr/>
+      <w:r>
+        <w:rPr>
+          <w:lang w:val="hi_IN" w:bidi="hi_IN"/>
+        </w:rPr>
+      </w:r>
+      <w:r>
+        <w:rPr>
+          <w:i/>
+          <w:lang w:val="hi_IN" w:bidi="hi_IN"/>
+        </w:rPr>
+        <w:t>यह भी देखें</w:t>
+      </w:r>
+      <w:r>
+        <w:rPr>
+          <w:lang w:val="hi_IN" w:bidi="hi_IN"/>
+        </w:rPr>
+        <w:t xml:space="preserve"> </w:t>
+      </w:r>
+      <w:r>
+        <w:rPr>
+          <w:lang w:val="hi_IN" w:bidi="hi_IN"/>
+        </w:rPr>
+        <w:t>ओबद्याह की पुस्तक</w:t>
+      </w:r>
+      <w:r>
+        <w:rPr>
+          <w:lang w:val="hi_IN" w:bidi="hi_IN"/>
+        </w:rPr>
+        <w:t xml:space="preserve">; </w:t>
+      </w:r>
+      <w:r>
+        <w:rPr>
+          <w:lang w:val="hi_IN" w:bidi="hi_IN"/>
+        </w:rPr>
+        <w:t>भविष्यद्वक्ता, भविष्यद्वक्तिन</w:t>
+      </w:r>
+      <w:r>
+        <w:rPr>
+          <w:lang w:val="hi_IN" w:bidi="hi_IN"/>
+        </w:rPr>
+        <w:t>।</w:t>
+      </w:r>
+      <w:r>
+        <w:rPr>
+          <w:lang w:val="hi_IN" w:bidi="hi_IN"/>
+        </w:rPr>
+      </w:r>
+      <w:r>
+        <w:rPr>
+          <w:lang w:val="hi_IN" w:bidi="hi_IN"/>
+        </w:rPr>
+      </w:r>
+    </w:p>
+    <w:p>
+      <w:pPr/>
+      <w:r>
+        <w:rPr>
+          <w:lang w:val="hi_IN" w:bidi="hi_IN"/>
+        </w:rPr>
+      </w:r>
+    </w:p>
+    <w:p>
+      <w:pPr>
+        <w:pStyle w:val="Heading2"/>
+      </w:pPr>
+      <w:r>
+        <w:rPr>
+          <w:lang w:val="hi_IN" w:bidi="hi_IN"/>
+        </w:rPr>
+        <w:t>ओबाल</w:t>
+      </w:r>
+      <w:r>
+        <w:rPr>
+          <w:lang w:val="hi_IN" w:bidi="hi_IN"/>
+        </w:rPr>
+      </w:r>
+    </w:p>
+    <w:p>
+      <w:pPr/>
+      <w:r>
+        <w:rPr>
+          <w:lang w:val="hi_IN" w:bidi="hi_IN"/>
+        </w:rPr>
+      </w:r>
+      <w:r>
+        <w:rPr>
+          <w:lang w:val="hi_IN" w:bidi="hi_IN"/>
+        </w:rPr>
+        <w:t xml:space="preserve">एबाल का वैकल्पिक वर्तनी, योक्तान के वंशज, </w:t>
+      </w:r>
+      <w:hyperlink r:id="rId113">
+        <w:r>
+          <w:rPr>
+            <w:lang w:val="hi_IN" w:bidi="hi_IN"/>
+          </w:rPr>
+          <w:rPr>
+            <w:color w:val="0000EE"/>
+            <w:u w:val="single"/>
+          </w:rPr>
+          <w:t>उत्पत्ति 10:28</w:t>
+        </w:r>
+      </w:hyperlink>
+      <w:r>
+        <w:rPr>
+          <w:lang w:val="hi_IN" w:bidi="hi_IN"/>
+        </w:rPr>
+        <w:t xml:space="preserve"> में। </w:t>
+      </w:r>
+      <w:r>
+        <w:rPr>
+          <w:i/>
+          <w:lang w:val="hi_IN" w:bidi="hi_IN"/>
+        </w:rPr>
+        <w:t>देखें</w:t>
+      </w:r>
+      <w:r>
+        <w:rPr>
+          <w:lang w:val="hi_IN" w:bidi="hi_IN"/>
+        </w:rPr>
+        <w:t xml:space="preserve"> </w:t>
+      </w:r>
+      <w:r>
+        <w:rPr>
+          <w:lang w:val="hi_IN" w:bidi="hi_IN"/>
+        </w:rPr>
+        <w:t>एबाल #2</w:t>
+      </w:r>
+      <w:r>
+        <w:rPr>
+          <w:lang w:val="hi_IN" w:bidi="hi_IN"/>
+        </w:rPr>
+        <w:t>।</w:t>
+      </w:r>
+      <w:r>
+        <w:rPr>
+          <w:lang w:val="hi_IN" w:bidi="hi_IN"/>
+        </w:rPr>
+      </w:r>
+      <w:r>
+        <w:rPr>
+          <w:lang w:val="hi_IN" w:bidi="hi_IN"/>
+        </w:rPr>
+      </w:r>
+    </w:p>
+    <w:p>
+      <w:pPr/>
+      <w:r>
+        <w:rPr>
+          <w:lang w:val="hi_IN" w:bidi="hi_IN"/>
+        </w:rPr>
+      </w:r>
+    </w:p>
+    <w:p>
+      <w:pPr>
+        <w:pStyle w:val="Heading2"/>
+      </w:pPr>
+      <w:r>
+        <w:rPr>
+          <w:lang w:val="hi_IN" w:bidi="hi_IN"/>
+        </w:rPr>
+        <w:t>ओबील</w:t>
+      </w:r>
+      <w:r>
+        <w:rPr>
+          <w:lang w:val="hi_IN" w:bidi="hi_IN"/>
+        </w:rPr>
+      </w:r>
+    </w:p>
+    <w:p>
+      <w:pPr/>
+      <w:r>
+        <w:rPr>
+          <w:lang w:val="hi_IN" w:bidi="hi_IN"/>
+        </w:rPr>
+      </w:r>
+      <w:r>
+        <w:rPr>
+          <w:lang w:val="hi_IN" w:bidi="hi_IN"/>
+        </w:rPr>
+        <w:t>राजा दाऊद के ऊँटों के इश्माएली अधिकारी (</w:t>
+      </w:r>
+      <w:hyperlink r:id="rId114">
+        <w:r>
+          <w:rPr>
+            <w:lang w:val="hi_IN" w:bidi="hi_IN"/>
+          </w:rPr>
+          <w:rPr>
+            <w:color w:val="0000EE"/>
+            <w:u w:val="single"/>
+          </w:rPr>
+          <w:t>1 इति 27:30</w:t>
+        </w:r>
+      </w:hyperlink>
+      <w:r>
+        <w:rPr>
+          <w:lang w:val="hi_IN" w:bidi="hi_IN"/>
+        </w:rPr>
+        <w:t>)।</w:t>
+      </w:r>
+      <w:r>
+        <w:rPr>
+          <w:lang w:val="hi_IN" w:bidi="hi_IN"/>
+        </w:rPr>
+      </w:r>
+      <w:r>
+        <w:rPr>
+          <w:lang w:val="hi_IN" w:bidi="hi_IN"/>
+        </w:rPr>
+      </w:r>
+    </w:p>
+    <w:p>
+      <w:pPr/>
+      <w:r>
+        <w:rPr>
+          <w:lang w:val="hi_IN" w:bidi="hi_IN"/>
+        </w:rPr>
+      </w:r>
+    </w:p>
+    <w:p>
+      <w:pPr>
+        <w:pStyle w:val="Heading2"/>
+      </w:pPr>
+      <w:r>
+        <w:rPr>
+          <w:lang w:val="hi_IN" w:bidi="hi_IN"/>
+        </w:rPr>
+        <w:t>ओबेद</w:t>
+      </w:r>
+      <w:r>
+        <w:rPr>
+          <w:lang w:val="hi_IN" w:bidi="hi_IN"/>
+        </w:rPr>
+      </w:r>
+    </w:p>
+    <w:p>
+      <w:pPr>
+        <w:pStyle w:val="ListNumber"/>
+        <w:numPr>
+          <w:ilvl w:val="0"/>
+          <w:numId w:val="15"/>
+        </w:numPr>
+        <w:spacing w:line="240" w:lineRule="auto"/>
+        <w:ind w:left="720"/>
+      </w:pPr>
+      <w:r>
+        <w:rPr>
+          <w:lang w:val="hi_IN" w:bidi="hi_IN"/>
+        </w:rPr>
+      </w:r>
+      <w:r>
+        <w:rPr>
+          <w:lang w:val="hi_IN" w:bidi="hi_IN"/>
+        </w:rPr>
+        <w:t xml:space="preserve">रूत और बोअज का पहला </w:t>
+      </w:r>
+      <w:r>
+        <w:rPr>
+          <w:lang w:val="hi_IN" w:bidi="hi_IN"/>
+        </w:rPr>
+        <w:t>बेटा</w:t>
+      </w:r>
+      <w:r>
+        <w:rPr>
+          <w:lang w:val="hi_IN" w:bidi="hi_IN"/>
+        </w:rPr>
+        <w:t>, यीशु के परिवार के सदस्यों में सूचीबद्ध है (</w:t>
+      </w:r>
+      <w:hyperlink r:id="rId115">
+        <w:r>
+          <w:rPr>
+            <w:lang w:val="hi_IN" w:bidi="hi_IN"/>
+          </w:rPr>
+          <w:rPr>
+            <w:color w:val="0000EE"/>
+            <w:u w:val="single"/>
+          </w:rPr>
+          <w:t>रूत 4:17, 21</w:t>
+        </w:r>
+      </w:hyperlink>
+      <w:hyperlink r:id="rId116">
+        <w:r>
+          <w:rPr>
+            <w:lang w:val="hi_IN" w:bidi="hi_IN"/>
+          </w:rPr>
+          <w:rPr>
+            <w:color w:val="0000EE"/>
+            <w:u w:val="single"/>
+          </w:rPr>
+          <w:t>–</w:t>
+        </w:r>
+      </w:hyperlink>
+      <w:hyperlink r:id="rId115">
+        <w:r>
+          <w:rPr>
+            <w:lang w:val="hi_IN" w:bidi="hi_IN"/>
+          </w:rPr>
+          <w:rPr>
+            <w:color w:val="0000EE"/>
+            <w:u w:val="single"/>
+          </w:rPr>
+          <w:t>22</w:t>
+        </w:r>
+      </w:hyperlink>
+      <w:r>
+        <w:rPr>
+          <w:lang w:val="hi_IN" w:bidi="hi_IN"/>
+        </w:rPr>
+        <w:t xml:space="preserve">; </w:t>
+      </w:r>
+      <w:hyperlink r:id="rId117">
+        <w:r>
+          <w:rPr>
+            <w:lang w:val="hi_IN" w:bidi="hi_IN"/>
+          </w:rPr>
+          <w:rPr>
+            <w:color w:val="0000EE"/>
+            <w:u w:val="single"/>
+          </w:rPr>
+          <w:t>1 इति 2:12</w:t>
+        </w:r>
+      </w:hyperlink>
+      <w:r>
+        <w:rPr>
+          <w:lang w:val="hi_IN" w:bidi="hi_IN"/>
+        </w:rPr>
+        <w:t xml:space="preserve">; </w:t>
+      </w:r>
+      <w:hyperlink r:id="rId118">
+        <w:r>
+          <w:rPr>
+            <w:lang w:val="hi_IN" w:bidi="hi_IN"/>
+          </w:rPr>
+          <w:rPr>
+            <w:color w:val="0000EE"/>
+            <w:u w:val="single"/>
+          </w:rPr>
+          <w:t>मत्ती 1:5</w:t>
+        </w:r>
+      </w:hyperlink>
+      <w:r>
+        <w:rPr>
+          <w:lang w:val="hi_IN" w:bidi="hi_IN"/>
+        </w:rPr>
+        <w:t xml:space="preserve">; </w:t>
+      </w:r>
+      <w:hyperlink r:id="rId119">
+        <w:r>
+          <w:rPr>
+            <w:lang w:val="hi_IN" w:bidi="hi_IN"/>
+          </w:rPr>
+          <w:rPr>
+            <w:color w:val="0000EE"/>
+            <w:u w:val="single"/>
+          </w:rPr>
+          <w:t>लूका 3:32</w:t>
         </w:r>
       </w:hyperlink>
       <w:r>
@@ -758,7 +4670,7 @@
         <w:rPr>
           <w:lang w:val="hi_IN" w:bidi="hi_IN"/>
         </w:rPr>
-        <w:t>आशान</w:t>
+        <w:t>यीशु मसीह की वंशावली</w:t>
       </w:r>
       <w:r>
         <w:rPr>
@@ -766,6 +4678,174 @@
         </w:rPr>
         <w:t>।</w:t>
       </w:r>
+    </w:p>
+    <w:p>
+      <w:pPr>
+        <w:pStyle w:val="ListNumber"/>
+        <w:spacing w:line="240" w:lineRule="auto"/>
+        <w:ind w:left="720"/>
+      </w:pPr>
+      <w:r>
+        <w:rPr>
+          <w:lang w:val="hi_IN" w:bidi="hi_IN"/>
+        </w:rPr>
+      </w:r>
+      <w:r>
+        <w:rPr>
+          <w:lang w:val="hi_IN" w:bidi="hi_IN"/>
+        </w:rPr>
+        <w:t>यरहमेलियों और एपलाल के पुत्र (</w:t>
+      </w:r>
+      <w:hyperlink r:id="rId120">
+        <w:r>
+          <w:rPr>
+            <w:lang w:val="hi_IN" w:bidi="hi_IN"/>
+          </w:rPr>
+          <w:rPr>
+            <w:color w:val="0000EE"/>
+            <w:u w:val="single"/>
+          </w:rPr>
+          <w:t>1 इति 2:37–38</w:t>
+        </w:r>
+      </w:hyperlink>
+      <w:r>
+        <w:rPr>
+          <w:lang w:val="hi_IN" w:bidi="hi_IN"/>
+        </w:rPr>
+        <w:t>)।</w:t>
+      </w:r>
+    </w:p>
+    <w:p>
+      <w:pPr>
+        <w:pStyle w:val="ListNumber"/>
+        <w:spacing w:line="240" w:lineRule="auto"/>
+        <w:ind w:left="720"/>
+      </w:pPr>
+      <w:r>
+        <w:rPr>
+          <w:lang w:val="hi_IN" w:bidi="hi_IN"/>
+        </w:rPr>
+      </w:r>
+      <w:r>
+        <w:rPr>
+          <w:lang w:val="hi_IN" w:bidi="hi_IN"/>
+        </w:rPr>
+        <w:t>दाऊद के पराक्रमी पुरुषों में से एक (</w:t>
+      </w:r>
+      <w:hyperlink r:id="rId121">
+        <w:r>
+          <w:rPr>
+            <w:lang w:val="hi_IN" w:bidi="hi_IN"/>
+          </w:rPr>
+          <w:rPr>
+            <w:color w:val="0000EE"/>
+            <w:u w:val="single"/>
+          </w:rPr>
+          <w:t>1 इति 11:47</w:t>
+        </w:r>
+      </w:hyperlink>
+      <w:r>
+        <w:rPr>
+          <w:lang w:val="hi_IN" w:bidi="hi_IN"/>
+        </w:rPr>
+        <w:t>)।</w:t>
+      </w:r>
+    </w:p>
+    <w:p>
+      <w:pPr>
+        <w:pStyle w:val="ListNumber"/>
+        <w:spacing w:line="240" w:lineRule="auto"/>
+        <w:ind w:left="720"/>
+      </w:pPr>
+      <w:r>
+        <w:rPr>
+          <w:lang w:val="hi_IN" w:bidi="hi_IN"/>
+        </w:rPr>
+      </w:r>
+      <w:r>
+        <w:rPr>
+          <w:lang w:val="hi_IN" w:bidi="hi_IN"/>
+        </w:rPr>
+        <w:t xml:space="preserve">शमायाह के पुत्र और एक </w:t>
+      </w:r>
+      <w:r>
+        <w:rPr>
+          <w:lang w:val="hi_IN" w:bidi="hi_IN"/>
+        </w:rPr>
+        <w:t>शूरवीर</w:t>
+      </w:r>
+      <w:r>
+        <w:rPr>
+          <w:lang w:val="hi_IN" w:bidi="hi_IN"/>
+        </w:rPr>
+        <w:t xml:space="preserve"> अगुवा, जिन्होंने अपने पिता के घर पर </w:t>
+      </w:r>
+      <w:r>
+        <w:rPr>
+          <w:lang w:val="hi_IN" w:bidi="hi_IN"/>
+        </w:rPr>
+        <w:t>प्रभुता</w:t>
+      </w:r>
+      <w:r>
+        <w:rPr>
+          <w:lang w:val="hi_IN" w:bidi="hi_IN"/>
+        </w:rPr>
+        <w:t xml:space="preserve"> किया (</w:t>
+      </w:r>
+      <w:hyperlink r:id="rId122">
+        <w:r>
+          <w:rPr>
+            <w:lang w:val="hi_IN" w:bidi="hi_IN"/>
+          </w:rPr>
+          <w:rPr>
+            <w:color w:val="0000EE"/>
+            <w:u w:val="single"/>
+          </w:rPr>
+          <w:t>1 इति 26:6–7</w:t>
+        </w:r>
+      </w:hyperlink>
+      <w:r>
+        <w:rPr>
+          <w:lang w:val="hi_IN" w:bidi="hi_IN"/>
+        </w:rPr>
+        <w:t>)।</w:t>
+      </w:r>
+    </w:p>
+    <w:p>
+      <w:pPr>
+        <w:pStyle w:val="ListNumber"/>
+        <w:spacing w:line="240" w:lineRule="auto"/>
+        <w:ind w:left="720"/>
+      </w:pPr>
+      <w:r>
+        <w:rPr>
+          <w:lang w:val="hi_IN" w:bidi="hi_IN"/>
+        </w:rPr>
+      </w:r>
+      <w:r>
+        <w:rPr>
+          <w:lang w:val="hi_IN" w:bidi="hi_IN"/>
+        </w:rPr>
+        <w:t>अजर्याह के पिता, यहोयादा के एक सेनापति (</w:t>
+      </w:r>
+      <w:hyperlink r:id="rId123">
+        <w:r>
+          <w:rPr>
+            <w:lang w:val="hi_IN" w:bidi="hi_IN"/>
+          </w:rPr>
+          <w:rPr>
+            <w:color w:val="0000EE"/>
+            <w:u w:val="single"/>
+          </w:rPr>
+          <w:t>2 इति 23:1</w:t>
+        </w:r>
+      </w:hyperlink>
+      <w:r>
+        <w:rPr>
+          <w:lang w:val="hi_IN" w:bidi="hi_IN"/>
+        </w:rPr>
+        <w:t>)।</w:t>
+      </w:r>
       <w:r>
         <w:rPr>
           <w:lang w:val="hi_IN" w:bidi="hi_IN"/>
@@ -793,37 +4873,37 @@
         <w:rPr>
           <w:lang w:val="hi_IN" w:bidi="hi_IN"/>
         </w:rPr>
-        <w:t>ऐन रिम्मोन</w:t>
-      </w:r>
-      <w:r>
-        <w:rPr>
-          <w:lang w:val="hi_IN" w:bidi="hi_IN"/>
-        </w:rPr>
-      </w:r>
-    </w:p>
-    <w:p>
-      <w:pPr/>
-      <w:r>
-        <w:rPr>
-          <w:lang w:val="hi_IN" w:bidi="hi_IN"/>
-        </w:rPr>
-      </w:r>
-      <w:r>
-        <w:rPr>
-          <w:lang w:val="hi_IN" w:bidi="hi_IN"/>
-        </w:rPr>
-        <w:t>नगर पहले यहूदा और फिर शिमोन को सौंपा गया था (</w:t>
-      </w:r>
-      <w:hyperlink r:id="rId21">
-        <w:r>
-          <w:rPr>
-            <w:lang w:val="hi_IN" w:bidi="hi_IN"/>
-          </w:rPr>
-          <w:rPr>
-            <w:color w:val="0000EE"/>
-            <w:u w:val="single"/>
-          </w:rPr>
-          <w:t>यहो 15:32</w:t>
+        <w:t>ओबेदेदोम</w:t>
+      </w:r>
+      <w:r>
+        <w:rPr>
+          <w:lang w:val="hi_IN" w:bidi="hi_IN"/>
+        </w:rPr>
+      </w:r>
+    </w:p>
+    <w:p>
+      <w:pPr/>
+      <w:r>
+        <w:rPr>
+          <w:lang w:val="hi_IN" w:bidi="hi_IN"/>
+        </w:rPr>
+      </w:r>
+      <w:r>
+        <w:rPr>
+          <w:lang w:val="hi_IN" w:bidi="hi_IN"/>
+        </w:rPr>
+        <w:t>1. वह पुरुष जिसके संरक्षण में दाऊद ने वाचा का सन्दूक रखा जब वह इसे गिबा से यरूशलेम ले जा रहे थे (</w:t>
+      </w:r>
+      <w:hyperlink r:id="rId124">
+        <w:r>
+          <w:rPr>
+            <w:lang w:val="hi_IN" w:bidi="hi_IN"/>
+          </w:rPr>
+          <w:rPr>
+            <w:color w:val="0000EE"/>
+            <w:u w:val="single"/>
+          </w:rPr>
+          <w:t>2 शमू 6:10–12</w:t>
         </w:r>
       </w:hyperlink>
       <w:r>
@@ -832,16 +4912,52 @@
         </w:rPr>
         <w:t xml:space="preserve">; </w:t>
       </w:r>
-      <w:hyperlink r:id="rId17">
-        <w:r>
-          <w:rPr>
-            <w:lang w:val="hi_IN" w:bidi="hi_IN"/>
-          </w:rPr>
-          <w:rPr>
-            <w:color w:val="0000EE"/>
-            <w:u w:val="single"/>
-          </w:rPr>
-          <w:t>19:7</w:t>
+      <w:hyperlink r:id="rId125">
+        <w:r>
+          <w:rPr>
+            <w:lang w:val="hi_IN" w:bidi="hi_IN"/>
+          </w:rPr>
+          <w:rPr>
+            <w:color w:val="0000EE"/>
+            <w:u w:val="single"/>
+          </w:rPr>
+          <w:t>1 इति 13:5–14</w:t>
+        </w:r>
+      </w:hyperlink>
+      <w:r>
+        <w:rPr>
+          <w:lang w:val="hi_IN" w:bidi="hi_IN"/>
+        </w:rPr>
+        <w:t>)। उन्हें गित्ती कहा जाता है, जो दर्शाता है कि उनका जन्मस्थान गत था। यह पलिश्ती शहर गत नहीं था बल्कि दान के क्षेत्र में लेवीय नगर गत्रिम्मोन था (</w:t>
+      </w:r>
+      <w:hyperlink r:id="rId126">
+        <w:r>
+          <w:rPr>
+            <w:lang w:val="hi_IN" w:bidi="hi_IN"/>
+          </w:rPr>
+          <w:rPr>
+            <w:color w:val="0000EE"/>
+            <w:u w:val="single"/>
+          </w:rPr>
+          <w:t>यहो 19:45</w:t>
+        </w:r>
+      </w:hyperlink>
+      <w:r>
+        <w:rPr>
+          <w:lang w:val="hi_IN" w:bidi="hi_IN"/>
+        </w:rPr>
+        <w:t>)। यह सम्भव है कि ओबेदेदोम एक लेवी थे और इसलिए वाचा के सन्दूक की देखभाल के लिए योग्य थे। जब बैल लड़खड़ाए तो उज्जा की जल्दबाजी में सन्दूक को स्थिर करने की क्रिया ने उसे तत्काल मृत्यु दी। इस घटना से दाऊद की चिन्ता और भय ने उन्हें यरूशलेम में सन्दूक लाने के अपने इरादे पर पुनर्विचार करने के लिए प्रेरित किया। जाहिर है ओबेदेदोम का घर पास में था और सन्दूक को उनकी देखभाल में छोड़ना सुविधाजनक था। जब दाऊद को तीन महीने बाद सूचित किया गया कि प्रभु ने ओबेदेदोम को बहुत आशीषित किया है, तो उन्होंने महसूस किया कि उज्जा पर जो निर्णय आया वह इसलिए था क्योंकि सन्दूक को व्यवस्था में निर्धारित विधि के विपरीत ले जाया गया था (</w:t>
+      </w:r>
+      <w:hyperlink r:id="rId127">
+        <w:r>
+          <w:rPr>
+            <w:lang w:val="hi_IN" w:bidi="hi_IN"/>
+          </w:rPr>
+          <w:rPr>
+            <w:color w:val="0000EE"/>
+            <w:u w:val="single"/>
+          </w:rPr>
+          <w:t>गिन 4:15</w:t>
         </w:r>
       </w:hyperlink>
       <w:r>
@@ -850,77 +4966,159 @@
         </w:rPr>
         <w:t xml:space="preserve">; </w:t>
       </w:r>
-      <w:hyperlink r:id="rId22">
-        <w:r>
-          <w:rPr>
-            <w:lang w:val="hi_IN" w:bidi="hi_IN"/>
-          </w:rPr>
-          <w:rPr>
-            <w:color w:val="0000EE"/>
-            <w:u w:val="single"/>
-          </w:rPr>
-          <w:t>1 इति 4:32</w:t>
-        </w:r>
-      </w:hyperlink>
-      <w:r>
-        <w:rPr>
-          <w:lang w:val="hi_IN" w:bidi="hi_IN"/>
-        </w:rPr>
-        <w:t xml:space="preserve">)। ये वचन दो स्थानों, ऐन और रिम्मोन, का उल्लेख करते हैं, लेकिन यह सम्भवतः एक ही नगर, एन्निम्मोन के लिये एक लिपिकीय गलती थी (देखें </w:t>
-      </w:r>
-      <w:hyperlink r:id="rId17">
-        <w:r>
-          <w:rPr>
-            <w:lang w:val="hi_IN" w:bidi="hi_IN"/>
-          </w:rPr>
-          <w:rPr>
-            <w:color w:val="0000EE"/>
-            <w:u w:val="single"/>
-          </w:rPr>
-          <w:t>यहो 19:7</w:t>
-        </w:r>
-      </w:hyperlink>
-      <w:r>
-        <w:rPr>
-          <w:lang w:val="hi_IN" w:bidi="hi_IN"/>
-        </w:rPr>
-        <w:t>)। यह बँधुआई के बाद फिर से बसाया गया था (</w:t>
-      </w:r>
-      <w:hyperlink r:id="rId18">
-        <w:r>
-          <w:rPr>
-            <w:lang w:val="hi_IN" w:bidi="hi_IN"/>
-          </w:rPr>
-          <w:rPr>
-            <w:color w:val="0000EE"/>
-            <w:u w:val="single"/>
-          </w:rPr>
-          <w:t>नहे 11:29</w:t>
-        </w:r>
-      </w:hyperlink>
-      <w:r>
-        <w:rPr>
-          <w:lang w:val="hi_IN" w:bidi="hi_IN"/>
-        </w:rPr>
-        <w:t xml:space="preserve">), और सम्भवतः यह यरूशलेम के दक्षिण में रिम्मोन है जिसका उल्लेख </w:t>
-      </w:r>
-      <w:hyperlink r:id="rId23">
-        <w:r>
-          <w:rPr>
-            <w:lang w:val="hi_IN" w:bidi="hi_IN"/>
-          </w:rPr>
-          <w:rPr>
-            <w:color w:val="0000EE"/>
-            <w:u w:val="single"/>
-          </w:rPr>
-          <w:t>जकर्याह 14:10</w:t>
-        </w:r>
-      </w:hyperlink>
-      <w:r>
-        <w:rPr>
-          <w:lang w:val="hi_IN" w:bidi="hi_IN"/>
-        </w:rPr>
-        <w:t xml:space="preserve"> में किया गया है। एन्निम्मोन को आधुनिक खिरबेत उम्म एर-रुमामिन माना जाता है, जो बेर्शेबा के नौ मील (14.5 किमी) उत्तर में स्थित है।</w:t>
+      <w:hyperlink r:id="rId128">
+        <w:r>
+          <w:rPr>
+            <w:lang w:val="hi_IN" w:bidi="hi_IN"/>
+          </w:rPr>
+          <w:rPr>
+            <w:color w:val="0000EE"/>
+            <w:u w:val="single"/>
+          </w:rPr>
+          <w:t>7:9</w:t>
+        </w:r>
+      </w:hyperlink>
+      <w:r>
+        <w:rPr>
+          <w:lang w:val="hi_IN" w:bidi="hi_IN"/>
+        </w:rPr>
+        <w:t>) और इसलिए नहीं कि प्रभु उज्जा से नाराज थे। उन्होंने आदेश दिया कि सन्दूक को ओबेदेदोम के घर से उचित तरीके से यरूशलेम ले जाया जाए (</w:t>
+      </w:r>
+      <w:hyperlink r:id="rId129">
+        <w:r>
+          <w:rPr>
+            <w:lang w:val="hi_IN" w:bidi="hi_IN"/>
+          </w:rPr>
+          <w:rPr>
+            <w:color w:val="0000EE"/>
+            <w:u w:val="single"/>
+          </w:rPr>
+          <w:t>1 इति 15:25–28</w:t>
+        </w:r>
+      </w:hyperlink>
+      <w:r>
+        <w:rPr>
+          <w:lang w:val="hi_IN" w:bidi="hi_IN"/>
+        </w:rPr>
+        <w:t>)। जाहिर है ओबेदेदोम को उनकी वफादार सेवा के लिए यरूशलेम में सन्दूक के लिए द्वारपाल नियुक्त करके पुरस्कृत किया गया था (</w:t>
+      </w:r>
+      <w:hyperlink r:id="rId130">
+        <w:r>
+          <w:rPr>
+            <w:lang w:val="hi_IN" w:bidi="hi_IN"/>
+          </w:rPr>
+          <w:rPr>
+            <w:color w:val="0000EE"/>
+            <w:u w:val="single"/>
+          </w:rPr>
+          <w:t>15:24</w:t>
+        </w:r>
+      </w:hyperlink>
+      <w:r>
+        <w:rPr>
+          <w:lang w:val="hi_IN" w:bidi="hi_IN"/>
+        </w:rPr>
+        <w:t xml:space="preserve">; </w:t>
+      </w:r>
+      <w:hyperlink r:id="rId131">
+        <w:r>
+          <w:rPr>
+            <w:lang w:val="hi_IN" w:bidi="hi_IN"/>
+          </w:rPr>
+          <w:rPr>
+            <w:color w:val="0000EE"/>
+            <w:u w:val="single"/>
+          </w:rPr>
+          <w:t>26:4, 8, 15</w:t>
+        </w:r>
+      </w:hyperlink>
+      <w:r>
+        <w:rPr>
+          <w:lang w:val="hi_IN" w:bidi="hi_IN"/>
+        </w:rPr>
+        <w:t>)। लेकिन कुछ विद्वान विश्वास करते हैं कि द्वारपाल ओबेदेदोम उपरोक्त सन्दर्भित पुरुष से भिन्न था।</w:t>
+      </w:r>
+    </w:p>
+    <w:p>
+      <w:pPr/>
+      <w:r>
+        <w:rPr>
+          <w:lang w:val="hi_IN" w:bidi="hi_IN"/>
+        </w:rPr>
+      </w:r>
+      <w:r>
+        <w:rPr>
+          <w:lang w:val="hi_IN" w:bidi="hi_IN"/>
+        </w:rPr>
+        <w:t>2. लेवीय संगीतकार जो सन्दूक के सामने सेवा करता था (</w:t>
+      </w:r>
+      <w:hyperlink r:id="rId132">
+        <w:r>
+          <w:rPr>
+            <w:lang w:val="hi_IN" w:bidi="hi_IN"/>
+          </w:rPr>
+          <w:rPr>
+            <w:color w:val="0000EE"/>
+            <w:u w:val="single"/>
+          </w:rPr>
+          <w:t>1 इति 15:21</w:t>
+        </w:r>
+      </w:hyperlink>
+      <w:r>
+        <w:rPr>
+          <w:lang w:val="hi_IN" w:bidi="hi_IN"/>
+        </w:rPr>
+        <w:t xml:space="preserve">; </w:t>
+      </w:r>
+      <w:hyperlink r:id="rId133">
+        <w:r>
+          <w:rPr>
+            <w:lang w:val="hi_IN" w:bidi="hi_IN"/>
+          </w:rPr>
+          <w:rPr>
+            <w:color w:val="0000EE"/>
+            <w:u w:val="single"/>
+          </w:rPr>
+          <w:t>16:5, 38</w:t>
+        </w:r>
+      </w:hyperlink>
+      <w:r>
+        <w:rPr>
+          <w:lang w:val="hi_IN" w:bidi="hi_IN"/>
+        </w:rPr>
+        <w:t>)। वह यदूतून का पुत्र था, जो दाऊद के प्रधान गायकों में से एक था। कुछ विद्वानों का मानना है कि संगीतकार और गायक अलग-अलग व्यक्ति थे।</w:t>
+      </w:r>
+    </w:p>
+    <w:p>
+      <w:pPr/>
+      <w:r>
+        <w:rPr>
+          <w:lang w:val="hi_IN" w:bidi="hi_IN"/>
+        </w:rPr>
+      </w:r>
+      <w:r>
+        <w:rPr>
+          <w:lang w:val="hi_IN" w:bidi="hi_IN"/>
+        </w:rPr>
+        <w:t>3. योआश द्वारा बन्धक बनाए गए मन्दिर के पवित्र पात्रों का लेवी संरक्षक (</w:t>
+      </w:r>
+      <w:hyperlink r:id="rId134">
+        <w:r>
+          <w:rPr>
+            <w:lang w:val="hi_IN" w:bidi="hi_IN"/>
+          </w:rPr>
+          <w:rPr>
+            <w:color w:val="0000EE"/>
+            <w:u w:val="single"/>
+          </w:rPr>
+          <w:t>2 इति 25:24</w:t>
+        </w:r>
+      </w:hyperlink>
+      <w:r>
+        <w:rPr>
+          <w:lang w:val="hi_IN" w:bidi="hi_IN"/>
+        </w:rPr>
+        <w:t>)।</w:t>
       </w:r>
       <w:r>
         <w:rPr>
@@ -949,76 +5147,8 @@
         <w:rPr>
           <w:lang w:val="hi_IN" w:bidi="hi_IN"/>
         </w:rPr>
-        <w:t>ऐनियास</w:t>
-      </w:r>
-      <w:r>
-        <w:rPr>
-          <w:lang w:val="hi_IN" w:bidi="hi_IN"/>
-        </w:rPr>
-      </w:r>
-    </w:p>
-    <w:p>
-      <w:pPr/>
-      <w:r>
-        <w:rPr>
-          <w:lang w:val="hi_IN" w:bidi="hi_IN"/>
-        </w:rPr>
-      </w:r>
-      <w:r>
-        <w:rPr>
-          <w:lang w:val="hi_IN" w:bidi="hi_IN"/>
-        </w:rPr>
-        <w:t>लुद्दा में रहने वाले एक लकवे का मारा हुआ व्यक्ति जिसको हमेशा खाट पर रहना पड़ता था। प्रेरित पतरस ने उसे चंगा किया (</w:t>
-      </w:r>
-      <w:hyperlink r:id="rId24">
-        <w:r>
-          <w:rPr>
-            <w:lang w:val="hi_IN" w:bidi="hi_IN"/>
-          </w:rPr>
-          <w:rPr>
-            <w:color w:val="0000EE"/>
-            <w:u w:val="single"/>
-          </w:rPr>
-          <w:t>प्रेरि 9:33</w:t>
-        </w:r>
-      </w:hyperlink>
-      <w:r>
-        <w:rPr>
-          <w:lang w:val="hi_IN" w:bidi="hi_IN"/>
-        </w:rPr>
-        <w:t>–</w:t>
-      </w:r>
-      <w:hyperlink r:id="rId24">
-        <w:r>
-          <w:rPr>
-            <w:lang w:val="hi_IN" w:bidi="hi_IN"/>
-          </w:rPr>
-          <w:rPr>
-            <w:color w:val="0000EE"/>
-            <w:u w:val="single"/>
-          </w:rPr>
-          <w:t>35</w:t>
-        </w:r>
-      </w:hyperlink>
-      <w:r>
-        <w:rPr>
-          <w:lang w:val="hi_IN" w:bidi="hi_IN"/>
-        </w:rPr>
-        <w:t>)। यह एक चमत्कार था।</w:t>
-      </w:r>
-      <w:r>
-        <w:rPr>
-          <w:lang w:val="hi_IN" w:bidi="hi_IN"/>
-        </w:rPr>
-      </w:r>
-      <w:r>
-        <w:rPr>
-          <w:lang w:val="hi_IN" w:bidi="hi_IN"/>
-        </w:rPr>
-      </w:r>
-    </w:p>
-    <w:p>
-      <w:pPr/>
+        <w:t>ओबोत</w:t>
+      </w:r>
       <w:r>
         <w:rPr>
           <w:lang w:val="hi_IN" w:bidi="hi_IN"/>
@@ -1033,37 +5163,309 @@
         <w:rPr>
           <w:lang w:val="hi_IN" w:bidi="hi_IN"/>
         </w:rPr>
-        <w:t>ऐनोन</w:t>
-      </w:r>
-      <w:r>
-        <w:rPr>
-          <w:lang w:val="hi_IN" w:bidi="hi_IN"/>
-        </w:rPr>
-      </w:r>
-    </w:p>
-    <w:p>
-      <w:pPr/>
-      <w:r>
-        <w:rPr>
-          <w:lang w:val="hi_IN" w:bidi="hi_IN"/>
-        </w:rPr>
-      </w:r>
-      <w:r>
-        <w:rPr>
-          <w:lang w:val="hi_IN" w:bidi="hi_IN"/>
-        </w:rPr>
-        <w:t>यरदन नदी के पास एक छोटा शहर। विद्वानों का मानना है कि यह मृत सागर के लगभग 30 मील (48 किलोमीटर) उत्तर में स्थित हो सकता है। बाइबल में उल्लेख है कि यूहन्ना बपतिस्मा देने वाले ने वहाँ लोगों को बपतिस्मा दिया था (</w:t>
-      </w:r>
-      <w:hyperlink r:id="rId25">
-        <w:r>
-          <w:rPr>
-            <w:lang w:val="hi_IN" w:bidi="hi_IN"/>
-          </w:rPr>
-          <w:rPr>
-            <w:color w:val="0000EE"/>
-            <w:u w:val="single"/>
-          </w:rPr>
-          <w:t>यूह 3:23</w:t>
+        <w:t>ओबोत</w:t>
+      </w:r>
+    </w:p>
+    <w:p>
+      <w:pPr/>
+      <w:r>
+        <w:rPr>
+          <w:lang w:val="hi_IN" w:bidi="hi_IN"/>
+        </w:rPr>
+      </w:r>
+      <w:r>
+        <w:rPr>
+          <w:lang w:val="hi_IN" w:bidi="hi_IN"/>
+        </w:rPr>
+        <w:t>इस्राएलियों का अस्थायी शिविर स्थल उनके जंगल में भटकने के दौरान, पूनोन और अबारीम के बीच उल्लेख किया गया है (</w:t>
+      </w:r>
+      <w:hyperlink r:id="rId135">
+        <w:r>
+          <w:rPr>
+            <w:lang w:val="hi_IN" w:bidi="hi_IN"/>
+          </w:rPr>
+          <w:rPr>
+            <w:color w:val="0000EE"/>
+            <w:u w:val="single"/>
+          </w:rPr>
+          <w:t>गिन 21:10–11</w:t>
+        </w:r>
+      </w:hyperlink>
+      <w:r>
+        <w:rPr>
+          <w:lang w:val="hi_IN" w:bidi="hi_IN"/>
+        </w:rPr>
+        <w:t xml:space="preserve">; </w:t>
+      </w:r>
+      <w:hyperlink r:id="rId136">
+        <w:r>
+          <w:rPr>
+            <w:lang w:val="hi_IN" w:bidi="hi_IN"/>
+          </w:rPr>
+          <w:rPr>
+            <w:color w:val="0000EE"/>
+            <w:u w:val="single"/>
+          </w:rPr>
+          <w:t>33:43–44</w:t>
+        </w:r>
+      </w:hyperlink>
+      <w:r>
+        <w:rPr>
+          <w:lang w:val="hi_IN" w:bidi="hi_IN"/>
+        </w:rPr>
+        <w:t xml:space="preserve">)। हालांकि इसका सटीक स्थान अनिश्चित है, कुछ ने इसे 'ऐन एल-वेइबा के साथ पहचानने का प्रयास किया है, जो मृत सागर के 33 मील (53.1 किलोमीटर) दक्षिण में अराबा तराई में स्थित है। </w:t>
+      </w:r>
+      <w:r>
+        <w:rPr>
+          <w:i/>
+          <w:lang w:val="hi_IN" w:bidi="hi_IN"/>
+        </w:rPr>
+        <w:t>देखें</w:t>
+      </w:r>
+      <w:r>
+        <w:rPr>
+          <w:lang w:val="hi_IN" w:bidi="hi_IN"/>
+        </w:rPr>
+        <w:t xml:space="preserve"> </w:t>
+      </w:r>
+      <w:r>
+        <w:rPr>
+          <w:lang w:val="hi_IN" w:bidi="hi_IN"/>
+        </w:rPr>
+        <w:t>जंगल की यात्रा</w:t>
+      </w:r>
+      <w:r>
+        <w:rPr>
+          <w:lang w:val="hi_IN" w:bidi="hi_IN"/>
+        </w:rPr>
+        <w:t>।</w:t>
+      </w:r>
+      <w:r>
+        <w:rPr>
+          <w:lang w:val="hi_IN" w:bidi="hi_IN"/>
+        </w:rPr>
+      </w:r>
+      <w:r>
+        <w:rPr>
+          <w:lang w:val="hi_IN" w:bidi="hi_IN"/>
+        </w:rPr>
+      </w:r>
+    </w:p>
+    <w:p>
+      <w:pPr/>
+      <w:r>
+        <w:rPr>
+          <w:lang w:val="hi_IN" w:bidi="hi_IN"/>
+        </w:rPr>
+      </w:r>
+    </w:p>
+    <w:p>
+      <w:pPr>
+        <w:pStyle w:val="Heading2"/>
+      </w:pPr>
+      <w:r>
+        <w:rPr>
+          <w:lang w:val="hi_IN" w:bidi="hi_IN"/>
+        </w:rPr>
+        <w:t>ओमार</w:t>
+      </w:r>
+      <w:r>
+        <w:rPr>
+          <w:lang w:val="hi_IN" w:bidi="hi_IN"/>
+        </w:rPr>
+      </w:r>
+    </w:p>
+    <w:p>
+      <w:pPr/>
+      <w:r>
+        <w:rPr>
+          <w:lang w:val="hi_IN" w:bidi="hi_IN"/>
+        </w:rPr>
+      </w:r>
+      <w:r>
+        <w:rPr>
+          <w:lang w:val="hi_IN" w:bidi="hi_IN"/>
+        </w:rPr>
+        <w:t>एलीपज का दूसरे पुत्र, एसाव का पोता और अब्राहम का परपोता (</w:t>
+      </w:r>
+      <w:hyperlink r:id="rId137">
+        <w:r>
+          <w:rPr>
+            <w:lang w:val="hi_IN" w:bidi="hi_IN"/>
+          </w:rPr>
+          <w:rPr>
+            <w:color w:val="0000EE"/>
+            <w:u w:val="single"/>
+          </w:rPr>
+          <w:t>उत 36:11, 15</w:t>
+        </w:r>
+      </w:hyperlink>
+      <w:r>
+        <w:rPr>
+          <w:lang w:val="hi_IN" w:bidi="hi_IN"/>
+        </w:rPr>
+        <w:t xml:space="preserve">; </w:t>
+      </w:r>
+      <w:hyperlink r:id="rId138">
+        <w:r>
+          <w:rPr>
+            <w:lang w:val="hi_IN" w:bidi="hi_IN"/>
+          </w:rPr>
+          <w:rPr>
+            <w:color w:val="0000EE"/>
+            <w:u w:val="single"/>
+          </w:rPr>
+          <w:t>1 इति 1:36</w:t>
+        </w:r>
+      </w:hyperlink>
+      <w:r>
+        <w:rPr>
+          <w:lang w:val="hi_IN" w:bidi="hi_IN"/>
+        </w:rPr>
+        <w:t>); एक एदोमी कुल का प्रधान।</w:t>
+      </w:r>
+      <w:r>
+        <w:rPr>
+          <w:lang w:val="hi_IN" w:bidi="hi_IN"/>
+        </w:rPr>
+      </w:r>
+      <w:r>
+        <w:rPr>
+          <w:lang w:val="hi_IN" w:bidi="hi_IN"/>
+        </w:rPr>
+      </w:r>
+    </w:p>
+    <w:p>
+      <w:pPr/>
+      <w:r>
+        <w:rPr>
+          <w:lang w:val="hi_IN" w:bidi="hi_IN"/>
+        </w:rPr>
+      </w:r>
+    </w:p>
+    <w:p>
+      <w:pPr>
+        <w:pStyle w:val="Heading2"/>
+      </w:pPr>
+      <w:r>
+        <w:rPr>
+          <w:lang w:val="hi_IN" w:bidi="hi_IN"/>
+        </w:rPr>
+        <w:t>ओमेगा</w:t>
+      </w:r>
+      <w:r>
+        <w:rPr>
+          <w:lang w:val="hi_IN" w:bidi="hi_IN"/>
+        </w:rPr>
+      </w:r>
+    </w:p>
+    <w:p>
+      <w:pPr/>
+      <w:r>
+        <w:rPr>
+          <w:lang w:val="hi_IN" w:bidi="hi_IN"/>
+        </w:rPr>
+      </w:r>
+      <w:r>
+        <w:rPr>
+          <w:lang w:val="hi_IN" w:bidi="hi_IN"/>
+        </w:rPr>
+        <w:t xml:space="preserve">यूनानी वर्णमाला के अन्तिम अक्षर का हिन्दी में वर्तनी नाम। </w:t>
+      </w:r>
+      <w:r>
+        <w:rPr>
+          <w:i/>
+          <w:lang w:val="hi_IN" w:bidi="hi_IN"/>
+        </w:rPr>
+        <w:t>देखें</w:t>
+      </w:r>
+      <w:r>
+        <w:rPr>
+          <w:lang w:val="hi_IN" w:bidi="hi_IN"/>
+        </w:rPr>
+        <w:t xml:space="preserve"> </w:t>
+      </w:r>
+      <w:r>
+        <w:rPr>
+          <w:lang w:val="hi_IN" w:bidi="hi_IN"/>
+        </w:rPr>
+        <w:t>अल्फा और ओमेगा</w:t>
+      </w:r>
+      <w:r>
+        <w:rPr>
+          <w:lang w:val="hi_IN" w:bidi="hi_IN"/>
+        </w:rPr>
+        <w:t>।</w:t>
+      </w:r>
+      <w:r>
+        <w:rPr>
+          <w:lang w:val="hi_IN" w:bidi="hi_IN"/>
+        </w:rPr>
+      </w:r>
+      <w:r>
+        <w:rPr>
+          <w:lang w:val="hi_IN" w:bidi="hi_IN"/>
+        </w:rPr>
+      </w:r>
+    </w:p>
+    <w:p>
+      <w:pPr/>
+      <w:r>
+        <w:rPr>
+          <w:lang w:val="hi_IN" w:bidi="hi_IN"/>
+        </w:rPr>
+      </w:r>
+    </w:p>
+    <w:p>
+      <w:pPr>
+        <w:pStyle w:val="Heading2"/>
+      </w:pPr>
+      <w:r>
+        <w:rPr>
+          <w:lang w:val="hi_IN" w:bidi="hi_IN"/>
+        </w:rPr>
+        <w:t>ओमेर</w:t>
+      </w:r>
+      <w:r>
+        <w:rPr>
+          <w:lang w:val="hi_IN" w:bidi="hi_IN"/>
+        </w:rPr>
+      </w:r>
+    </w:p>
+    <w:p>
+      <w:pPr>
+        <w:pStyle w:val="Heading2"/>
+      </w:pPr>
+      <w:r>
+        <w:rPr>
+          <w:lang w:val="hi_IN" w:bidi="hi_IN"/>
+        </w:rPr>
+        <w:t>ओमेर</w:t>
+      </w:r>
+    </w:p>
+    <w:p>
+      <w:pPr/>
+      <w:r>
+        <w:rPr>
+          <w:lang w:val="hi_IN" w:bidi="hi_IN"/>
+        </w:rPr>
+      </w:r>
+      <w:r>
+        <w:rPr>
+          <w:lang w:val="hi_IN" w:bidi="hi_IN"/>
+        </w:rPr>
+        <w:t>मन्ना इकट्ठा करने में उपयोग की जाने वाली एक माप इकाई (</w:t>
+      </w:r>
+      <w:hyperlink r:id="rId139">
+        <w:r>
+          <w:rPr>
+            <w:lang w:val="hi_IN" w:bidi="hi_IN"/>
+          </w:rPr>
+          <w:rPr>
+            <w:color w:val="0000EE"/>
+            <w:u w:val="single"/>
+          </w:rPr>
+          <w:t>निर्ग 16:16, 18, 22, 36</w:t>
         </w:r>
       </w:hyperlink>
       <w:r>
@@ -1082,6 +5484,25 @@
       </w:r>
       <w:r>
         <w:rPr>
+          <w:i/>
+          <w:lang w:val="hi_IN" w:bidi="hi_IN"/>
+        </w:rPr>
+        <w:t>देखें</w:t>
+      </w:r>
+      <w:r>
+        <w:rPr>
+          <w:lang w:val="hi_IN" w:bidi="hi_IN"/>
+        </w:rPr>
+        <w:t xml:space="preserve"> </w:t>
+      </w:r>
+      <w:r>
+        <w:rPr>
+          <w:lang w:val="hi_IN" w:bidi="hi_IN"/>
+        </w:rPr>
+        <w:t>वजन और माप I</w:t>
+      </w:r>
+      <w:r>
+        <w:rPr>
           <w:lang w:val="hi_IN" w:bidi="hi_IN"/>
         </w:rPr>
       </w:r>
@@ -1107,8 +5528,332 @@
         <w:rPr>
           <w:lang w:val="hi_IN" w:bidi="hi_IN"/>
         </w:rPr>
-        <w:t>ऐसोरा</w:t>
-      </w:r>
+        <w:t>ओम्री</w:t>
+      </w:r>
+      <w:r>
+        <w:rPr>
+          <w:lang w:val="hi_IN" w:bidi="hi_IN"/>
+        </w:rPr>
+      </w:r>
+    </w:p>
+    <w:p>
+      <w:pPr/>
+      <w:r>
+        <w:rPr>
+          <w:lang w:val="hi_IN" w:bidi="hi_IN"/>
+        </w:rPr>
+      </w:r>
+      <w:r>
+        <w:rPr>
+          <w:lang w:val="hi_IN" w:bidi="hi_IN"/>
+        </w:rPr>
+        <w:t>1. इस्राएल का राजा, जो पहली बार पवित्रशास्त्र में इस्राएल के राजा एला के शासनकाल के समय सेना के सरदार के रूप में प्रगट होते हैं। 885 ईसा पूर्व में एला ने ओम्री को पलिश्तियों के किले गिब्बतोन पर चढ़ाई करने के लिये भेजा। घेरा डालने के समय, जिम्री, एक अन्य सेनापति ने एला के विरुद्ध विद्रोह किया, उसे घात कर डाला, और तुरन्त एला के सभी पुरुष रिश्तेदारों को मिटा दिया। जब ओम्री ने हत्या के विषय सुनी, तो उसने सेना के द्वारा स्वयं को राजा घोषित करने के लिये कहा और जिम्री से युद्ध के लिये तिर्सा की राजधानी की ओर बढ़ा। जब जिम्री ने देखा कि तिर्सा पर घेरा डालना सफल होने वाला है, तो उसने राजा के महल में आग लगा दी और सिंहासन पर केवल सात दिनों के बाद आग की लपटों में मर गया।</w:t>
+      </w:r>
+    </w:p>
+    <w:p>
+      <w:pPr/>
+      <w:r>
+        <w:rPr>
+          <w:lang w:val="hi_IN" w:bidi="hi_IN"/>
+        </w:rPr>
+      </w:r>
+      <w:r>
+        <w:rPr>
+          <w:lang w:val="hi_IN" w:bidi="hi_IN"/>
+        </w:rPr>
+        <w:t>लेकिन ओम्री का इस्राएल पर शासन अभी स्थापित नहीं हुआ था। तिब्नी ने राज्य के एक हिस्से पर नियंत्रण कर लिया और लगभग चार वर्षों तक उसे अपने अधीन रखा। अन्ततः, तिब्नी को हराने और अपने अधिकार को पूरे इस्राएल पर फैलाने में ओम्री सफल हुआ। उसने इस्राएल के चौथे राजवंश की स्थापना की, जो उसके बाद तीन और पीढ़ियों तक बना रहने वाला था। उसका शासन कुल 12 वर्षों तक चला (885–874 ईसा पूर्व), जिसमें तिब्नी के साथ विवादित प्रभुता के वर्ष भी शामिल थे।</w:t>
+      </w:r>
+    </w:p>
+    <w:p>
+      <w:pPr/>
+      <w:r>
+        <w:rPr>
+          <w:lang w:val="hi_IN" w:bidi="hi_IN"/>
+        </w:rPr>
+      </w:r>
+      <w:r>
+        <w:rPr>
+          <w:lang w:val="hi_IN" w:bidi="hi_IN"/>
+        </w:rPr>
+        <w:t>अंतरराष्ट्रीय विकास</w:t>
+      </w:r>
+    </w:p>
+    <w:p>
+      <w:pPr/>
+      <w:r>
+        <w:rPr>
+          <w:lang w:val="hi_IN" w:bidi="hi_IN"/>
+        </w:rPr>
+      </w:r>
+      <w:r>
+        <w:rPr>
+          <w:lang w:val="hi_IN" w:bidi="hi_IN"/>
+        </w:rPr>
+        <w:t xml:space="preserve">इस्राएल के उत्तर-पूर्व में, सीरिया (अराम) के अरामी लोग दमिश्क में अपनी राजधानी के साथ एक मजबूत राज्य का निर्माण कर रहे थे। ओम्री के सिंहासन पर बैठने से कुछ वर्ष पहले, यहूदा के राजा आसा ने इस्राएल के बाशा के विरुद्ध सीरिया की सहायता माँगी थी। शीघ्र ही, सीरिया दोनों इब्री राज्यों के लिये एक खतरा बन जाएगा। </w:t>
+      </w:r>
+    </w:p>
+    <w:p>
+      <w:pPr/>
+      <w:r>
+        <w:rPr>
+          <w:lang w:val="hi_IN" w:bidi="hi_IN"/>
+        </w:rPr>
+      </w:r>
+      <w:r>
+        <w:rPr>
+          <w:lang w:val="hi_IN" w:bidi="hi_IN"/>
+        </w:rPr>
+        <w:t>सुदूर पूर्व में</w:t>
+      </w:r>
+      <w:r>
+        <w:rPr>
+          <w:lang w:val="hi_IN" w:bidi="hi_IN"/>
+        </w:rPr>
+        <w:t>, अश्शूर अश्शूरनासिरपाल द्वितीय (883–859 ईसा पूर्व) के अगुवाई में सामर्थ्य में बढ़ रहा था, जो उस साम्राज्य का संस्थापक था। उसने फीनीके पर चढ़ाई की, लेकिन इस्राएल अश्शूरी हमले से बचा रहा जब तक कि ओम्री के पुत्र अहाब के दिन नहीं आ गए।</w:t>
+      </w:r>
+    </w:p>
+    <w:p>
+      <w:pPr/>
+      <w:r>
+        <w:rPr>
+          <w:lang w:val="hi_IN" w:bidi="hi_IN"/>
+        </w:rPr>
+      </w:r>
+      <w:r>
+        <w:rPr>
+          <w:lang w:val="hi_IN" w:bidi="hi_IN"/>
+        </w:rPr>
+        <w:t>ओम्री का शासनकाल</w:t>
+      </w:r>
+    </w:p>
+    <w:p>
+      <w:pPr/>
+      <w:r>
+        <w:rPr>
+          <w:lang w:val="hi_IN" w:bidi="hi_IN"/>
+        </w:rPr>
+      </w:r>
+      <w:r>
+        <w:rPr>
+          <w:lang w:val="hi_IN" w:bidi="hi_IN"/>
+        </w:rPr>
+        <w:t>चूँकि पवित्रशास्त्र का उद्देश्य इस्राएल या उसके आस-पास के देशों का राजनीतिक, सैन्य या सामाजिक इतिहास प्रदान करना नहीं है, इसलिए इस्राएल और यहूदा के राजाओं के शासनकाल का उल्लेख प्रायः बहुत संक्षेप में किया गया है। अधिक विस्तृत चित्र प्राप्त करने के लिए गैर-बाइबल स्रोतों की ओर मुड़ना आवश्यक है। अश्शूरी अभिलेखों से स्पष्ट होता है कि ओम्री एक प्रभावशाली शासक रहा होगा। कई पीढ़ियों बाद भी, अश्शूरी इस्राएल को "ओम्री का देश" कहकर सम्बोधित करते थे।</w:t>
+      </w:r>
+    </w:p>
+    <w:p>
+      <w:pPr/>
+      <w:r>
+        <w:rPr>
+          <w:lang w:val="hi_IN" w:bidi="hi_IN"/>
+        </w:rPr>
+      </w:r>
+      <w:r>
+        <w:rPr>
+          <w:lang w:val="hi_IN" w:bidi="hi_IN"/>
+        </w:rPr>
+        <w:t>दूरदर्शी अगुवा होने के कारण, ओम्री ने पहचाना कि देश को एक ऐसी राजधानी की आवश्यकता थी, जो केन्द्रीय रूप से स्थित हो और सैन्य रूप से सुरक्षित हो। उसने सामरिया के स्थान को चुना, जो राज्य की तीसरी और सबसे महत्वपूर्ण राजधानी बनी (शेकेम और तिर्सा पहले राजधानी रह चुके थे)। सामरिया, शेकेम से सात मील (11.3 किलोमीटर) उत्तर-पश्चिम में, गलील और फीनीके जाने वाले मुख्य मार्ग पर स्थित था। यह एक स्वतन्त्र पहाड़ी पर बसा था, जो आसपास के मैदान से लगभग 300 से 400 फीट (91.4–121.9 मीटर) ऊँचा था। इस प्रकार इसका बचाव काफी आसानी से किया जा सकता है; इसके पास भोजन और करों की आपूर्ति करने के लिए एक समृद्ध आंतरिक क्षेत्र था; और यह सुविधाजनक रूप से मुख्य मार्ग पर स्थित था। ओम्री ने यह पहाड़ी शेमेर से मोल ली और नगर का नाम उसके स्वामी के नाम पर रखा। फिर उसने पहाड़ी की चोटी को समतल किया और राजमहल के आँगन का निर्माण किया। उसने पहाड़ी के शिखर के चारों ओर 33 फुट (10.1 मीटर) मोटी दीवार भी बनवाई।</w:t>
+      </w:r>
+    </w:p>
+    <w:p>
+      <w:pPr/>
+      <w:r>
+        <w:rPr>
+          <w:lang w:val="hi_IN" w:bidi="hi_IN"/>
+        </w:rPr>
+      </w:r>
+      <w:r>
+        <w:rPr>
+          <w:lang w:val="hi_IN" w:bidi="hi_IN"/>
+        </w:rPr>
+        <w:t>ओम्री की विस्तारवादी गतिविधियों का उल्लेख 1 राजाओं में नहीं किया गया है, लेकिन पवित्रशास्त्र की पुष्टि 1868 में यरदन नदी के पूर्व में दीबोन में खोजी गई मोआबी शिला से होती है। इस स्तम्भ पर मोआब के राजा मेशा ने लिखा है कि ओम्री ने मोआब पर विजय प्राप्त की। अहाब के दिनों में भी इस्राएल ने उस देश पर अपना नियन्त्रण बनाए रखा, लेकिन उसके दिनों में, मेशा ने इस्राएल के विरुद्ध सफलतापूर्वक विद्रोह किया (</w:t>
+      </w:r>
+      <w:hyperlink r:id="rId140">
+        <w:r>
+          <w:rPr>
+            <w:lang w:val="hi_IN" w:bidi="hi_IN"/>
+          </w:rPr>
+          <w:rPr>
+            <w:color w:val="0000EE"/>
+            <w:u w:val="single"/>
+          </w:rPr>
+          <w:t>2 रा 3:4</w:t>
+        </w:r>
+      </w:hyperlink>
+      <w:r>
+        <w:rPr>
+          <w:lang w:val="hi_IN" w:bidi="hi_IN"/>
+        </w:rPr>
+        <w:t>)। ओम्री के राजा बनने के तुरन्त बाद ही मोआब के विरुद्ध सफल युद्ध करने की क्षमता यह दर्शाती है कि वह एक योग्य शासक था, क्योंकि इससे पहले इस्राएल का राज्य विद्रोहों और राजनीतिक अस्थिरता के कारण बहुत कमजोर हो चुका था।</w:t>
+      </w:r>
+    </w:p>
+    <w:p>
+      <w:pPr/>
+      <w:r>
+        <w:rPr>
+          <w:lang w:val="hi_IN" w:bidi="hi_IN"/>
+        </w:rPr>
+      </w:r>
+      <w:r>
+        <w:rPr>
+          <w:lang w:val="hi_IN" w:bidi="hi_IN"/>
+        </w:rPr>
+        <w:t>ओम्री ने फीनीके के साथ उन मित्रतापूर्ण सम्बन्धों को भी पुनः स्थापित किया, जो दाऊद और सुलैमान के दिनों में शुरू हुए थे। सम्भवतः, उसने सोर के राजा एतबाल के साथ पूर्ण सन्धि की और फिर इसे अपने पुत्र अहाब का फीनीके राजकुमारी ईजेबेल से विवाह कराकर सुनिश्चित किया। ऐसी सन्धि दोनों पक्षों के लिए लाभकारी होती, इससे इस्राएल को देवदार की लकड़ी, सुन्दर नक्काशीदार वस्तुएँ, और फीनीके वास्तुकला एवं तकनीकी विशेषज्ञता प्राप्त होती, जबकि फीनीके को इस्राएल से अनाज और जैतून का तेल मिलता। इसके अतिरिक्त, यह सन्धि अश्शूर की बढ़ती शक्ति के खतरे के विरुद्ध दोनों सेनाओं को एकजुट करती।</w:t>
+      </w:r>
+    </w:p>
+    <w:p>
+      <w:pPr/>
+      <w:r>
+        <w:rPr>
+          <w:lang w:val="hi_IN" w:bidi="hi_IN"/>
+        </w:rPr>
+      </w:r>
+      <w:r>
+        <w:rPr>
+          <w:lang w:val="hi_IN" w:bidi="hi_IN"/>
+        </w:rPr>
+        <w:t>हालाँकि, यह सन्धि इस्राएल को बिगाड़ने के लिये निर्धारित थी, क्योंकि इसके द्वारा देश में बाल की उपासना आ गई। सम्भवतः यही वह बात थी, जिसे राजाओं के लेखक के मन में था जब उन्होंने कहा कि वरन् उन सभी से भी जो उससे पहले थे "अधिक बुराई" की (</w:t>
+      </w:r>
+      <w:hyperlink r:id="rId141">
+        <w:r>
+          <w:rPr>
+            <w:lang w:val="hi_IN" w:bidi="hi_IN"/>
+          </w:rPr>
+          <w:rPr>
+            <w:color w:val="0000EE"/>
+            <w:u w:val="single"/>
+          </w:rPr>
+          <w:t>1 रा 16:25</w:t>
+        </w:r>
+      </w:hyperlink>
+      <w:r>
+        <w:rPr>
+          <w:lang w:val="hi_IN" w:bidi="hi_IN"/>
+        </w:rPr>
+        <w:t>) क्योंकि उसने यारोबाम के मूर्तिपूजक रीति का अनुसरण किया। बाल की उपासना को यारोबाम द्वारा लाई गई बछड़े की उपासना से भी अधिक अपमानजनक माना गया। ओम्री और उसके बाद उसके पुत्र अहाब, दोनों ने इन दोनों प्रकार की उपासना को अपनाया।</w:t>
+      </w:r>
+    </w:p>
+    <w:p>
+      <w:pPr/>
+      <w:r>
+        <w:rPr>
+          <w:lang w:val="hi_IN" w:bidi="hi_IN"/>
+        </w:rPr>
+      </w:r>
+      <w:r>
+        <w:rPr>
+          <w:lang w:val="hi_IN" w:bidi="hi_IN"/>
+        </w:rPr>
+        <w:t>ओम्री इस्राएल के सबसे शक्तिशाली राजाओं में से एक था, जिसने इसकी नई राजधानी बनाई, राज्य को वीरता की प्रतिष्ठा दिलाई, और भविष्य के राजाओं के लिये एक दिशा निर्धारित किया। लेकिन दुर्भाग्यवश, वह मार्ग नैतिक रूप से बिगड़ा हुआ था; सोर के साथ ओम्री की सन्धि का सबसे भयानक परिणाम बाल की उपासना का प्रचलन था।</w:t>
+      </w:r>
+    </w:p>
+    <w:p>
+      <w:pPr/>
+      <w:r>
+        <w:rPr>
+          <w:lang w:val="hi_IN" w:bidi="hi_IN"/>
+        </w:rPr>
+      </w:r>
+      <w:r>
+        <w:rPr>
+          <w:lang w:val="hi_IN" w:bidi="hi_IN"/>
+        </w:rPr>
+        <w:t>2. बेकेर के पुत्रों में से एक जो बिन्यामीन के गोत्र से था (</w:t>
+      </w:r>
+      <w:hyperlink r:id="rId142">
+        <w:r>
+          <w:rPr>
+            <w:lang w:val="hi_IN" w:bidi="hi_IN"/>
+          </w:rPr>
+          <w:rPr>
+            <w:color w:val="0000EE"/>
+            <w:u w:val="single"/>
+          </w:rPr>
+          <w:t>1 इति 7:8</w:t>
+        </w:r>
+      </w:hyperlink>
+      <w:r>
+        <w:rPr>
+          <w:lang w:val="hi_IN" w:bidi="hi_IN"/>
+        </w:rPr>
+        <w:t>)।</w:t>
+      </w:r>
+    </w:p>
+    <w:p>
+      <w:pPr/>
+      <w:r>
+        <w:rPr>
+          <w:lang w:val="hi_IN" w:bidi="hi_IN"/>
+        </w:rPr>
+      </w:r>
+      <w:r>
+        <w:rPr>
+          <w:lang w:val="hi_IN" w:bidi="hi_IN"/>
+        </w:rPr>
+        <w:t>3. यहूदा का पुत्र, पेरेस का वंश (</w:t>
+      </w:r>
+      <w:hyperlink r:id="rId143">
+        <w:r>
+          <w:rPr>
+            <w:lang w:val="hi_IN" w:bidi="hi_IN"/>
+          </w:rPr>
+          <w:rPr>
+            <w:color w:val="0000EE"/>
+            <w:u w:val="single"/>
+          </w:rPr>
+          <w:t>1 इति 9:4</w:t>
+        </w:r>
+      </w:hyperlink>
+      <w:r>
+        <w:rPr>
+          <w:lang w:val="hi_IN" w:bidi="hi_IN"/>
+        </w:rPr>
+        <w:t>)।</w:t>
+      </w:r>
+    </w:p>
+    <w:p>
+      <w:pPr/>
+      <w:r>
+        <w:rPr>
+          <w:lang w:val="hi_IN" w:bidi="hi_IN"/>
+        </w:rPr>
+      </w:r>
+      <w:r>
+        <w:rPr>
+          <w:lang w:val="hi_IN" w:bidi="hi_IN"/>
+        </w:rPr>
+        <w:t>4. मीकाएल का पुत्र, जो दाऊद के शासनकाल में इस्साकार के गोत्र का राजकुमार था (</w:t>
+      </w:r>
+      <w:hyperlink r:id="rId144">
+        <w:r>
+          <w:rPr>
+            <w:lang w:val="hi_IN" w:bidi="hi_IN"/>
+          </w:rPr>
+          <w:rPr>
+            <w:color w:val="0000EE"/>
+            <w:u w:val="single"/>
+          </w:rPr>
+          <w:t>1 इति 27:18</w:t>
+        </w:r>
+      </w:hyperlink>
+      <w:r>
+        <w:rPr>
+          <w:lang w:val="hi_IN" w:bidi="hi_IN"/>
+        </w:rPr>
+        <w:t>)।</w:t>
+      </w:r>
+      <w:r>
+        <w:rPr>
+          <w:lang w:val="hi_IN" w:bidi="hi_IN"/>
+        </w:rPr>
+      </w:r>
+      <w:r>
+        <w:rPr>
+          <w:lang w:val="hi_IN" w:bidi="hi_IN"/>
+        </w:rPr>
+      </w:r>
+    </w:p>
+    <w:p>
+      <w:pPr/>
       <w:r>
         <w:rPr>
           <w:lang w:val="hi_IN" w:bidi="hi_IN"/>
@@ -1123,45 +5868,2951 @@
         <w:rPr>
           <w:lang w:val="hi_IN" w:bidi="hi_IN"/>
         </w:rPr>
-        <w:t>ऐसोरा</w:t>
-      </w:r>
-    </w:p>
-    <w:p>
-      <w:pPr/>
-      <w:r>
-        <w:rPr>
-          <w:lang w:val="hi_IN" w:bidi="hi_IN"/>
-        </w:rPr>
-      </w:r>
-      <w:r>
-        <w:rPr>
-          <w:lang w:val="hi_IN" w:bidi="hi_IN"/>
-        </w:rPr>
-        <w:t>एक नगर, जिसे नबूकदनेस्सर के प्रधान सेनापति होलोफर्नेस द्वारा आक्रमण के लिए चेतावनी दी गई</w:t>
-      </w:r>
-      <w:r>
-        <w:rPr>
-          <w:lang w:val="hi_IN" w:bidi="hi_IN"/>
-        </w:rPr>
-        <w:t xml:space="preserve"> (</w:t>
-      </w:r>
-      <w:hyperlink r:id="rId26">
-        <w:r>
-          <w:rPr>
-            <w:lang w:val="hi_IN" w:bidi="hi_IN"/>
-          </w:rPr>
-          <w:rPr>
-            <w:color w:val="0000EE"/>
-            <w:u w:val="single"/>
-          </w:rPr>
-          <w:t>यूदी 4:4</w:t>
-        </w:r>
-      </w:hyperlink>
-      <w:r>
-        <w:rPr>
-          <w:lang w:val="hi_IN" w:bidi="hi_IN"/>
-        </w:rPr>
-        <w:t>)। कई प्राचीन अनुवाद इस नगर को शामिल नहीं करते हैं और इसके बजाय सामरिया, यरीहो और कभी-कभी बेथोरोन का उल्लेख करते हैं। संदर्भ के आधार पर, ऐसोरा संभवतः यरूशलेम के उत्तर-उत्तरपूर्व में स्थित था।</w:t>
+        <w:t>ओरेन</w:t>
+      </w:r>
+      <w:r>
+        <w:rPr>
+          <w:lang w:val="hi_IN" w:bidi="hi_IN"/>
+        </w:rPr>
+      </w:r>
+    </w:p>
+    <w:p>
+      <w:pPr/>
+      <w:r>
+        <w:rPr>
+          <w:lang w:val="hi_IN" w:bidi="hi_IN"/>
+        </w:rPr>
+      </w:r>
+      <w:r>
+        <w:rPr>
+          <w:lang w:val="hi_IN" w:bidi="hi_IN"/>
+        </w:rPr>
+        <w:t>यहूदा का वंशज और यरहमेल का तीसरा पुत्र (</w:t>
+      </w:r>
+      <w:hyperlink r:id="rId145">
+        <w:r>
+          <w:rPr>
+            <w:lang w:val="hi_IN" w:bidi="hi_IN"/>
+          </w:rPr>
+          <w:rPr>
+            <w:color w:val="0000EE"/>
+            <w:u w:val="single"/>
+          </w:rPr>
+          <w:t>1 इति 2:25</w:t>
+        </w:r>
+      </w:hyperlink>
+      <w:r>
+        <w:rPr>
+          <w:lang w:val="hi_IN" w:bidi="hi_IN"/>
+        </w:rPr>
+        <w:t>)।</w:t>
+      </w:r>
+      <w:r>
+        <w:rPr>
+          <w:lang w:val="hi_IN" w:bidi="hi_IN"/>
+        </w:rPr>
+      </w:r>
+      <w:r>
+        <w:rPr>
+          <w:lang w:val="hi_IN" w:bidi="hi_IN"/>
+        </w:rPr>
+      </w:r>
+    </w:p>
+    <w:p>
+      <w:pPr/>
+      <w:r>
+        <w:rPr>
+          <w:lang w:val="hi_IN" w:bidi="hi_IN"/>
+        </w:rPr>
+      </w:r>
+    </w:p>
+    <w:p>
+      <w:pPr>
+        <w:pStyle w:val="Heading2"/>
+      </w:pPr>
+      <w:r>
+        <w:rPr>
+          <w:lang w:val="hi_IN" w:bidi="hi_IN"/>
+        </w:rPr>
+        <w:t>ओरेब</w:t>
+      </w:r>
+      <w:r>
+        <w:rPr>
+          <w:lang w:val="hi_IN" w:bidi="hi_IN"/>
+        </w:rPr>
+      </w:r>
+    </w:p>
+    <w:p>
+      <w:pPr/>
+      <w:r>
+        <w:rPr>
+          <w:lang w:val="hi_IN" w:bidi="hi_IN"/>
+        </w:rPr>
+      </w:r>
+      <w:r>
+        <w:rPr>
+          <w:lang w:val="hi_IN" w:bidi="hi_IN"/>
+        </w:rPr>
+        <w:t xml:space="preserve">दो मिद्यानी </w:t>
+      </w:r>
+      <w:r>
+        <w:rPr>
+          <w:lang w:val="hi_IN" w:bidi="hi_IN"/>
+        </w:rPr>
+        <w:t xml:space="preserve">हाकिमों </w:t>
+      </w:r>
+      <w:r>
+        <w:rPr>
+          <w:lang w:val="hi_IN" w:bidi="hi_IN"/>
+        </w:rPr>
+        <w:t>में से एक (दूसरा जेब), एप्रैम के गोत्र के लोगों द्वारा मारा गया (</w:t>
+      </w:r>
+      <w:hyperlink r:id="rId146">
+        <w:r>
+          <w:rPr>
+            <w:lang w:val="hi_IN" w:bidi="hi_IN"/>
+          </w:rPr>
+          <w:rPr>
+            <w:color w:val="0000EE"/>
+            <w:u w:val="single"/>
+          </w:rPr>
+          <w:t>न्या 7:25</w:t>
+        </w:r>
+      </w:hyperlink>
+      <w:r>
+        <w:rPr>
+          <w:lang w:val="hi_IN" w:bidi="hi_IN"/>
+        </w:rPr>
+        <w:t>)। यह घटना गिदोन के मिद्यानी शिविर पर मोरे की पहाड़ी में यिज्रेल की तराई में अचानक हमले के कारण हुई। मिद्यानियों की पूर्व की ओर वापसी के कारण उन्हें यरदन को फिर से पार करना पड़ा। गिदोन ने एप्रैमियों को संदेश भेजा कि वे यरदन के घाटों को अपने अधिकार में ले लें ताकि मिद्यानियों को भागने से रोका जा सके। एप्रैमियों ने निर्देशों का पालन करते हुए भाग रहे मिद्यानियों के एक दल को रोका, जिसमें मुख्य प्रधान ओरेब और जेब शामिल थे। उन्होंने इन दोनों प्रधानों का सिर काट दिया और उनके सिर को युद्ध पुरस्कार के रूप में गिदोन को भेजा, जो यरदन के पूर्वी किनारे पर मिद्यानियों का पीछा कर रहे थे (</w:t>
+      </w:r>
+      <w:hyperlink r:id="rId147">
+        <w:r>
+          <w:rPr>
+            <w:lang w:val="hi_IN" w:bidi="hi_IN"/>
+          </w:rPr>
+          <w:rPr>
+            <w:color w:val="0000EE"/>
+            <w:u w:val="single"/>
+          </w:rPr>
+          <w:t>8:3</w:t>
+        </w:r>
+      </w:hyperlink>
+      <w:r>
+        <w:rPr>
+          <w:lang w:val="hi_IN" w:bidi="hi_IN"/>
+        </w:rPr>
+        <w:t>)।</w:t>
+      </w:r>
+    </w:p>
+    <w:p>
+      <w:pPr/>
+      <w:r>
+        <w:rPr>
+          <w:lang w:val="hi_IN" w:bidi="hi_IN"/>
+        </w:rPr>
+      </w:r>
+      <w:r>
+        <w:rPr>
+          <w:lang w:val="hi_IN" w:bidi="hi_IN"/>
+        </w:rPr>
+        <w:t>इस्राएल के बाद के इतिहास में, ओरेब और जेब की मृत्यु को परमेश्वर की अपने लोगों के शत्रुओं पर एक महान विजय के रूप में देखा गया। भजनकार परमेश्वर से इस्राएल के वर्तमान शत्रुओं के बीच के रईसों को उखाड़ फेंकने की विनती करता हैं, जैसे उन्होंने मिद्यानी प्रधानों के साथ किया था (</w:t>
+      </w:r>
+      <w:hyperlink r:id="rId148">
+        <w:r>
+          <w:rPr>
+            <w:lang w:val="hi_IN" w:bidi="hi_IN"/>
+          </w:rPr>
+          <w:rPr>
+            <w:color w:val="0000EE"/>
+            <w:u w:val="single"/>
+          </w:rPr>
+          <w:t>भज 83:11</w:t>
+        </w:r>
+      </w:hyperlink>
+      <w:r>
+        <w:rPr>
+          <w:lang w:val="hi_IN" w:bidi="hi_IN"/>
+        </w:rPr>
+        <w:t>)। भविष्यद्वक्ता यशायाह के माध्यम से यहोवा ने प्रतिज्ञा की कि वह अश्शूरियों का नाश वैसे ही करेगा जैसे ओरेब नामक चट्टान पर मिद्यानियों का विनाश किया गया था (</w:t>
+      </w:r>
+      <w:hyperlink r:id="rId149">
+        <w:r>
+          <w:rPr>
+            <w:lang w:val="hi_IN" w:bidi="hi_IN"/>
+          </w:rPr>
+          <w:rPr>
+            <w:color w:val="0000EE"/>
+            <w:u w:val="single"/>
+          </w:rPr>
+          <w:t>यशा 9:4</w:t>
+        </w:r>
+      </w:hyperlink>
+      <w:r>
+        <w:rPr>
+          <w:lang w:val="hi_IN" w:bidi="hi_IN"/>
+        </w:rPr>
+        <w:t xml:space="preserve">; </w:t>
+      </w:r>
+      <w:hyperlink r:id="rId150">
+        <w:r>
+          <w:rPr>
+            <w:lang w:val="hi_IN" w:bidi="hi_IN"/>
+          </w:rPr>
+          <w:rPr>
+            <w:color w:val="0000EE"/>
+            <w:u w:val="single"/>
+          </w:rPr>
+          <w:t>10:26</w:t>
+        </w:r>
+      </w:hyperlink>
+      <w:r>
+        <w:rPr>
+          <w:lang w:val="hi_IN" w:bidi="hi_IN"/>
+        </w:rPr>
+        <w:t>), ओरेब और जेब की मृत्यु केवल दो प्रधानों की पकड़ और हत्या तक सीमित नहीं थी, बल्कि यह मिद्यानियों की सेना की एक महत्वपूर्ण और रणनीतिक हार थी।</w:t>
+      </w:r>
+      <w:r>
+        <w:rPr>
+          <w:lang w:val="hi_IN" w:bidi="hi_IN"/>
+        </w:rPr>
+      </w:r>
+      <w:r>
+        <w:rPr>
+          <w:lang w:val="hi_IN" w:bidi="hi_IN"/>
+        </w:rPr>
+      </w:r>
+    </w:p>
+    <w:p>
+      <w:pPr/>
+      <w:r>
+        <w:rPr>
+          <w:lang w:val="hi_IN" w:bidi="hi_IN"/>
+        </w:rPr>
+      </w:r>
+    </w:p>
+    <w:p>
+      <w:pPr>
+        <w:pStyle w:val="Heading2"/>
+      </w:pPr>
+      <w:r>
+        <w:rPr>
+          <w:lang w:val="hi_IN" w:bidi="hi_IN"/>
+        </w:rPr>
+        <w:t>ओरेब नामक चट्टान</w:t>
+      </w:r>
+      <w:r>
+        <w:rPr>
+          <w:lang w:val="hi_IN" w:bidi="hi_IN"/>
+        </w:rPr>
+      </w:r>
+    </w:p>
+    <w:p>
+      <w:pPr/>
+      <w:r>
+        <w:rPr>
+          <w:lang w:val="hi_IN" w:bidi="hi_IN"/>
+        </w:rPr>
+      </w:r>
+      <w:r>
+        <w:rPr>
+          <w:lang w:val="hi_IN" w:bidi="hi_IN"/>
+        </w:rPr>
+        <w:t>वह स्थान जहाँ एप्रैमियों ने मिद्यानियों के हाकिम ओरेब का घात किया था (</w:t>
+      </w:r>
+      <w:hyperlink r:id="rId146">
+        <w:r>
+          <w:rPr>
+            <w:lang w:val="hi_IN" w:bidi="hi_IN"/>
+          </w:rPr>
+          <w:rPr>
+            <w:color w:val="0000EE"/>
+            <w:u w:val="single"/>
+          </w:rPr>
+          <w:t>न्या 7:25</w:t>
+        </w:r>
+      </w:hyperlink>
+      <w:r>
+        <w:rPr>
+          <w:lang w:val="hi_IN" w:bidi="hi_IN"/>
+        </w:rPr>
+        <w:t xml:space="preserve">; </w:t>
+      </w:r>
+      <w:hyperlink r:id="rId150">
+        <w:r>
+          <w:rPr>
+            <w:lang w:val="hi_IN" w:bidi="hi_IN"/>
+          </w:rPr>
+          <w:rPr>
+            <w:color w:val="0000EE"/>
+            <w:u w:val="single"/>
+          </w:rPr>
+          <w:t>यशा 10:26</w:t>
+        </w:r>
+      </w:hyperlink>
+      <w:r>
+        <w:rPr>
+          <w:lang w:val="hi_IN" w:bidi="hi_IN"/>
+        </w:rPr>
+        <w:t xml:space="preserve">)। </w:t>
+      </w:r>
+      <w:r>
+        <w:rPr>
+          <w:i/>
+          <w:lang w:val="hi_IN" w:bidi="hi_IN"/>
+        </w:rPr>
+        <w:t>देखें</w:t>
+      </w:r>
+      <w:r>
+        <w:rPr>
+          <w:lang w:val="hi_IN" w:bidi="hi_IN"/>
+        </w:rPr>
+        <w:t xml:space="preserve"> </w:t>
+      </w:r>
+      <w:r>
+        <w:rPr>
+          <w:lang w:val="hi_IN" w:bidi="hi_IN"/>
+        </w:rPr>
+        <w:t>ओरेब</w:t>
+      </w:r>
+      <w:r>
+        <w:rPr>
+          <w:lang w:val="hi_IN" w:bidi="hi_IN"/>
+        </w:rPr>
+        <w:t>।</w:t>
+      </w:r>
+    </w:p>
+    <w:p>
+      <w:pPr/>
+      <w:r>
+        <w:rPr>
+          <w:lang w:val="hi_IN" w:bidi="hi_IN"/>
+        </w:rPr>
+      </w:r>
+      <w:r>
+        <w:rPr>
+          <w:lang w:val="hi_IN" w:bidi="hi_IN"/>
+        </w:rPr>
+      </w:r>
+      <w:r>
+        <w:rPr>
+          <w:lang w:val="hi_IN" w:bidi="hi_IN"/>
+        </w:rPr>
+      </w:r>
+    </w:p>
+    <w:p>
+      <w:pPr/>
+      <w:r>
+        <w:rPr>
+          <w:lang w:val="hi_IN" w:bidi="hi_IN"/>
+        </w:rPr>
+      </w:r>
+    </w:p>
+    <w:p>
+      <w:pPr>
+        <w:pStyle w:val="Heading2"/>
+      </w:pPr>
+      <w:r>
+        <w:rPr>
+          <w:lang w:val="hi_IN" w:bidi="hi_IN"/>
+        </w:rPr>
+        <w:t>ओरोन्टेस</w:t>
+      </w:r>
+      <w:r>
+        <w:rPr>
+          <w:lang w:val="hi_IN" w:bidi="hi_IN"/>
+        </w:rPr>
+      </w:r>
+    </w:p>
+    <w:p>
+      <w:pPr/>
+      <w:r>
+        <w:rPr>
+          <w:lang w:val="hi_IN" w:bidi="hi_IN"/>
+        </w:rPr>
+      </w:r>
+      <w:r>
+        <w:rPr>
+          <w:lang w:val="hi_IN" w:bidi="hi_IN"/>
+        </w:rPr>
+        <w:t>ग्रेट रिफ्ट वैली की एक नदी, जो जल विभाजक से उत्तर की ओर बहती है और सेल्युसिया पियेरिया में भूमध्य सागर से मिलती है, जो अन्ताकिया का बन्दरगाह नगर था। ओरोन्टेस ने सीरिया को कभी भी वैसी आर्थिक समृद्धि नहीं दी जैसी नील ने मिस्र को या हिद्देकेल-फरात ने मेसोपोटामिया को प्रदान की।</w:t>
+      </w:r>
+    </w:p>
+    <w:p>
+      <w:pPr/>
+      <w:r>
+        <w:rPr>
+          <w:lang w:val="hi_IN" w:bidi="hi_IN"/>
+        </w:rPr>
+      </w:r>
+      <w:r>
+        <w:rPr>
+          <w:lang w:val="hi_IN" w:bidi="hi_IN"/>
+        </w:rPr>
+        <w:t>उपजाऊ वर्धमान क्षेत्र के देशों में सीरिया शामिल है, जिसका इस्राएल के इतिहास पर गहरा प्रभाव पड़ा, मुख्य रूप से उन नगरों के द्वारा जो ओरोन्टेस पर स्थित थे; उदाहरण के लिए, "महान हमात" नगर (</w:t>
+      </w:r>
+      <w:hyperlink r:id="rId151">
+        <w:r>
+          <w:rPr>
+            <w:lang w:val="hi_IN" w:bidi="hi_IN"/>
+          </w:rPr>
+          <w:rPr>
+            <w:color w:val="0000EE"/>
+            <w:u w:val="single"/>
+          </w:rPr>
+          <w:t>आमो 6:2</w:t>
+        </w:r>
+      </w:hyperlink>
+      <w:r>
+        <w:rPr>
+          <w:lang w:val="hi_IN" w:bidi="hi_IN"/>
+        </w:rPr>
+        <w:t>) का ओरोन्टेस पर जिसके विरुद्ध सुलैमान ने युद्ध किया (</w:t>
+      </w:r>
+      <w:hyperlink r:id="rId152">
+        <w:r>
+          <w:rPr>
+            <w:lang w:val="hi_IN" w:bidi="hi_IN"/>
+          </w:rPr>
+          <w:rPr>
+            <w:color w:val="0000EE"/>
+            <w:u w:val="single"/>
+          </w:rPr>
+          <w:t>2 इति 8:3–4</w:t>
+        </w:r>
+      </w:hyperlink>
+      <w:r>
+        <w:rPr>
+          <w:lang w:val="hi_IN" w:bidi="hi_IN"/>
+        </w:rPr>
+        <w:t>) और जिसे यारोबाम द्वितीय ने बहुत बाद में इस्राएल के वश में फिर मिला लिया (</w:t>
+      </w:r>
+      <w:hyperlink r:id="rId153">
+        <w:r>
+          <w:rPr>
+            <w:lang w:val="hi_IN" w:bidi="hi_IN"/>
+          </w:rPr>
+          <w:rPr>
+            <w:color w:val="0000EE"/>
+            <w:u w:val="single"/>
+          </w:rPr>
+          <w:t>2 रा 14:28</w:t>
+        </w:r>
+      </w:hyperlink>
+      <w:r>
+        <w:rPr>
+          <w:lang w:val="hi_IN" w:bidi="hi_IN"/>
+        </w:rPr>
+        <w:t>)। जब सामरिया अश्शूर के हाथों में गिर गया, सर्गोन ने इसके निवासियों को निकाल दिया और उनकी जगह हमात के लोगों को बसाया (</w:t>
+      </w:r>
+      <w:hyperlink r:id="rId154">
+        <w:r>
+          <w:rPr>
+            <w:lang w:val="hi_IN" w:bidi="hi_IN"/>
+          </w:rPr>
+          <w:rPr>
+            <w:color w:val="0000EE"/>
+            <w:u w:val="single"/>
+          </w:rPr>
+          <w:t>17:24, 30</w:t>
+        </w:r>
+      </w:hyperlink>
+      <w:r>
+        <w:rPr>
+          <w:lang w:val="hi_IN" w:bidi="hi_IN"/>
+        </w:rPr>
+        <w:t>)। शल्मनेसेर तृतीय के शिलालेख बताते हैं कि सामरिया के अहाब ने 854 ईसा पूर्व में ओरोन्टेस पर कर्कर के युद्ध में लड़ा था। यहूदा के यहोआहाज को फ़िरौन-नको द्वारा ओरोन्टेस के किनारे स्थित रिबला में बुलाया गया (</w:t>
+      </w:r>
+      <w:hyperlink r:id="rId155">
+        <w:r>
+          <w:rPr>
+            <w:lang w:val="hi_IN" w:bidi="hi_IN"/>
+          </w:rPr>
+          <w:rPr>
+            <w:color w:val="0000EE"/>
+            <w:u w:val="single"/>
+          </w:rPr>
+          <w:t>23:33</w:t>
+        </w:r>
+      </w:hyperlink>
+      <w:r>
+        <w:rPr>
+          <w:lang w:val="hi_IN" w:bidi="hi_IN"/>
+        </w:rPr>
+        <w:t>), एक घटना जिसे यिर्मयाह ने एक विलापगीत में रोया (</w:t>
+      </w:r>
+      <w:hyperlink r:id="rId156">
+        <w:r>
+          <w:rPr>
+            <w:lang w:val="hi_IN" w:bidi="hi_IN"/>
+          </w:rPr>
+          <w:rPr>
+            <w:color w:val="0000EE"/>
+            <w:u w:val="single"/>
+          </w:rPr>
+          <w:t>यिर्म 22:10</w:t>
+        </w:r>
+      </w:hyperlink>
+      <w:r>
+        <w:rPr>
+          <w:lang w:val="hi_IN" w:bidi="hi_IN"/>
+        </w:rPr>
+        <w:t>)। रिबला में, नबूकदनेस्सर ने सिदकिय्याह को अंधा कर दिया और उन्हें बाबेल में जंजीरों में ले जाया गया (</w:t>
+      </w:r>
+      <w:hyperlink r:id="rId157">
+        <w:r>
+          <w:rPr>
+            <w:lang w:val="hi_IN" w:bidi="hi_IN"/>
+          </w:rPr>
+          <w:rPr>
+            <w:color w:val="0000EE"/>
+            <w:u w:val="single"/>
+          </w:rPr>
+          <w:t>2 रा 25:20</w:t>
+        </w:r>
+      </w:hyperlink>
+      <w:r>
+        <w:rPr>
+          <w:lang w:val="hi_IN" w:bidi="hi_IN"/>
+        </w:rPr>
+        <w:t>)।</w:t>
+      </w:r>
+    </w:p>
+    <w:p>
+      <w:pPr/>
+      <w:r>
+        <w:rPr>
+          <w:lang w:val="hi_IN" w:bidi="hi_IN"/>
+        </w:rPr>
+      </w:r>
+      <w:r>
+        <w:rPr>
+          <w:lang w:val="hi_IN" w:bidi="hi_IN"/>
+        </w:rPr>
+      </w:r>
+      <w:r>
+        <w:rPr>
+          <w:lang w:val="hi_IN" w:bidi="hi_IN"/>
+        </w:rPr>
+      </w:r>
+    </w:p>
+    <w:p>
+      <w:pPr/>
+      <w:r>
+        <w:rPr>
+          <w:lang w:val="hi_IN" w:bidi="hi_IN"/>
+        </w:rPr>
+      </w:r>
+    </w:p>
+    <w:p>
+      <w:pPr>
+        <w:pStyle w:val="Heading2"/>
+      </w:pPr>
+      <w:r>
+        <w:rPr>
+          <w:lang w:val="hi_IN" w:bidi="hi_IN"/>
+        </w:rPr>
+        <w:t>ओर्थोसिया</w:t>
+      </w:r>
+      <w:r>
+        <w:rPr>
+          <w:lang w:val="hi_IN" w:bidi="hi_IN"/>
+        </w:rPr>
+      </w:r>
+    </w:p>
+    <w:p>
+      <w:pPr/>
+      <w:r>
+        <w:rPr>
+          <w:lang w:val="hi_IN" w:bidi="hi_IN"/>
+        </w:rPr>
+      </w:r>
+      <w:r>
+        <w:rPr>
+          <w:lang w:val="hi_IN" w:bidi="hi_IN"/>
+        </w:rPr>
+        <w:t>ट्रिपोलिस के उत्तर में एक शहर फीनीके में, जहाँ सीरियाई विद्रोही ट्राइफो एन्टीओकस सातवाँ सिडेट्स द्वारा पराजित होने के बाद भाग गए थे, साइमन मकाबियस के समय में (</w:t>
+      </w:r>
+      <w:hyperlink r:id="rId158">
+        <w:r>
+          <w:rPr>
+            <w:lang w:val="hi_IN" w:bidi="hi_IN"/>
+          </w:rPr>
+          <w:rPr>
+            <w:color w:val="0000EE"/>
+            <w:u w:val="single"/>
+          </w:rPr>
+          <w:t>1 मक 15:37</w:t>
+        </w:r>
+      </w:hyperlink>
+      <w:r>
+        <w:rPr>
+          <w:lang w:val="hi_IN" w:bidi="hi_IN"/>
+        </w:rPr>
+        <w:t>)।</w:t>
+      </w:r>
+      <w:r>
+        <w:rPr>
+          <w:lang w:val="hi_IN" w:bidi="hi_IN"/>
+        </w:rPr>
+      </w:r>
+      <w:r>
+        <w:rPr>
+          <w:lang w:val="hi_IN" w:bidi="hi_IN"/>
+        </w:rPr>
+      </w:r>
+    </w:p>
+    <w:p>
+      <w:pPr/>
+      <w:r>
+        <w:rPr>
+          <w:lang w:val="hi_IN" w:bidi="hi_IN"/>
+        </w:rPr>
+      </w:r>
+    </w:p>
+    <w:p>
+      <w:pPr>
+        <w:pStyle w:val="Heading2"/>
+      </w:pPr>
+      <w:r>
+        <w:rPr>
+          <w:lang w:val="hi_IN" w:bidi="hi_IN"/>
+        </w:rPr>
+        <w:t>ओर्नान</w:t>
+      </w:r>
+      <w:r>
+        <w:rPr>
+          <w:lang w:val="hi_IN" w:bidi="hi_IN"/>
+        </w:rPr>
+      </w:r>
+    </w:p>
+    <w:p>
+      <w:pPr/>
+      <w:r>
+        <w:rPr>
+          <w:lang w:val="hi_IN" w:bidi="hi_IN"/>
+        </w:rPr>
+      </w:r>
+      <w:hyperlink r:id="rId159">
+        <w:r>
+          <w:rPr>
+            <w:lang w:val="hi_IN" w:bidi="hi_IN"/>
+          </w:rPr>
+          <w:rPr>
+            <w:color w:val="0000EE"/>
+            <w:u w:val="single"/>
+          </w:rPr>
+          <w:t>1 इतिहास 21:15</w:t>
+        </w:r>
+      </w:hyperlink>
+      <w:r>
+        <w:rPr>
+          <w:lang w:val="hi_IN" w:bidi="hi_IN"/>
+        </w:rPr>
+        <w:t xml:space="preserve"> में अरौना, यबूसी का वैकल्पिक अनुवाद। </w:t>
+      </w:r>
+      <w:r>
+        <w:rPr>
+          <w:i/>
+          <w:lang w:val="hi_IN" w:bidi="hi_IN"/>
+        </w:rPr>
+        <w:t>देखें</w:t>
+      </w:r>
+      <w:r>
+        <w:rPr>
+          <w:lang w:val="hi_IN" w:bidi="hi_IN"/>
+        </w:rPr>
+        <w:t xml:space="preserve"> </w:t>
+      </w:r>
+      <w:r>
+        <w:rPr>
+          <w:lang w:val="hi_IN" w:bidi="hi_IN"/>
+        </w:rPr>
+        <w:t>अरौना</w:t>
+      </w:r>
+      <w:r>
+        <w:rPr>
+          <w:lang w:val="hi_IN" w:bidi="hi_IN"/>
+        </w:rPr>
+        <w:t>।</w:t>
+      </w:r>
+      <w:r>
+        <w:rPr>
+          <w:lang w:val="hi_IN" w:bidi="hi_IN"/>
+        </w:rPr>
+      </w:r>
+      <w:r>
+        <w:rPr>
+          <w:lang w:val="hi_IN" w:bidi="hi_IN"/>
+        </w:rPr>
+      </w:r>
+    </w:p>
+    <w:p>
+      <w:pPr/>
+      <w:r>
+        <w:rPr>
+          <w:lang w:val="hi_IN" w:bidi="hi_IN"/>
+        </w:rPr>
+      </w:r>
+    </w:p>
+    <w:p>
+      <w:pPr>
+        <w:pStyle w:val="Heading2"/>
+      </w:pPr>
+      <w:r>
+        <w:rPr>
+          <w:lang w:val="hi_IN" w:bidi="hi_IN"/>
+        </w:rPr>
+        <w:t>ओर्पा</w:t>
+      </w:r>
+      <w:r>
+        <w:rPr>
+          <w:lang w:val="hi_IN" w:bidi="hi_IN"/>
+        </w:rPr>
+      </w:r>
+    </w:p>
+    <w:p>
+      <w:pPr/>
+      <w:r>
+        <w:rPr>
+          <w:lang w:val="hi_IN" w:bidi="hi_IN"/>
+        </w:rPr>
+      </w:r>
+      <w:r>
+        <w:rPr>
+          <w:lang w:val="hi_IN" w:bidi="hi_IN"/>
+        </w:rPr>
+        <w:t>मोआबिन स्त्री जिसने किल्योन से विवाह किया था (</w:t>
+      </w:r>
+      <w:hyperlink r:id="rId160">
+        <w:r>
+          <w:rPr>
+            <w:lang w:val="hi_IN" w:bidi="hi_IN"/>
+          </w:rPr>
+          <w:rPr>
+            <w:color w:val="0000EE"/>
+            <w:u w:val="single"/>
+          </w:rPr>
+          <w:t>रूत 1:1–14</w:t>
+        </w:r>
+      </w:hyperlink>
+      <w:r>
+        <w:rPr>
+          <w:lang w:val="hi_IN" w:bidi="hi_IN"/>
+        </w:rPr>
+        <w:t>), जो एलीमेलेक और नाओमी का पुत्र था। अपने पति और बेटों की मृत्यु के बाद, नाओमी ने यहूदा लौटने का ठान लिया। ओर्पा और रूत दोनों ने नाओमी के साथ जाने का निश्चय किया, लेकिन नाओमी के विनती पर ओर्पा स्वदेश में ही रुक गई।</w:t>
+      </w:r>
+    </w:p>
+    <w:p>
+      <w:pPr/>
+      <w:r>
+        <w:rPr>
+          <w:lang w:val="hi_IN" w:bidi="hi_IN"/>
+        </w:rPr>
+      </w:r>
+      <w:r>
+        <w:rPr>
+          <w:i/>
+          <w:lang w:val="hi_IN" w:bidi="hi_IN"/>
+        </w:rPr>
+        <w:t>यह भी देखें</w:t>
+      </w:r>
+      <w:r>
+        <w:rPr>
+          <w:lang w:val="hi_IN" w:bidi="hi_IN"/>
+        </w:rPr>
+        <w:t xml:space="preserve"> </w:t>
+      </w:r>
+      <w:r>
+        <w:rPr>
+          <w:lang w:val="hi_IN" w:bidi="hi_IN"/>
+        </w:rPr>
+        <w:t>रूत की पुस्तक</w:t>
+      </w:r>
+      <w:r>
+        <w:rPr>
+          <w:lang w:val="hi_IN" w:bidi="hi_IN"/>
+        </w:rPr>
+        <w:t>।</w:t>
+      </w:r>
+      <w:r>
+        <w:rPr>
+          <w:lang w:val="hi_IN" w:bidi="hi_IN"/>
+        </w:rPr>
+      </w:r>
+      <w:r>
+        <w:rPr>
+          <w:lang w:val="hi_IN" w:bidi="hi_IN"/>
+        </w:rPr>
+      </w:r>
+    </w:p>
+    <w:p>
+      <w:pPr/>
+      <w:r>
+        <w:rPr>
+          <w:lang w:val="hi_IN" w:bidi="hi_IN"/>
+        </w:rPr>
+      </w:r>
+    </w:p>
+    <w:p>
+      <w:pPr>
+        <w:pStyle w:val="Heading2"/>
+      </w:pPr>
+      <w:r>
+        <w:rPr>
+          <w:lang w:val="hi_IN" w:bidi="hi_IN"/>
+        </w:rPr>
+        <w:t>ओलम्पियन ज़ीउस का मन्दिर</w:t>
+      </w:r>
+      <w:r>
+        <w:rPr>
+          <w:lang w:val="hi_IN" w:bidi="hi_IN"/>
+        </w:rPr>
+      </w:r>
+    </w:p>
+    <w:p>
+      <w:pPr/>
+      <w:r>
+        <w:rPr>
+          <w:lang w:val="hi_IN" w:bidi="hi_IN"/>
+        </w:rPr>
+      </w:r>
+      <w:r>
+        <w:rPr>
+          <w:lang w:val="hi_IN" w:bidi="hi_IN"/>
+        </w:rPr>
+        <w:t>168 ईसा पूर्व में एन्टीओकस एपिफनेस द्वारा यरूशलेम के मन्दिर को दिया गया नाम जब उन्होंने पवित्रस्थान को यूनान के अन्यजाति देवताओं के प्रधान के लिए एक मन्दिर में बदल दिया (</w:t>
+      </w:r>
+      <w:hyperlink r:id="rId161">
+        <w:r>
+          <w:rPr>
+            <w:lang w:val="hi_IN" w:bidi="hi_IN"/>
+          </w:rPr>
+          <w:rPr>
+            <w:color w:val="0000EE"/>
+            <w:u w:val="single"/>
+          </w:rPr>
+          <w:t>2 मक्का 6:2</w:t>
+        </w:r>
+      </w:hyperlink>
+      <w:r>
+        <w:rPr>
+          <w:lang w:val="hi_IN" w:bidi="hi_IN"/>
+        </w:rPr>
+        <w:t>)। यहूदियों को अपने पूर्वजों की परम्पराओं को छोड़ने के लिए मजबूर किया गया और वे परमेश्वर की व्यवस्था का पालन नहीं कर सकते थे। इस अपवित्रीकरण में मन्दिर में वेश्यावृत्ति, जबरन नरभक्षण, और यहूदियों के लिए अपमान शामिल था।</w:t>
+      </w:r>
+      <w:r>
+        <w:rPr>
+          <w:lang w:val="hi_IN" w:bidi="hi_IN"/>
+        </w:rPr>
+      </w:r>
+      <w:r>
+        <w:rPr>
+          <w:lang w:val="hi_IN" w:bidi="hi_IN"/>
+        </w:rPr>
+      </w:r>
+    </w:p>
+    <w:p>
+      <w:pPr/>
+      <w:r>
+        <w:rPr>
+          <w:lang w:val="hi_IN" w:bidi="hi_IN"/>
+        </w:rPr>
+      </w:r>
+    </w:p>
+    <w:p>
+      <w:pPr>
+        <w:pStyle w:val="Heading2"/>
+      </w:pPr>
+      <w:r>
+        <w:rPr>
+          <w:lang w:val="hi_IN" w:bidi="hi_IN"/>
+        </w:rPr>
+        <w:t>ओलियास्टर तेल वृक्ष</w:t>
+      </w:r>
+      <w:r>
+        <w:rPr>
+          <w:lang w:val="hi_IN" w:bidi="hi_IN"/>
+        </w:rPr>
+      </w:r>
+    </w:p>
+    <w:p>
+      <w:pPr/>
+      <w:r>
+        <w:rPr>
+          <w:lang w:val="hi_IN" w:bidi="hi_IN"/>
+        </w:rPr>
+      </w:r>
+      <w:r>
+        <w:rPr>
+          <w:lang w:val="hi_IN" w:bidi="hi_IN"/>
+        </w:rPr>
+        <w:t xml:space="preserve">ओलियास्टर एक छोटा यूरेशियाई पेड़ है जिसमें लम्बी चाँदी जैसी पत्तियाँ, हरे फूल और जैतून जैसे फल होते हैं। </w:t>
+      </w:r>
+      <w:hyperlink r:id="rId162">
+        <w:r>
+          <w:rPr>
+            <w:lang w:val="hi_IN" w:bidi="hi_IN"/>
+          </w:rPr>
+          <w:rPr>
+            <w:color w:val="0000EE"/>
+            <w:u w:val="single"/>
+          </w:rPr>
+          <w:t>1 राजाओं 6:23, 31–33</w:t>
+        </w:r>
+      </w:hyperlink>
+      <w:r>
+        <w:rPr>
+          <w:lang w:val="hi_IN" w:bidi="hi_IN"/>
+        </w:rPr>
+        <w:t xml:space="preserve"> और </w:t>
+      </w:r>
+      <w:hyperlink r:id="rId163">
+        <w:r>
+          <w:rPr>
+            <w:lang w:val="hi_IN" w:bidi="hi_IN"/>
+          </w:rPr>
+          <w:rPr>
+            <w:color w:val="0000EE"/>
+            <w:u w:val="single"/>
+          </w:rPr>
+          <w:t>1 इतिहास 27:28</w:t>
+        </w:r>
+      </w:hyperlink>
+      <w:r>
+        <w:rPr>
+          <w:lang w:val="hi_IN" w:bidi="hi_IN"/>
+        </w:rPr>
+        <w:t xml:space="preserve"> में "जैतून की लकड़ी" और "जैतून के पेड़" का उल्लेख करते समय किस पेड़ का उल्लेख किया गया है, इस पर कुछ प्रश्न हैं। वही इब्री शब्द </w:t>
+      </w:r>
+      <w:hyperlink r:id="rId164">
+        <w:r>
+          <w:rPr>
+            <w:lang w:val="hi_IN" w:bidi="hi_IN"/>
+          </w:rPr>
+          <w:rPr>
+            <w:color w:val="0000EE"/>
+            <w:u w:val="single"/>
+          </w:rPr>
+          <w:t>यशायाह 41:19</w:t>
+        </w:r>
+      </w:hyperlink>
+      <w:r>
+        <w:rPr>
+          <w:lang w:val="hi_IN" w:bidi="hi_IN"/>
+        </w:rPr>
+        <w:t xml:space="preserve"> और </w:t>
+      </w:r>
+      <w:hyperlink r:id="rId165">
+        <w:r>
+          <w:rPr>
+            <w:lang w:val="hi_IN" w:bidi="hi_IN"/>
+          </w:rPr>
+          <w:rPr>
+            <w:color w:val="0000EE"/>
+            <w:u w:val="single"/>
+          </w:rPr>
+          <w:t>मीका 6:7</w:t>
+        </w:r>
+      </w:hyperlink>
+      <w:r>
+        <w:rPr>
+          <w:lang w:val="hi_IN" w:bidi="hi_IN"/>
+        </w:rPr>
+        <w:t xml:space="preserve"> में भी आता है। सन्दर्भित पौधा शायद ओलियास्टर (</w:t>
+      </w:r>
+      <w:r>
+        <w:rPr>
+          <w:i/>
+          <w:lang w:val="hi_IN" w:bidi="hi_IN"/>
+        </w:rPr>
+        <w:t>इलेग्नस अंगुस्टीफोलिया</w:t>
+      </w:r>
+      <w:r>
+        <w:rPr>
+          <w:lang w:val="hi_IN" w:bidi="hi_IN"/>
+        </w:rPr>
+        <w:t>) है। यह 4.6 से 6.1 मीटर (15 से 20 फीट) ऊँचा होता है। यह यरदन तराई को छोड़कर इस्राएल और आसपास के क्षेत्रों के सभी हिस्सों में आम है।</w:t>
+      </w:r>
+    </w:p>
+    <w:p>
+      <w:pPr/>
+      <w:r>
+        <w:rPr>
+          <w:lang w:val="hi_IN" w:bidi="hi_IN"/>
+        </w:rPr>
+      </w:r>
+      <w:r>
+        <w:rPr>
+          <w:lang w:val="hi_IN" w:bidi="hi_IN"/>
+        </w:rPr>
+        <w:t xml:space="preserve">एक समय था जब ओलियास्टर विशेष रूप से ताबोर पर्वत, हेब्रोन और सामरिया के क्षेत्रों में पाया जाता था। इसकी लकड़ी कठोर और महीन दाने वाली होती है, जो इसे चित्र और आकृतियाँ तराशने के लिए उपयुक्त बनाती है। इस पेड़ से प्राप्त तेल की गुणवत्ता काफी निम्न होती है। लोग इसे औषधि के लिए उपयोग करते हैं, लेकिन भोजन के लिए नहीं। यह सम्भवतः वही तेल हो सकता है जिसका उल्लेख </w:t>
+      </w:r>
+      <w:hyperlink r:id="rId165">
+        <w:r>
+          <w:rPr>
+            <w:lang w:val="hi_IN" w:bidi="hi_IN"/>
+          </w:rPr>
+          <w:rPr>
+            <w:color w:val="0000EE"/>
+            <w:u w:val="single"/>
+          </w:rPr>
+          <w:t>मीका 6:7</w:t>
+        </w:r>
+      </w:hyperlink>
+      <w:r>
+        <w:rPr>
+          <w:lang w:val="hi_IN" w:bidi="hi_IN"/>
+        </w:rPr>
+        <w:t xml:space="preserve"> में किया गया है।</w:t>
+      </w:r>
+      <w:r>
+        <w:rPr>
+          <w:lang w:val="hi_IN" w:bidi="hi_IN"/>
+        </w:rPr>
+      </w:r>
+      <w:r>
+        <w:rPr>
+          <w:lang w:val="hi_IN" w:bidi="hi_IN"/>
+        </w:rPr>
+      </w:r>
+    </w:p>
+    <w:p>
+      <w:pPr/>
+      <w:r>
+        <w:rPr>
+          <w:lang w:val="hi_IN" w:bidi="hi_IN"/>
+        </w:rPr>
+      </w:r>
+    </w:p>
+    <w:p>
+      <w:pPr>
+        <w:pStyle w:val="Heading2"/>
+      </w:pPr>
+      <w:r>
+        <w:rPr>
+          <w:lang w:val="hi_IN" w:bidi="hi_IN"/>
+        </w:rPr>
+        <w:t>ओलियेण्डर</w:t>
+      </w:r>
+      <w:r>
+        <w:rPr>
+          <w:lang w:val="hi_IN" w:bidi="hi_IN"/>
+        </w:rPr>
+      </w:r>
+    </w:p>
+    <w:p>
+      <w:pPr/>
+      <w:r>
+        <w:rPr>
+          <w:lang w:val="hi_IN" w:bidi="hi_IN"/>
+        </w:rPr>
+      </w:r>
+      <w:r>
+        <w:rPr>
+          <w:lang w:val="hi_IN" w:bidi="hi_IN"/>
+        </w:rPr>
+        <w:t>एक विषैला सदाबहार झाड़ी जो गर्म जलवायु में उगती है। विभिन्न बाइबल अनुवादों में "गुलाब" कहे जाने वाले पौधों के लिए एक सुझाव ओलियेण्डर है (</w:t>
+      </w:r>
+      <w:hyperlink r:id="rId166">
+        <w:r>
+          <w:rPr>
+            <w:lang w:val="hi_IN" w:bidi="hi_IN"/>
+          </w:rPr>
+          <w:rPr>
+            <w:color w:val="0000EE"/>
+            <w:u w:val="single"/>
+          </w:rPr>
+          <w:t>सिर 24:14</w:t>
+        </w:r>
+      </w:hyperlink>
+      <w:r>
+        <w:rPr>
+          <w:lang w:val="hi_IN" w:bidi="hi_IN"/>
+        </w:rPr>
+        <w:t>)। यह पौधा मूल रूप से ईस्ट इंडीज से आया था लेकिन सैकड़ों वर्षों से संसार के गर्म क्षेत्रों में उगाया जा रहा है।</w:t>
+      </w:r>
+    </w:p>
+    <w:p>
+      <w:pPr/>
+      <w:r>
+        <w:rPr>
+          <w:lang w:val="hi_IN" w:bidi="hi_IN"/>
+        </w:rPr>
+      </w:r>
+      <w:r>
+        <w:rPr>
+          <w:lang w:val="hi_IN" w:bidi="hi_IN"/>
+        </w:rPr>
+        <w:t>ओलियेण्डर (</w:t>
+      </w:r>
+      <w:r>
+        <w:rPr>
+          <w:i/>
+          <w:lang w:val="hi_IN" w:bidi="hi_IN"/>
+        </w:rPr>
+        <w:t>निरियम ओलियेण्डर</w:t>
+      </w:r>
+      <w:r>
+        <w:rPr>
+          <w:lang w:val="hi_IN" w:bidi="hi_IN"/>
+        </w:rPr>
+        <w:t>) इस्राएल और आसपास के क्षेत्रों में अच्छी तरह से बढ़ता है। यह यरदन तराई के कुछ हिस्सों में घने समूह बनाता है। यह आमतौर पर एक झाड़ी होती है जो 0.9 से 3.7 मीटर (3 से 12 फीट) ऊँची होती है। ओलियेण्डर पौधे का प्रत्येक हिस्सा खतरनाक रूप से विषैला होता है।</w:t>
+      </w:r>
+      <w:r>
+        <w:rPr>
+          <w:lang w:val="hi_IN" w:bidi="hi_IN"/>
+        </w:rPr>
+      </w:r>
+      <w:r>
+        <w:rPr>
+          <w:lang w:val="hi_IN" w:bidi="hi_IN"/>
+        </w:rPr>
+      </w:r>
+    </w:p>
+    <w:p>
+      <w:pPr/>
+      <w:r>
+        <w:rPr>
+          <w:lang w:val="hi_IN" w:bidi="hi_IN"/>
+        </w:rPr>
+      </w:r>
+    </w:p>
+    <w:p>
+      <w:pPr>
+        <w:pStyle w:val="Heading2"/>
+      </w:pPr>
+      <w:r>
+        <w:rPr>
+          <w:lang w:val="hi_IN" w:bidi="hi_IN"/>
+        </w:rPr>
+        <w:t>ओलिवेट</w:t>
+      </w:r>
+      <w:r>
+        <w:rPr>
+          <w:lang w:val="hi_IN" w:bidi="hi_IN"/>
+        </w:rPr>
+      </w:r>
+    </w:p>
+    <w:p>
+      <w:pPr/>
+      <w:r>
+        <w:rPr>
+          <w:lang w:val="hi_IN" w:bidi="hi_IN"/>
+        </w:rPr>
+      </w:r>
+      <w:r>
+        <w:rPr>
+          <w:i/>
+          <w:lang w:val="hi_IN" w:bidi="hi_IN"/>
+        </w:rPr>
+        <w:t>देखिए</w:t>
+      </w:r>
+      <w:r>
+        <w:rPr>
+          <w:lang w:val="hi_IN" w:bidi="hi_IN"/>
+        </w:rPr>
+        <w:t xml:space="preserve"> </w:t>
+      </w:r>
+      <w:r>
+        <w:rPr>
+          <w:lang w:val="hi_IN" w:bidi="hi_IN"/>
+        </w:rPr>
+        <w:t>जैतून का पर्वत</w:t>
+      </w:r>
+      <w:r>
+        <w:rPr>
+          <w:lang w:val="hi_IN" w:bidi="hi_IN"/>
+        </w:rPr>
+        <w:t>।</w:t>
+      </w:r>
+      <w:r>
+        <w:rPr>
+          <w:lang w:val="hi_IN" w:bidi="hi_IN"/>
+        </w:rPr>
+      </w:r>
+      <w:r>
+        <w:rPr>
+          <w:lang w:val="hi_IN" w:bidi="hi_IN"/>
+        </w:rPr>
+      </w:r>
+    </w:p>
+    <w:p>
+      <w:pPr/>
+      <w:r>
+        <w:rPr>
+          <w:lang w:val="hi_IN" w:bidi="hi_IN"/>
+        </w:rPr>
+      </w:r>
+    </w:p>
+    <w:p>
+      <w:pPr>
+        <w:pStyle w:val="Heading2"/>
+      </w:pPr>
+      <w:r>
+        <w:rPr>
+          <w:lang w:val="hi_IN" w:bidi="hi_IN"/>
+        </w:rPr>
+        <w:t>ओस</w:t>
+      </w:r>
+      <w:r>
+        <w:rPr>
+          <w:lang w:val="hi_IN" w:bidi="hi_IN"/>
+        </w:rPr>
+      </w:r>
+    </w:p>
+    <w:p>
+      <w:pPr/>
+      <w:r>
+        <w:rPr>
+          <w:lang w:val="hi_IN" w:bidi="hi_IN"/>
+        </w:rPr>
+      </w:r>
+      <w:r>
+        <w:rPr>
+          <w:lang w:val="hi_IN" w:bidi="hi_IN"/>
+        </w:rPr>
+        <w:t>ठंडी रात के दौरान गर्म हवा से संघनित नमी, आमतौर पर अगली सुबह सतहों पर छोटी बूंदों के रूप में पाई जाती है। ओस, प्राचीन पश्चिमी एशियाई लोगों के लिए नमी का एक महत्वपूर्ण स्रोत थी, जो उस क्षेत्र में गर्म दिनों के दौरान भूमि की खोई हुई नमी की भरपाई करती थी। यह पौधों की वृद्धि और सफल फसलों के लिए महत्वपूर्ण थी (</w:t>
+      </w:r>
+      <w:hyperlink r:id="rId167">
+        <w:r>
+          <w:rPr>
+            <w:lang w:val="hi_IN" w:bidi="hi_IN"/>
+          </w:rPr>
+          <w:rPr>
+            <w:color w:val="0000EE"/>
+            <w:u w:val="single"/>
+          </w:rPr>
+          <w:t>हाग् 1:10</w:t>
+        </w:r>
+      </w:hyperlink>
+      <w:r>
+        <w:rPr>
+          <w:lang w:val="hi_IN" w:bidi="hi_IN"/>
+        </w:rPr>
+        <w:t>)। बाइबल में ओस और वर्षा को एक साथ बहुत मूल्यवान बताया गया है (</w:t>
+      </w:r>
+      <w:hyperlink r:id="rId168">
+        <w:r>
+          <w:rPr>
+            <w:lang w:val="hi_IN" w:bidi="hi_IN"/>
+          </w:rPr>
+          <w:rPr>
+            <w:color w:val="0000EE"/>
+            <w:u w:val="single"/>
+          </w:rPr>
+          <w:t>1 रा 17:1</w:t>
+        </w:r>
+      </w:hyperlink>
+      <w:r>
+        <w:rPr>
+          <w:lang w:val="hi_IN" w:bidi="hi_IN"/>
+        </w:rPr>
+        <w:t>)। निर्गमन के दौरान, ओस जीवन निर्वाह का एक स्रोत थी (</w:t>
+      </w:r>
+      <w:hyperlink r:id="rId169">
+        <w:r>
+          <w:rPr>
+            <w:lang w:val="hi_IN" w:bidi="hi_IN"/>
+          </w:rPr>
+          <w:rPr>
+            <w:color w:val="0000EE"/>
+            <w:u w:val="single"/>
+          </w:rPr>
+          <w:t>निर्ग 16:13–21</w:t>
+        </w:r>
+      </w:hyperlink>
+      <w:r>
+        <w:rPr>
+          <w:lang w:val="hi_IN" w:bidi="hi_IN"/>
+        </w:rPr>
+        <w:t xml:space="preserve">; </w:t>
+      </w:r>
+      <w:hyperlink r:id="rId170">
+        <w:r>
+          <w:rPr>
+            <w:lang w:val="hi_IN" w:bidi="hi_IN"/>
+          </w:rPr>
+          <w:rPr>
+            <w:color w:val="0000EE"/>
+            <w:u w:val="single"/>
+          </w:rPr>
+          <w:t>गिन 11:9</w:t>
+        </w:r>
+      </w:hyperlink>
+      <w:r>
+        <w:rPr>
+          <w:lang w:val="hi_IN" w:bidi="hi_IN"/>
+        </w:rPr>
+        <w:t xml:space="preserve">)। </w:t>
+      </w:r>
+    </w:p>
+    <w:p>
+      <w:pPr/>
+      <w:r>
+        <w:rPr>
+          <w:lang w:val="hi_IN" w:bidi="hi_IN"/>
+        </w:rPr>
+      </w:r>
+      <w:r>
+        <w:rPr>
+          <w:lang w:val="hi_IN" w:bidi="hi_IN"/>
+        </w:rPr>
+        <w:t>लाक्षणिक रूप में, "ओस" को कभी-कभी आशीष के प्रतीक के रूप में उपयोग किया जाता था; उदाहरण के लिए, इसहाक ने याकूब को "आकाश से ओस" कहकर आशीष दी (</w:t>
+      </w:r>
+      <w:hyperlink r:id="rId171">
+        <w:r>
+          <w:rPr>
+            <w:lang w:val="hi_IN" w:bidi="hi_IN"/>
+          </w:rPr>
+          <w:rPr>
+            <w:color w:val="0000EE"/>
+            <w:u w:val="single"/>
+          </w:rPr>
+          <w:t>उत 27:28</w:t>
+        </w:r>
+      </w:hyperlink>
+      <w:r>
+        <w:rPr>
+          <w:lang w:val="hi_IN" w:bidi="hi_IN"/>
+        </w:rPr>
+        <w:t xml:space="preserve">; तुलना करें </w:t>
+      </w:r>
+      <w:hyperlink r:id="rId172">
+        <w:r>
+          <w:rPr>
+            <w:lang w:val="hi_IN" w:bidi="hi_IN"/>
+          </w:rPr>
+          <w:rPr>
+            <w:color w:val="0000EE"/>
+            <w:u w:val="single"/>
+          </w:rPr>
+          <w:t>व्य. वि.</w:t>
+        </w:r>
+      </w:hyperlink>
+      <w:hyperlink r:id="rId173">
+        <w:r>
+          <w:rPr>
+            <w:lang w:val="hi_IN" w:bidi="hi_IN"/>
+          </w:rPr>
+          <w:rPr>
+            <w:color w:val="0000EE"/>
+            <w:u w:val="single"/>
+          </w:rPr>
+          <w:t xml:space="preserve"> 33:13</w:t>
+        </w:r>
+      </w:hyperlink>
+      <w:r>
+        <w:rPr>
+          <w:lang w:val="hi_IN" w:bidi="hi_IN"/>
+        </w:rPr>
+        <w:t xml:space="preserve">; </w:t>
+      </w:r>
+      <w:hyperlink r:id="rId174">
+        <w:r>
+          <w:rPr>
+            <w:lang w:val="hi_IN" w:bidi="hi_IN"/>
+          </w:rPr>
+          <w:rPr>
+            <w:color w:val="0000EE"/>
+            <w:u w:val="single"/>
+          </w:rPr>
+          <w:t>मीका 5:7</w:t>
+        </w:r>
+      </w:hyperlink>
+      <w:r>
+        <w:rPr>
+          <w:lang w:val="hi_IN" w:bidi="hi_IN"/>
+        </w:rPr>
+        <w:t>)। ओस ताजगी, नवीनीकरण, या समृद्धि का भी प्रतीक थी (</w:t>
+      </w:r>
+      <w:hyperlink r:id="rId175">
+        <w:r>
+          <w:rPr>
+            <w:lang w:val="hi_IN" w:bidi="hi_IN"/>
+          </w:rPr>
+          <w:rPr>
+            <w:color w:val="0000EE"/>
+            <w:u w:val="single"/>
+          </w:rPr>
+          <w:t>अय्यू 29:19</w:t>
+        </w:r>
+      </w:hyperlink>
+      <w:r>
+        <w:rPr>
+          <w:lang w:val="hi_IN" w:bidi="hi_IN"/>
+        </w:rPr>
+        <w:t xml:space="preserve">; </w:t>
+      </w:r>
+      <w:hyperlink r:id="rId176">
+        <w:r>
+          <w:rPr>
+            <w:lang w:val="hi_IN" w:bidi="hi_IN"/>
+          </w:rPr>
+          <w:rPr>
+            <w:color w:val="0000EE"/>
+            <w:u w:val="single"/>
+          </w:rPr>
+          <w:t>होशे 14:5</w:t>
+        </w:r>
+      </w:hyperlink>
+      <w:r>
+        <w:rPr>
+          <w:lang w:val="hi_IN" w:bidi="hi_IN"/>
+        </w:rPr>
+        <w:t>)। एक राजा की कृपा को घास पर ओस के समान कहा गया था (</w:t>
+      </w:r>
+      <w:hyperlink r:id="rId177">
+        <w:r>
+          <w:rPr>
+            <w:lang w:val="hi_IN" w:bidi="hi_IN"/>
+          </w:rPr>
+          <w:rPr>
+            <w:color w:val="0000EE"/>
+            <w:u w:val="single"/>
+          </w:rPr>
+          <w:t>नीति 19:12</w:t>
+        </w:r>
+      </w:hyperlink>
+      <w:r>
+        <w:rPr>
+          <w:lang w:val="hi_IN" w:bidi="hi_IN"/>
+        </w:rPr>
+        <w:t>)। ओस रात में चुपचाप आने वाली गुप्त घटना को दर्शाती है (</w:t>
+      </w:r>
+      <w:hyperlink r:id="rId178">
+        <w:r>
+          <w:rPr>
+            <w:lang w:val="hi_IN" w:bidi="hi_IN"/>
+          </w:rPr>
+          <w:rPr>
+            <w:color w:val="0000EE"/>
+            <w:u w:val="single"/>
+          </w:rPr>
+          <w:t>2 शमूएल 17:12</w:t>
+        </w:r>
+      </w:hyperlink>
+      <w:r>
+        <w:rPr>
+          <w:lang w:val="hi_IN" w:bidi="hi_IN"/>
+        </w:rPr>
+        <w:t>); उन परिस्थितियों को भी दर्शाती है जो तेजी से बदल सकती हैं, क्योंकि यह सुबह होते ही बहुत जल्दी वाष्पित हो जाती है (</w:t>
+      </w:r>
+      <w:hyperlink r:id="rId179">
+        <w:r>
+          <w:rPr>
+            <w:lang w:val="hi_IN" w:bidi="hi_IN"/>
+          </w:rPr>
+          <w:rPr>
+            <w:color w:val="0000EE"/>
+            <w:u w:val="single"/>
+          </w:rPr>
+          <w:t>होशे 6:4</w:t>
+        </w:r>
+      </w:hyperlink>
+      <w:r>
+        <w:rPr>
+          <w:lang w:val="hi_IN" w:bidi="hi_IN"/>
+        </w:rPr>
+        <w:t xml:space="preserve">)। दाऊद के एक भजन में कहा गया है कि परमेश्‍वर सुबह की ओस की तरह अपने </w:t>
+      </w:r>
+      <w:r>
+        <w:rPr>
+          <w:lang w:val="hi_IN" w:bidi="hi_IN"/>
+        </w:rPr>
+        <w:t>पराक्रम</w:t>
+      </w:r>
+      <w:r>
+        <w:rPr>
+          <w:lang w:val="hi_IN" w:bidi="hi_IN"/>
+        </w:rPr>
+        <w:t xml:space="preserve"> को नया कर देगा (</w:t>
+      </w:r>
+      <w:hyperlink r:id="rId180">
+        <w:r>
+          <w:rPr>
+            <w:lang w:val="hi_IN" w:bidi="hi_IN"/>
+          </w:rPr>
+          <w:rPr>
+            <w:color w:val="0000EE"/>
+            <w:u w:val="single"/>
+          </w:rPr>
+          <w:t>भज 110:3</w:t>
+        </w:r>
+      </w:hyperlink>
+      <w:r>
+        <w:rPr>
+          <w:lang w:val="hi_IN" w:bidi="hi_IN"/>
+        </w:rPr>
+        <w:t>)।</w:t>
+      </w:r>
+      <w:r>
+        <w:rPr>
+          <w:lang w:val="hi_IN" w:bidi="hi_IN"/>
+        </w:rPr>
+      </w:r>
+      <w:r>
+        <w:rPr>
+          <w:lang w:val="hi_IN" w:bidi="hi_IN"/>
+        </w:rPr>
+      </w:r>
+    </w:p>
+    <w:p>
+      <w:pPr/>
+      <w:r>
+        <w:rPr>
+          <w:lang w:val="hi_IN" w:bidi="hi_IN"/>
+        </w:rPr>
+      </w:r>
+    </w:p>
+    <w:p>
+      <w:pPr>
+        <w:pStyle w:val="Heading2"/>
+      </w:pPr>
+      <w:r>
+        <w:rPr>
+          <w:lang w:val="hi_IN" w:bidi="hi_IN"/>
+        </w:rPr>
+        <w:t>ओसारा</w:t>
+      </w:r>
+      <w:r>
+        <w:rPr>
+          <w:lang w:val="hi_IN" w:bidi="hi_IN"/>
+        </w:rPr>
+      </w:r>
+    </w:p>
+    <w:p>
+      <w:pPr>
+        <w:pStyle w:val="Heading2"/>
+      </w:pPr>
+      <w:r>
+        <w:rPr>
+          <w:lang w:val="hi_IN" w:bidi="hi_IN"/>
+        </w:rPr>
+        <w:t>ओसारा</w:t>
+      </w:r>
+    </w:p>
+    <w:p>
+      <w:pPr/>
+      <w:r>
+        <w:rPr>
+          <w:lang w:val="hi_IN" w:bidi="hi_IN"/>
+        </w:rPr>
+      </w:r>
+      <w:r>
+        <w:rPr>
+          <w:lang w:val="hi_IN" w:bidi="hi_IN"/>
+        </w:rPr>
+        <w:t xml:space="preserve">मन्दिर या महल से जुड़ा हुआ आंगन। केजेवी अनुवाद में, यह कई इब्रानी शब्दों का अनुवाद है। </w:t>
+      </w:r>
+      <w:hyperlink r:id="rId181">
+        <w:r>
+          <w:rPr>
+            <w:lang w:val="hi_IN" w:bidi="hi_IN"/>
+          </w:rPr>
+          <w:rPr>
+            <w:color w:val="0000EE"/>
+            <w:u w:val="single"/>
+          </w:rPr>
+          <w:t>1 राजा 7</w:t>
+        </w:r>
+      </w:hyperlink>
+      <w:r>
+        <w:rPr>
+          <w:lang w:val="hi_IN" w:bidi="hi_IN"/>
+        </w:rPr>
+        <w:t xml:space="preserve"> और </w:t>
+      </w:r>
+      <w:hyperlink r:id="rId182">
+        <w:r>
+          <w:rPr>
+            <w:lang w:val="hi_IN" w:bidi="hi_IN"/>
+          </w:rPr>
+          <w:rPr>
+            <w:color w:val="0000EE"/>
+            <w:u w:val="single"/>
+          </w:rPr>
+          <w:t>यहेजकेल 40</w:t>
+        </w:r>
+      </w:hyperlink>
+      <w:r>
+        <w:rPr>
+          <w:lang w:val="hi_IN" w:bidi="hi_IN"/>
+        </w:rPr>
+        <w:t xml:space="preserve"> में, केजेवी में मन्दिर के हिस्से के रूप में ओसारे का कई बार उल्लेख है। ओसारा पवित्र स्थान को बाकी दुनिया से अलग करता था। कई सीढ़ियों के माध्यम से, कोई व्यक्ति ओसारे में प्रवेश कर सकते थे, जो आसपास के क्षेत्र से ऊंचा था। सीढ़ियाँ और ऊंचाई दोनों मन्दिर की अलगाव को दर्शाती थीं। ओसारे के प्रवेश द्वार के दोनों ओर सहायक खम्भे, याकिन और </w:t>
+      </w:r>
+      <w:r>
+        <w:rPr>
+          <w:lang w:val="hi_IN" w:bidi="hi_IN"/>
+        </w:rPr>
+        <w:t>बोअज</w:t>
+      </w:r>
+      <w:r>
+        <w:rPr>
+          <w:lang w:val="hi_IN" w:bidi="hi_IN"/>
+        </w:rPr>
+        <w:t xml:space="preserve"> खड़े थे। नये नियम में केजेवी अनुवाद में "ओसारे" का अनुवाद प्रौलियन और स्टोआ ("ओसारा") के लिए किया गया है। स्टोआ खम्भों द्वारा समर्थित छत वाला ओसारा था। सुलैमान का ओसारा मन्दिर क्षेत्र के चारों ओर प्रसिद्ध स्तम्भित ओसारा था जो मन्दिर की ओर मुख किए हुए था (पुष्टि करें </w:t>
+      </w:r>
+      <w:hyperlink r:id="rId183">
+        <w:r>
+          <w:rPr>
+            <w:lang w:val="hi_IN" w:bidi="hi_IN"/>
+          </w:rPr>
+          <w:rPr>
+            <w:color w:val="0000EE"/>
+            <w:u w:val="single"/>
+          </w:rPr>
+          <w:t>यूह 10:23</w:t>
+        </w:r>
+      </w:hyperlink>
+      <w:r>
+        <w:rPr>
+          <w:lang w:val="hi_IN" w:bidi="hi_IN"/>
+        </w:rPr>
+        <w:t xml:space="preserve">; </w:t>
+      </w:r>
+      <w:hyperlink r:id="rId184">
+        <w:r>
+          <w:rPr>
+            <w:lang w:val="hi_IN" w:bidi="hi_IN"/>
+          </w:rPr>
+          <w:rPr>
+            <w:color w:val="0000EE"/>
+            <w:u w:val="single"/>
+          </w:rPr>
+          <w:t>प्रेरि 3:11</w:t>
+        </w:r>
+      </w:hyperlink>
+      <w:r>
+        <w:rPr>
+          <w:lang w:val="hi_IN" w:bidi="hi_IN"/>
+        </w:rPr>
+        <w:t xml:space="preserve">; </w:t>
+      </w:r>
+      <w:hyperlink r:id="rId185">
+        <w:r>
+          <w:rPr>
+            <w:lang w:val="hi_IN" w:bidi="hi_IN"/>
+          </w:rPr>
+          <w:rPr>
+            <w:color w:val="0000EE"/>
+            <w:u w:val="single"/>
+          </w:rPr>
+          <w:t>5:12</w:t>
+        </w:r>
+      </w:hyperlink>
+      <w:r>
+        <w:rPr>
+          <w:lang w:val="hi_IN" w:bidi="hi_IN"/>
+        </w:rPr>
+        <w:t>)।</w:t>
+      </w:r>
+    </w:p>
+    <w:p>
+      <w:pPr/>
+      <w:r>
+        <w:rPr>
+          <w:lang w:val="hi_IN" w:bidi="hi_IN"/>
+        </w:rPr>
+      </w:r>
+      <w:r>
+        <w:rPr>
+          <w:lang w:val="hi_IN" w:bidi="hi_IN"/>
+        </w:rPr>
+        <w:t>वास्तुकला</w:t>
+      </w:r>
+      <w:r>
+        <w:rPr>
+          <w:lang w:val="hi_IN" w:bidi="hi_IN"/>
+        </w:rPr>
+        <w:t xml:space="preserve">; </w:t>
+      </w:r>
+      <w:r>
+        <w:rPr>
+          <w:lang w:val="hi_IN" w:bidi="hi_IN"/>
+        </w:rPr>
+        <w:t xml:space="preserve">तम्बू </w:t>
+      </w:r>
+      <w:r>
+        <w:rPr>
+          <w:lang w:val="hi_IN" w:bidi="hi_IN"/>
+        </w:rPr>
+        <w:t xml:space="preserve">; </w:t>
+      </w:r>
+      <w:r>
+        <w:rPr>
+          <w:lang w:val="hi_IN" w:bidi="hi_IN"/>
+        </w:rPr>
+        <w:t>मन्दिर</w:t>
+      </w:r>
+      <w:r>
+        <w:rPr>
+          <w:i/>
+          <w:lang w:val="hi_IN" w:bidi="hi_IN"/>
+        </w:rPr>
+        <w:t>भी देखें</w:t>
+      </w:r>
+      <w:r>
+        <w:rPr>
+          <w:lang w:val="hi_IN" w:bidi="hi_IN"/>
+        </w:rPr>
+        <w:t xml:space="preserve"> ।</w:t>
+      </w:r>
+      <w:r>
+        <w:rPr>
+          <w:lang w:val="hi_IN" w:bidi="hi_IN"/>
+        </w:rPr>
+      </w:r>
+      <w:r>
+        <w:rPr>
+          <w:lang w:val="hi_IN" w:bidi="hi_IN"/>
+        </w:rPr>
+      </w:r>
+    </w:p>
+    <w:p>
+      <w:pPr/>
+      <w:r>
+        <w:rPr>
+          <w:lang w:val="hi_IN" w:bidi="hi_IN"/>
+        </w:rPr>
+      </w:r>
+    </w:p>
+    <w:p>
+      <w:pPr>
+        <w:pStyle w:val="Heading2"/>
+      </w:pPr>
+      <w:r>
+        <w:rPr>
+          <w:lang w:val="hi_IN" w:bidi="hi_IN"/>
+        </w:rPr>
+        <w:t>ओसिरिस</w:t>
+      </w:r>
+      <w:r>
+        <w:rPr>
+          <w:lang w:val="hi_IN" w:bidi="hi_IN"/>
+        </w:rPr>
+      </w:r>
+    </w:p>
+    <w:p>
+      <w:pPr/>
+      <w:r>
+        <w:rPr>
+          <w:lang w:val="hi_IN" w:bidi="hi_IN"/>
+        </w:rPr>
+      </w:r>
+      <w:r>
+        <w:rPr>
+          <w:i/>
+          <w:lang w:val="hi_IN" w:bidi="hi_IN"/>
+        </w:rPr>
+        <w:t>देखिए</w:t>
+      </w:r>
+      <w:r>
+        <w:rPr>
+          <w:lang w:val="hi_IN" w:bidi="hi_IN"/>
+        </w:rPr>
+        <w:t xml:space="preserve"> </w:t>
+      </w:r>
+      <w:r>
+        <w:rPr>
+          <w:lang w:val="hi_IN" w:bidi="hi_IN"/>
+        </w:rPr>
+        <w:t>मिस्र, मिस्री</w:t>
+      </w:r>
+      <w:r>
+        <w:rPr>
+          <w:lang w:val="hi_IN" w:bidi="hi_IN"/>
+        </w:rPr>
+        <w:t>।</w:t>
+      </w:r>
+      <w:r>
+        <w:rPr>
+          <w:lang w:val="hi_IN" w:bidi="hi_IN"/>
+        </w:rPr>
+      </w:r>
+      <w:r>
+        <w:rPr>
+          <w:lang w:val="hi_IN" w:bidi="hi_IN"/>
+        </w:rPr>
+      </w:r>
+    </w:p>
+    <w:p>
+      <w:pPr/>
+      <w:r>
+        <w:rPr>
+          <w:lang w:val="hi_IN" w:bidi="hi_IN"/>
+        </w:rPr>
+      </w:r>
+    </w:p>
+    <w:p>
+      <w:pPr>
+        <w:pStyle w:val="Heading2"/>
+      </w:pPr>
+      <w:r>
+        <w:rPr>
+          <w:lang w:val="hi_IN" w:bidi="hi_IN"/>
+        </w:rPr>
+        <w:t>ओसीना</w:t>
+      </w:r>
+      <w:r>
+        <w:rPr>
+          <w:lang w:val="hi_IN" w:bidi="hi_IN"/>
+        </w:rPr>
+      </w:r>
+    </w:p>
+    <w:p>
+      <w:pPr/>
+      <w:r>
+        <w:rPr>
+          <w:lang w:val="hi_IN" w:bidi="hi_IN"/>
+        </w:rPr>
+      </w:r>
+      <w:r>
+        <w:rPr>
+          <w:lang w:val="hi_IN" w:bidi="hi_IN"/>
+        </w:rPr>
+        <w:t>सोर के दक्षिण में तट पर स्थित एक नगर। (</w:t>
+      </w:r>
+      <w:hyperlink r:id="rId186">
+        <w:r>
+          <w:rPr>
+            <w:lang w:val="hi_IN" w:bidi="hi_IN"/>
+          </w:rPr>
+          <w:rPr>
+            <w:color w:val="0000EE"/>
+            <w:u w:val="single"/>
+          </w:rPr>
+          <w:t>यूदि 2:28</w:t>
+        </w:r>
+      </w:hyperlink>
+      <w:r>
+        <w:rPr>
+          <w:lang w:val="hi_IN" w:bidi="hi_IN"/>
+        </w:rPr>
+        <w:t>) इसका स्थान अनिश्चित है, और इसे सेन्डलियम और अक्को दोनों के साथ जोड़ा गया है।</w:t>
+      </w:r>
+      <w:r>
+        <w:rPr>
+          <w:lang w:val="hi_IN" w:bidi="hi_IN"/>
+        </w:rPr>
+      </w:r>
+      <w:r>
+        <w:rPr>
+          <w:lang w:val="hi_IN" w:bidi="hi_IN"/>
+        </w:rPr>
+      </w:r>
+    </w:p>
+    <w:p>
+      <w:pPr/>
+      <w:r>
+        <w:rPr>
+          <w:lang w:val="hi_IN" w:bidi="hi_IN"/>
+        </w:rPr>
+      </w:r>
+    </w:p>
+    <w:p>
+      <w:pPr>
+        <w:pStyle w:val="Heading2"/>
+      </w:pPr>
+      <w:r>
+        <w:rPr>
+          <w:lang w:val="hi_IN" w:bidi="hi_IN"/>
+        </w:rPr>
+        <w:t>ओसेम</w:t>
+      </w:r>
+      <w:r>
+        <w:rPr>
+          <w:lang w:val="hi_IN" w:bidi="hi_IN"/>
+        </w:rPr>
+      </w:r>
+    </w:p>
+    <w:p>
+      <w:pPr/>
+      <w:r>
+        <w:rPr>
+          <w:lang w:val="hi_IN" w:bidi="hi_IN"/>
+        </w:rPr>
+      </w:r>
+      <w:r>
+        <w:rPr>
+          <w:lang w:val="hi_IN" w:bidi="hi_IN"/>
+        </w:rPr>
+        <w:t>1. यिशै का छठा पुत्र और हेस्रोन का वंशज (</w:t>
+      </w:r>
+      <w:hyperlink r:id="rId187">
+        <w:r>
+          <w:rPr>
+            <w:lang w:val="hi_IN" w:bidi="hi_IN"/>
+          </w:rPr>
+          <w:rPr>
+            <w:color w:val="0000EE"/>
+            <w:u w:val="single"/>
+          </w:rPr>
+          <w:t>1 इति 2:15</w:t>
+        </w:r>
+      </w:hyperlink>
+      <w:r>
+        <w:rPr>
+          <w:lang w:val="hi_IN" w:bidi="hi_IN"/>
+        </w:rPr>
+        <w:t>)।</w:t>
+      </w:r>
+    </w:p>
+    <w:p>
+      <w:pPr/>
+      <w:r>
+        <w:rPr>
+          <w:lang w:val="hi_IN" w:bidi="hi_IN"/>
+        </w:rPr>
+      </w:r>
+      <w:r>
+        <w:rPr>
+          <w:lang w:val="hi_IN" w:bidi="hi_IN"/>
+        </w:rPr>
+        <w:t>2. यरहमेल का चौथा पुत्र उनकी पहली पत्नी से था (</w:t>
+      </w:r>
+      <w:hyperlink r:id="rId145">
+        <w:r>
+          <w:rPr>
+            <w:lang w:val="hi_IN" w:bidi="hi_IN"/>
+          </w:rPr>
+          <w:rPr>
+            <w:color w:val="0000EE"/>
+            <w:u w:val="single"/>
+          </w:rPr>
+          <w:t>1 इति 2:25</w:t>
+        </w:r>
+      </w:hyperlink>
+      <w:r>
+        <w:rPr>
+          <w:lang w:val="hi_IN" w:bidi="hi_IN"/>
+        </w:rPr>
+        <w:t>)।</w:t>
+      </w:r>
+      <w:r>
+        <w:rPr>
+          <w:lang w:val="hi_IN" w:bidi="hi_IN"/>
+        </w:rPr>
+      </w:r>
+      <w:r>
+        <w:rPr>
+          <w:lang w:val="hi_IN" w:bidi="hi_IN"/>
+        </w:rPr>
+      </w:r>
+    </w:p>
+    <w:p>
+      <w:pPr/>
+      <w:r>
+        <w:rPr>
+          <w:lang w:val="hi_IN" w:bidi="hi_IN"/>
+        </w:rPr>
+      </w:r>
+    </w:p>
+    <w:p>
+      <w:pPr>
+        <w:pStyle w:val="Heading2"/>
+      </w:pPr>
+      <w:r>
+        <w:rPr>
+          <w:lang w:val="hi_IN" w:bidi="hi_IN"/>
+        </w:rPr>
+        <w:t>ओस्ट्राका</w:t>
+      </w:r>
+      <w:r>
+        <w:rPr>
+          <w:lang w:val="hi_IN" w:bidi="hi_IN"/>
+        </w:rPr>
+      </w:r>
+    </w:p>
+    <w:p>
+      <w:pPr/>
+      <w:r>
+        <w:rPr>
+          <w:lang w:val="hi_IN" w:bidi="hi_IN"/>
+        </w:rPr>
+      </w:r>
+      <w:r>
+        <w:rPr>
+          <w:lang w:val="hi_IN" w:bidi="hi_IN"/>
+        </w:rPr>
+        <w:t xml:space="preserve">मिट्टी के बर्तनों पर अंकित टुकड़े। </w:t>
+      </w:r>
+      <w:r>
+        <w:rPr>
+          <w:i/>
+          <w:lang w:val="hi_IN" w:bidi="hi_IN"/>
+        </w:rPr>
+        <w:t>देखें</w:t>
+      </w:r>
+      <w:r>
+        <w:rPr>
+          <w:lang w:val="hi_IN" w:bidi="hi_IN"/>
+        </w:rPr>
+        <w:t xml:space="preserve"> </w:t>
+      </w:r>
+      <w:r>
+        <w:rPr>
+          <w:lang w:val="hi_IN" w:bidi="hi_IN"/>
+        </w:rPr>
+        <w:t>शिलालेख</w:t>
+      </w:r>
+      <w:r>
+        <w:rPr>
+          <w:lang w:val="hi_IN" w:bidi="hi_IN"/>
+        </w:rPr>
+        <w:t xml:space="preserve">; </w:t>
+      </w:r>
+      <w:r>
+        <w:rPr>
+          <w:lang w:val="hi_IN" w:bidi="hi_IN"/>
+        </w:rPr>
+        <w:t>मिट्टी के बर्तन का टुकड़ा</w:t>
+      </w:r>
+      <w:r>
+        <w:rPr>
+          <w:lang w:val="hi_IN" w:bidi="hi_IN"/>
+        </w:rPr>
+        <w:t xml:space="preserve">; </w:t>
+      </w:r>
+      <w:r>
+        <w:rPr>
+          <w:lang w:val="hi_IN" w:bidi="hi_IN"/>
+        </w:rPr>
+        <w:t>मिट्टी के बर्तन</w:t>
+      </w:r>
+      <w:r>
+        <w:rPr>
+          <w:lang w:val="hi_IN" w:bidi="hi_IN"/>
+        </w:rPr>
+        <w:t xml:space="preserve">; </w:t>
+      </w:r>
+      <w:r>
+        <w:rPr>
+          <w:lang w:val="hi_IN" w:bidi="hi_IN"/>
+        </w:rPr>
+        <w:t>लेखन (मिट्टी के बर्तन के टुकड़े)</w:t>
+      </w:r>
+      <w:r>
+        <w:rPr>
+          <w:lang w:val="hi_IN" w:bidi="hi_IN"/>
+        </w:rPr>
+        <w:t>।</w:t>
+      </w:r>
+      <w:r>
+        <w:rPr>
+          <w:lang w:val="hi_IN" w:bidi="hi_IN"/>
+        </w:rPr>
+      </w:r>
+      <w:r>
+        <w:rPr>
+          <w:lang w:val="hi_IN" w:bidi="hi_IN"/>
+        </w:rPr>
+      </w:r>
+    </w:p>
+    <w:p>
+      <w:pPr/>
+      <w:r>
+        <w:rPr>
+          <w:lang w:val="hi_IN" w:bidi="hi_IN"/>
+        </w:rPr>
+      </w:r>
+    </w:p>
+    <w:p>
+      <w:pPr>
+        <w:pStyle w:val="Heading2"/>
+      </w:pPr>
+      <w:r>
+        <w:rPr>
+          <w:lang w:val="hi_IN" w:bidi="hi_IN"/>
+        </w:rPr>
+        <w:t>ओस्‍नप्पर</w:t>
+      </w:r>
+      <w:r>
+        <w:rPr>
+          <w:lang w:val="hi_IN" w:bidi="hi_IN"/>
+        </w:rPr>
+      </w:r>
+    </w:p>
+    <w:p>
+      <w:pPr>
+        <w:pStyle w:val="Heading2"/>
+      </w:pPr>
+      <w:r>
+        <w:rPr>
+          <w:lang w:val="hi_IN" w:bidi="hi_IN"/>
+        </w:rPr>
+        <w:t>ओस्‍नप्पर</w:t>
+      </w:r>
+    </w:p>
+    <w:p>
+      <w:pPr/>
+      <w:r>
+        <w:rPr>
+          <w:lang w:val="hi_IN" w:bidi="hi_IN"/>
+        </w:rPr>
+      </w:r>
+      <w:r>
+        <w:rPr>
+          <w:lang w:val="hi_IN" w:bidi="hi_IN"/>
+        </w:rPr>
+        <w:t>अश्शूरी राजा अश्शूरबनीपाल के लिए अरामी नाम (</w:t>
+      </w:r>
+      <w:hyperlink r:id="rId188">
+        <w:r>
+          <w:rPr>
+            <w:lang w:val="hi_IN" w:bidi="hi_IN"/>
+          </w:rPr>
+          <w:rPr>
+            <w:color w:val="0000EE"/>
+            <w:u w:val="single"/>
+          </w:rPr>
+          <w:t>एज्रा 4:10</w:t>
+        </w:r>
+      </w:hyperlink>
+      <w:r>
+        <w:rPr>
+          <w:lang w:val="hi_IN" w:bidi="hi_IN"/>
+        </w:rPr>
+        <w:t xml:space="preserve">)। </w:t>
+      </w:r>
+      <w:r>
+        <w:rPr>
+          <w:i/>
+          <w:lang w:val="hi_IN" w:bidi="hi_IN"/>
+        </w:rPr>
+        <w:t>देखें</w:t>
+      </w:r>
+      <w:r>
+        <w:rPr>
+          <w:lang w:val="hi_IN" w:bidi="hi_IN"/>
+        </w:rPr>
+        <w:t xml:space="preserve"> </w:t>
+      </w:r>
+      <w:r>
+        <w:rPr>
+          <w:lang w:val="hi_IN" w:bidi="hi_IN"/>
+        </w:rPr>
+        <w:t>अश्शूरबनीपाल</w:t>
+      </w:r>
+      <w:r>
+        <w:rPr>
+          <w:lang w:val="hi_IN" w:bidi="hi_IN"/>
+        </w:rPr>
+        <w:t xml:space="preserve">; </w:t>
+      </w:r>
+      <w:r>
+        <w:rPr>
+          <w:lang w:val="hi_IN" w:bidi="hi_IN"/>
+        </w:rPr>
+        <w:t>अश्शूर, अश्शूरी</w:t>
+      </w:r>
+      <w:r>
+        <w:rPr>
+          <w:lang w:val="hi_IN" w:bidi="hi_IN"/>
+        </w:rPr>
+        <w:t>।</w:t>
+      </w:r>
+      <w:r>
+        <w:rPr>
+          <w:lang w:val="hi_IN" w:bidi="hi_IN"/>
+        </w:rPr>
+      </w:r>
+      <w:r>
+        <w:rPr>
+          <w:lang w:val="hi_IN" w:bidi="hi_IN"/>
+        </w:rPr>
+      </w:r>
+    </w:p>
+    <w:p>
+      <w:pPr/>
+      <w:r>
+        <w:rPr>
+          <w:lang w:val="hi_IN" w:bidi="hi_IN"/>
+        </w:rPr>
+      </w:r>
+    </w:p>
+    <w:p>
+      <w:pPr>
+        <w:pStyle w:val="Heading2"/>
+      </w:pPr>
+      <w:r>
+        <w:rPr>
+          <w:lang w:val="hi_IN" w:bidi="hi_IN"/>
+        </w:rPr>
+        <w:t>ओहद</w:t>
+      </w:r>
+      <w:r>
+        <w:rPr>
+          <w:lang w:val="hi_IN" w:bidi="hi_IN"/>
+        </w:rPr>
+      </w:r>
+    </w:p>
+    <w:p>
+      <w:pPr/>
+      <w:r>
+        <w:rPr>
+          <w:lang w:val="hi_IN" w:bidi="hi_IN"/>
+        </w:rPr>
+      </w:r>
+      <w:r>
+        <w:rPr>
+          <w:lang w:val="hi_IN" w:bidi="hi_IN"/>
+        </w:rPr>
+        <w:t>शिमोन के पुत्र (</w:t>
+      </w:r>
+      <w:hyperlink r:id="rId189">
+        <w:r>
+          <w:rPr>
+            <w:lang w:val="hi_IN" w:bidi="hi_IN"/>
+          </w:rPr>
+          <w:rPr>
+            <w:color w:val="0000EE"/>
+            <w:u w:val="single"/>
+          </w:rPr>
+          <w:t>उत 46:10</w:t>
+        </w:r>
+      </w:hyperlink>
+      <w:r>
+        <w:rPr>
+          <w:lang w:val="hi_IN" w:bidi="hi_IN"/>
+        </w:rPr>
+        <w:t xml:space="preserve">; </w:t>
+      </w:r>
+      <w:hyperlink r:id="rId190">
+        <w:r>
+          <w:rPr>
+            <w:lang w:val="hi_IN" w:bidi="hi_IN"/>
+          </w:rPr>
+          <w:rPr>
+            <w:color w:val="0000EE"/>
+            <w:u w:val="single"/>
+          </w:rPr>
+          <w:t>निर्ग 6:15</w:t>
+        </w:r>
+      </w:hyperlink>
+      <w:r>
+        <w:rPr>
+          <w:lang w:val="hi_IN" w:bidi="hi_IN"/>
+        </w:rPr>
+        <w:t xml:space="preserve">), जिनका नाम </w:t>
+      </w:r>
+      <w:hyperlink r:id="rId191">
+        <w:r>
+          <w:rPr>
+            <w:lang w:val="hi_IN" w:bidi="hi_IN"/>
+          </w:rPr>
+          <w:rPr>
+            <w:color w:val="0000EE"/>
+            <w:u w:val="single"/>
+          </w:rPr>
+          <w:t>गिनती 26:12–14</w:t>
+        </w:r>
+      </w:hyperlink>
+      <w:r>
+        <w:rPr>
+          <w:lang w:val="hi_IN" w:bidi="hi_IN"/>
+        </w:rPr>
+        <w:t xml:space="preserve"> की सूची में नहीं आता।</w:t>
+      </w:r>
+      <w:r>
+        <w:rPr>
+          <w:lang w:val="hi_IN" w:bidi="hi_IN"/>
+        </w:rPr>
+      </w:r>
+      <w:r>
+        <w:rPr>
+          <w:lang w:val="hi_IN" w:bidi="hi_IN"/>
+        </w:rPr>
+      </w:r>
+    </w:p>
+    <w:p>
+      <w:pPr/>
+      <w:r>
+        <w:rPr>
+          <w:lang w:val="hi_IN" w:bidi="hi_IN"/>
+        </w:rPr>
+      </w:r>
+    </w:p>
+    <w:p>
+      <w:pPr>
+        <w:pStyle w:val="Heading2"/>
+      </w:pPr>
+      <w:r>
+        <w:rPr>
+          <w:lang w:val="hi_IN" w:bidi="hi_IN"/>
+        </w:rPr>
+        <w:t>ओहेल</w:t>
+      </w:r>
+      <w:r>
+        <w:rPr>
+          <w:lang w:val="hi_IN" w:bidi="hi_IN"/>
+        </w:rPr>
+      </w:r>
+    </w:p>
+    <w:p>
+      <w:pPr/>
+      <w:r>
+        <w:rPr>
+          <w:lang w:val="hi_IN" w:bidi="hi_IN"/>
+        </w:rPr>
+      </w:r>
+      <w:r>
+        <w:rPr>
+          <w:lang w:val="hi_IN" w:bidi="hi_IN"/>
+        </w:rPr>
+        <w:t>यहोयाकीम और राजा दाऊद के वंशज (</w:t>
+      </w:r>
+      <w:hyperlink r:id="rId192">
+        <w:r>
+          <w:rPr>
+            <w:lang w:val="hi_IN" w:bidi="hi_IN"/>
+          </w:rPr>
+          <w:rPr>
+            <w:color w:val="0000EE"/>
+            <w:u w:val="single"/>
+          </w:rPr>
+          <w:t>1 इति 3:20</w:t>
+        </w:r>
+      </w:hyperlink>
+      <w:r>
+        <w:rPr>
+          <w:lang w:val="hi_IN" w:bidi="hi_IN"/>
+        </w:rPr>
+        <w:t>)।</w:t>
+      </w:r>
+      <w:r>
+        <w:rPr>
+          <w:lang w:val="hi_IN" w:bidi="hi_IN"/>
+        </w:rPr>
+      </w:r>
+      <w:r>
+        <w:rPr>
+          <w:lang w:val="hi_IN" w:bidi="hi_IN"/>
+        </w:rPr>
+      </w:r>
+    </w:p>
+    <w:p>
+      <w:pPr/>
+      <w:r>
+        <w:rPr>
+          <w:lang w:val="hi_IN" w:bidi="hi_IN"/>
+        </w:rPr>
+      </w:r>
+    </w:p>
+    <w:p>
+      <w:pPr>
+        <w:pStyle w:val="Heading2"/>
+      </w:pPr>
+      <w:r>
+        <w:rPr>
+          <w:lang w:val="hi_IN" w:bidi="hi_IN"/>
+        </w:rPr>
+        <w:t>ओहोला और ओहोलीबा</w:t>
+      </w:r>
+      <w:r>
+        <w:rPr>
+          <w:lang w:val="hi_IN" w:bidi="hi_IN"/>
+        </w:rPr>
+      </w:r>
+    </w:p>
+    <w:p>
+      <w:pPr/>
+      <w:r>
+        <w:rPr>
+          <w:lang w:val="hi_IN" w:bidi="hi_IN"/>
+        </w:rPr>
+      </w:r>
+      <w:r>
+        <w:rPr>
+          <w:lang w:val="hi_IN" w:bidi="hi_IN"/>
+        </w:rPr>
+        <w:t>उत्तरी राज्य को (केजेवी “अहोला”), जिसकी राजधानी सामरिया थी, और दक्षिणी राज्य को (केजेवी “अहोलीबा”), जिसकी राजधानी यरूशलेम थी, ये नाम यहेजकेल ने अपने दृष्टान्त में दिए, जो परमेश्वर के लोगों की अविश्वासयोग्यता को दर्शाता है (</w:t>
+      </w:r>
+      <w:hyperlink r:id="rId193">
+        <w:r>
+          <w:rPr>
+            <w:lang w:val="hi_IN" w:bidi="hi_IN"/>
+          </w:rPr>
+          <w:rPr>
+            <w:color w:val="0000EE"/>
+            <w:u w:val="single"/>
+          </w:rPr>
+          <w:t>यहेज 23</w:t>
+        </w:r>
+      </w:hyperlink>
+      <w:r>
+        <w:rPr>
+          <w:lang w:val="hi_IN" w:bidi="hi_IN"/>
+        </w:rPr>
+        <w:t>)। ये नाम प्रत्येक जुड़वाँ राज्यों के परमेश्वर और उसकी आराधना के प्रति मूल दृष्टिकोण को दर्शाते थे। सामरिया (ओहोला) का अर्थ है “उसका अपना तम्बू” (इस नाम का शाब्दिक अर्थ), और उसने अपनी उपासना का केन्द्र स्वयं स्थापित किया था; यरूशलेम (ओहोलीबा, जिसका शाब्दिक अर्थ है “मेरा तम्बू उसमें है”) इस बात पर घमण्ड करती थी कि वह मन्दिर की संरक्षिका थी।</w:t>
+      </w:r>
+    </w:p>
+    <w:p>
+      <w:pPr/>
+      <w:r>
+        <w:rPr>
+          <w:lang w:val="hi_IN" w:bidi="hi_IN"/>
+        </w:rPr>
+      </w:r>
+      <w:r>
+        <w:rPr>
+          <w:lang w:val="hi_IN" w:bidi="hi_IN"/>
+        </w:rPr>
+        <w:t>यहोवा के प्रति सच्चे होने के बदले, सामरिया ने आत्मिक व्यभिचार किया। मिस्र के देवताओं को रिझाने में अपनी आत्मिक विश्वासघात से सन्तुष्ट न होकर, उसने अश्शूर के मूरतों के पीछे भी लालसा की और उन सांसारिक आकर्षणों को चाहा जो नव-अश्शूरी संस्कृति ने उसके सम्मुख प्रस्तुत किए। इन दोनों कामों को प्राचीन पश्चिमी एशिया से प्राप्त पुरातात्त्विक खोजों द्वारा पर्याप्त रूप से प्रलेखित किया गया है, जैसे कि येहू के सम्मान का कार्य, जिसे अश्शूर के राजा शल्मनेसेर तृतीय के काले स्मारक (859–824 ईसा पूर्व) पर चित्रित किया गया है। सामरिया के चाल चलन का न्याय परमेश्वर ने किया; उसकी नई इच्छा उसके विनाश का कारण बनी, और परमेश्वर ने उसे अश्शूरी विजेता के हाथों में सौंप दिया।</w:t>
+      </w:r>
+    </w:p>
+    <w:p>
+      <w:pPr/>
+      <w:r>
+        <w:rPr>
+          <w:lang w:val="hi_IN" w:bidi="hi_IN"/>
+        </w:rPr>
+      </w:r>
+      <w:r>
+        <w:rPr>
+          <w:lang w:val="hi_IN" w:bidi="hi_IN"/>
+        </w:rPr>
+        <w:t xml:space="preserve">इस्राएल के उदाहरण से सीखने के बजाय, यहूदा न केवल अश्शूर और उसकी मूर्तिपूजा की ओर आकर्षित हुआ (उदाहरण के लिये, </w:t>
+      </w:r>
+      <w:hyperlink r:id="rId194">
+        <w:r>
+          <w:rPr>
+            <w:lang w:val="hi_IN" w:bidi="hi_IN"/>
+          </w:rPr>
+          <w:rPr>
+            <w:color w:val="0000EE"/>
+            <w:u w:val="single"/>
+          </w:rPr>
+          <w:t>2 रा 16:10–18</w:t>
+        </w:r>
+      </w:hyperlink>
+      <w:r>
+        <w:rPr>
+          <w:lang w:val="hi_IN" w:bidi="hi_IN"/>
+        </w:rPr>
+        <w:t xml:space="preserve">), बल्कि उसने अपने प्रेम में नव-बाबेली साम्राज्य को भी जोड़ लिया (उदाहरण के लिये, </w:t>
+      </w:r>
+      <w:hyperlink r:id="rId195">
+        <w:r>
+          <w:rPr>
+            <w:lang w:val="hi_IN" w:bidi="hi_IN"/>
+          </w:rPr>
+          <w:rPr>
+            <w:color w:val="0000EE"/>
+            <w:u w:val="single"/>
+          </w:rPr>
+          <w:t>20:14–18</w:t>
+        </w:r>
+      </w:hyperlink>
+      <w:r>
+        <w:rPr>
+          <w:lang w:val="hi_IN" w:bidi="hi_IN"/>
+        </w:rPr>
+        <w:t xml:space="preserve">) और फिर पुनः मिस्र की ओर लौट गया (उदाहरण के लिये, </w:t>
+      </w:r>
+      <w:hyperlink r:id="rId196">
+        <w:r>
+          <w:rPr>
+            <w:lang w:val="hi_IN" w:bidi="hi_IN"/>
+          </w:rPr>
+          <w:rPr>
+            <w:color w:val="0000EE"/>
+            <w:u w:val="single"/>
+          </w:rPr>
+          <w:t>यिर्म 37</w:t>
+        </w:r>
+      </w:hyperlink>
+      <w:r>
+        <w:rPr>
+          <w:lang w:val="hi_IN" w:bidi="hi_IN"/>
+        </w:rPr>
+        <w:t xml:space="preserve">; </w:t>
+      </w:r>
+      <w:hyperlink r:id="rId197">
+        <w:r>
+          <w:rPr>
+            <w:lang w:val="hi_IN" w:bidi="hi_IN"/>
+          </w:rPr>
+          <w:rPr>
+            <w:color w:val="0000EE"/>
+            <w:u w:val="single"/>
+          </w:rPr>
+          <w:t>46</w:t>
+        </w:r>
+      </w:hyperlink>
+      <w:r>
+        <w:rPr>
+          <w:lang w:val="hi_IN" w:bidi="hi_IN"/>
+        </w:rPr>
+        <w:t>), जो उसका पूर्व प्रेमी था (</w:t>
+      </w:r>
+      <w:hyperlink r:id="rId198">
+        <w:r>
+          <w:rPr>
+            <w:lang w:val="hi_IN" w:bidi="hi_IN"/>
+          </w:rPr>
+          <w:rPr>
+            <w:color w:val="0000EE"/>
+            <w:u w:val="single"/>
+          </w:rPr>
+          <w:t>यहेज 23:11–21</w:t>
+        </w:r>
+      </w:hyperlink>
+      <w:r>
+        <w:rPr>
+          <w:lang w:val="hi_IN" w:bidi="hi_IN"/>
+        </w:rPr>
+        <w:t>)। इसलिए, परमेश्वर उसे बाबेल के हाथों कठोर दण्ड देंगे, और वह परमेश्वर के सच्चे न्याय को जान लेगी।</w:t>
+      </w:r>
+    </w:p>
+    <w:p>
+      <w:pPr/>
+      <w:r>
+        <w:rPr>
+          <w:lang w:val="hi_IN" w:bidi="hi_IN"/>
+        </w:rPr>
+      </w:r>
+      <w:r>
+        <w:rPr>
+          <w:lang w:val="hi_IN" w:bidi="hi_IN"/>
+        </w:rPr>
+        <w:t xml:space="preserve">यहेजकेल ने दो राज्यों के विरुद्ध परमेश्वर के आरोपों के पूर्वाभ्यास के साथ अपने रूपक को समाप्त किया। परमेश्वर की प्रजा दोहरी दोषी थी। अपनी विश्वासघात से सन्तोष न होते हुए, वे इतने आगे बढ़ गए थे कि उन्होंने परमेश्वर के पवित्रस्थान और उसके सब्त को अपवित्र कर दिया, अपने बच्चों की बलि देकर मन्दिर में लहू वाले हाथों के साथ प्रवेश किया, जो अन्यजाति की रीति में की गई थी। </w:t>
+      </w:r>
+      <w:r>
+        <w:rPr>
+          <w:lang w:val="hi_IN" w:bidi="hi_IN"/>
+        </w:rPr>
+      </w:r>
+      <w:r>
+        <w:rPr>
+          <w:lang w:val="hi_IN" w:bidi="hi_IN"/>
+        </w:rPr>
+      </w:r>
+    </w:p>
+    <w:p>
+      <w:pPr/>
+      <w:r>
+        <w:rPr>
+          <w:lang w:val="hi_IN" w:bidi="hi_IN"/>
+        </w:rPr>
+      </w:r>
+    </w:p>
+    <w:p>
+      <w:pPr>
+        <w:pStyle w:val="Heading2"/>
+      </w:pPr>
+      <w:r>
+        <w:rPr>
+          <w:lang w:val="hi_IN" w:bidi="hi_IN"/>
+        </w:rPr>
+        <w:t>ओहोलीआब</w:t>
+      </w:r>
+      <w:r>
+        <w:rPr>
+          <w:lang w:val="hi_IN" w:bidi="hi_IN"/>
+        </w:rPr>
+      </w:r>
+    </w:p>
+    <w:p>
+      <w:pPr>
+        <w:pStyle w:val="Heading2"/>
+      </w:pPr>
+      <w:r>
+        <w:rPr>
+          <w:lang w:val="hi_IN" w:bidi="hi_IN"/>
+        </w:rPr>
+        <w:t>ओहोलीआब</w:t>
+      </w:r>
+    </w:p>
+    <w:p>
+      <w:pPr/>
+      <w:r>
+        <w:rPr>
+          <w:lang w:val="hi_IN" w:bidi="hi_IN"/>
+        </w:rPr>
+      </w:r>
+      <w:r>
+        <w:rPr>
+          <w:lang w:val="hi_IN" w:bidi="hi_IN"/>
+        </w:rPr>
+        <w:t>ओहोलीआब, जो दान के गोत्र के एक कारीगर थे (</w:t>
+      </w:r>
+      <w:hyperlink r:id="rId199">
+        <w:r>
+          <w:rPr>
+            <w:lang w:val="hi_IN" w:bidi="hi_IN"/>
+          </w:rPr>
+          <w:rPr>
+            <w:color w:val="0000EE"/>
+            <w:u w:val="single"/>
+          </w:rPr>
+          <w:t>निर्ग 31:6</w:t>
+        </w:r>
+      </w:hyperlink>
+      <w:r>
+        <w:rPr>
+          <w:lang w:val="hi_IN" w:bidi="hi_IN"/>
+        </w:rPr>
+        <w:t>)।</w:t>
+      </w:r>
+    </w:p>
+    <w:p>
+      <w:pPr/>
+      <w:r>
+        <w:rPr>
+          <w:lang w:val="hi_IN" w:bidi="hi_IN"/>
+        </w:rPr>
+      </w:r>
+      <w:r>
+        <w:rPr>
+          <w:i/>
+          <w:lang w:val="hi_IN" w:bidi="hi_IN"/>
+        </w:rPr>
+        <w:t>देखिए</w:t>
+      </w:r>
+      <w:r>
+        <w:rPr>
+          <w:lang w:val="hi_IN" w:bidi="hi_IN"/>
+        </w:rPr>
+        <w:t xml:space="preserve"> </w:t>
+      </w:r>
+      <w:r>
+        <w:rPr>
+          <w:lang w:val="hi_IN" w:bidi="hi_IN"/>
+        </w:rPr>
+        <w:t>ओहोलीआब</w:t>
+      </w:r>
+      <w:r>
+        <w:rPr>
+          <w:lang w:val="hi_IN" w:bidi="hi_IN"/>
+        </w:rPr>
+        <w:t>.</w:t>
+      </w:r>
+      <w:r>
+        <w:rPr>
+          <w:lang w:val="hi_IN" w:bidi="hi_IN"/>
+        </w:rPr>
+      </w:r>
+      <w:r>
+        <w:rPr>
+          <w:lang w:val="hi_IN" w:bidi="hi_IN"/>
+        </w:rPr>
+      </w:r>
+    </w:p>
+    <w:p>
+      <w:pPr/>
+      <w:r>
+        <w:rPr>
+          <w:lang w:val="hi_IN" w:bidi="hi_IN"/>
+        </w:rPr>
+      </w:r>
+    </w:p>
+    <w:p>
+      <w:pPr>
+        <w:pStyle w:val="Heading2"/>
+      </w:pPr>
+      <w:r>
+        <w:rPr>
+          <w:lang w:val="hi_IN" w:bidi="hi_IN"/>
+        </w:rPr>
+        <w:t>ओहोलीआब</w:t>
+      </w:r>
+      <w:r>
+        <w:rPr>
+          <w:lang w:val="hi_IN" w:bidi="hi_IN"/>
+        </w:rPr>
+      </w:r>
+    </w:p>
+    <w:p>
+      <w:pPr>
+        <w:pStyle w:val="Heading2"/>
+      </w:pPr>
+      <w:r>
+        <w:rPr>
+          <w:lang w:val="hi_IN" w:bidi="hi_IN"/>
+        </w:rPr>
+        <w:t>ओहोलीआब</w:t>
+      </w:r>
+    </w:p>
+    <w:p>
+      <w:pPr/>
+      <w:r>
+        <w:rPr>
+          <w:lang w:val="hi_IN" w:bidi="hi_IN"/>
+        </w:rPr>
+      </w:r>
+      <w:r>
+        <w:rPr>
+          <w:lang w:val="hi_IN" w:bidi="hi_IN"/>
+        </w:rPr>
+        <w:t>मूसा ने एक व्यक्ति को तम्बू के निर्माण और सजावट में कुशल कारीगर बसलेल की मदद करने के लिए चुना। ओहोलीआब, अहीसामाक का पुत्र और दान के गोत्र का, एक प्रसिद्ध चित्रकार और सिलाई करने वाला था। उसने बसलेल के साथ मिलकर तम्बू बनाने की कला सिखाई (</w:t>
+      </w:r>
+      <w:hyperlink r:id="rId199">
+        <w:r>
+          <w:rPr>
+            <w:lang w:val="hi_IN" w:bidi="hi_IN"/>
+          </w:rPr>
+          <w:rPr>
+            <w:color w:val="0000EE"/>
+            <w:u w:val="single"/>
+          </w:rPr>
+          <w:t>निर्ग 31:6</w:t>
+        </w:r>
+      </w:hyperlink>
+      <w:r>
+        <w:rPr>
+          <w:lang w:val="hi_IN" w:bidi="hi_IN"/>
+        </w:rPr>
+        <w:t xml:space="preserve">; </w:t>
+      </w:r>
+      <w:hyperlink r:id="rId200">
+        <w:r>
+          <w:rPr>
+            <w:lang w:val="hi_IN" w:bidi="hi_IN"/>
+          </w:rPr>
+          <w:rPr>
+            <w:color w:val="0000EE"/>
+            <w:u w:val="single"/>
+          </w:rPr>
+          <w:t>35:34</w:t>
+        </w:r>
+      </w:hyperlink>
+      <w:r>
+        <w:rPr>
+          <w:lang w:val="hi_IN" w:bidi="hi_IN"/>
+        </w:rPr>
+        <w:t xml:space="preserve">; </w:t>
+      </w:r>
+      <w:hyperlink r:id="rId201">
+        <w:r>
+          <w:rPr>
+            <w:lang w:val="hi_IN" w:bidi="hi_IN"/>
+          </w:rPr>
+          <w:rPr>
+            <w:color w:val="0000EE"/>
+            <w:u w:val="single"/>
+          </w:rPr>
+          <w:t>36:1–2</w:t>
+        </w:r>
+      </w:hyperlink>
+      <w:r>
+        <w:rPr>
+          <w:lang w:val="hi_IN" w:bidi="hi_IN"/>
+        </w:rPr>
+        <w:t xml:space="preserve">; </w:t>
+      </w:r>
+      <w:hyperlink r:id="rId202">
+        <w:r>
+          <w:rPr>
+            <w:lang w:val="hi_IN" w:bidi="hi_IN"/>
+          </w:rPr>
+          <w:rPr>
+            <w:color w:val="0000EE"/>
+            <w:u w:val="single"/>
+          </w:rPr>
+          <w:t>38:23</w:t>
+        </w:r>
+      </w:hyperlink>
+      <w:r>
+        <w:rPr>
+          <w:lang w:val="hi_IN" w:bidi="hi_IN"/>
+        </w:rPr>
+        <w:t>; किंग जेम्स संस्करण में “अहोलीआब”)।</w:t>
+      </w:r>
+      <w:r>
+        <w:rPr>
+          <w:lang w:val="hi_IN" w:bidi="hi_IN"/>
+        </w:rPr>
+      </w:r>
+      <w:r>
+        <w:rPr>
+          <w:lang w:val="hi_IN" w:bidi="hi_IN"/>
+        </w:rPr>
+      </w:r>
+    </w:p>
+    <w:p>
+      <w:pPr/>
+      <w:r>
+        <w:rPr>
+          <w:lang w:val="hi_IN" w:bidi="hi_IN"/>
+        </w:rPr>
+      </w:r>
+    </w:p>
+    <w:p>
+      <w:pPr>
+        <w:pStyle w:val="Heading2"/>
+      </w:pPr>
+      <w:r>
+        <w:rPr>
+          <w:lang w:val="hi_IN" w:bidi="hi_IN"/>
+        </w:rPr>
+        <w:t>ओहोलीबामा</w:t>
+      </w:r>
+      <w:r>
+        <w:rPr>
+          <w:lang w:val="hi_IN" w:bidi="hi_IN"/>
+        </w:rPr>
+      </w:r>
+    </w:p>
+    <w:p>
+      <w:pPr/>
+      <w:r>
+        <w:rPr>
+          <w:lang w:val="hi_IN" w:bidi="hi_IN"/>
+        </w:rPr>
+      </w:r>
+      <w:r>
+        <w:rPr>
+          <w:lang w:val="hi_IN" w:bidi="hi_IN"/>
+        </w:rPr>
+        <w:t xml:space="preserve">1. एसाव की पत्नी, जो अना </w:t>
+      </w:r>
+      <w:r>
+        <w:rPr>
+          <w:lang w:val="hi_IN" w:bidi="hi_IN"/>
+        </w:rPr>
+        <w:t>हिब्बी</w:t>
+      </w:r>
+      <w:r>
+        <w:rPr>
+          <w:lang w:val="hi_IN" w:bidi="hi_IN"/>
+        </w:rPr>
+        <w:t xml:space="preserve"> की पुत्री थी (</w:t>
+      </w:r>
+      <w:hyperlink r:id="rId203">
+        <w:r>
+          <w:rPr>
+            <w:lang w:val="hi_IN" w:bidi="hi_IN"/>
+          </w:rPr>
+          <w:rPr>
+            <w:color w:val="0000EE"/>
+            <w:u w:val="single"/>
+          </w:rPr>
+          <w:t>उत 36:2, 5, 14, 18, 25</w:t>
+        </w:r>
+      </w:hyperlink>
+      <w:r>
+        <w:rPr>
+          <w:lang w:val="hi_IN" w:bidi="hi_IN"/>
+        </w:rPr>
+        <w:t>, केजेवी "अहोलीबामा"), जिन्होंने एसाव के कनान छोड़कर सेईर जाने से पूर्व यूश, यालाम और कोरह को जन्म दिया।</w:t>
+      </w:r>
+    </w:p>
+    <w:p>
+      <w:pPr/>
+      <w:r>
+        <w:rPr>
+          <w:lang w:val="hi_IN" w:bidi="hi_IN"/>
+        </w:rPr>
+      </w:r>
+      <w:r>
+        <w:rPr>
+          <w:lang w:val="hi_IN" w:bidi="hi_IN"/>
+        </w:rPr>
+        <w:t xml:space="preserve">अन्य सूचियों में उनका नाम एसाव की पत्नियों में न होने से (देखें </w:t>
+      </w:r>
+      <w:hyperlink r:id="rId204">
+        <w:r>
+          <w:rPr>
+            <w:lang w:val="hi_IN" w:bidi="hi_IN"/>
+          </w:rPr>
+          <w:rPr>
+            <w:color w:val="0000EE"/>
+            <w:u w:val="single"/>
+          </w:rPr>
+          <w:t>उत 26:34</w:t>
+        </w:r>
+      </w:hyperlink>
+      <w:r>
+        <w:rPr>
+          <w:lang w:val="hi_IN" w:bidi="hi_IN"/>
+        </w:rPr>
+        <w:t xml:space="preserve">; </w:t>
+      </w:r>
+      <w:hyperlink r:id="rId205">
+        <w:r>
+          <w:rPr>
+            <w:lang w:val="hi_IN" w:bidi="hi_IN"/>
+          </w:rPr>
+          <w:rPr>
+            <w:color w:val="0000EE"/>
+            <w:u w:val="single"/>
+          </w:rPr>
+          <w:t>28:9</w:t>
+        </w:r>
+      </w:hyperlink>
+      <w:r>
+        <w:rPr>
+          <w:lang w:val="hi_IN" w:bidi="hi_IN"/>
+        </w:rPr>
+        <w:t>) इस पर बहुत चर्चा हुई। इन सूचियों में महत्वपूर्ण विविधता या तो लिपिकीय हस्तांतरण में भ्रम का संकेत दे सकती है या विवाह के समय महिलाओं के नाम बदले जाने की जो प्रथा जो उनके जीवन में किसी यादगार घटना के परिणामस्वरूप प्राप्त होता हो की ओर इशारा करती है। चाहे उनकी पहचान यहूदीत के रूप में जाए या नहीं, जैसा कि कुछ शास्त्रीयों ने अपने अवलोकन में यह सुझाव दिया है, और यह सत्य भी है की वह इसहाक और रिबका के लिए "दुख का स्रोत" थीं, (</w:t>
+      </w:r>
+      <w:hyperlink r:id="rId206">
+        <w:r>
+          <w:rPr>
+            <w:lang w:val="hi_IN" w:bidi="hi_IN"/>
+          </w:rPr>
+          <w:rPr>
+            <w:color w:val="0000EE"/>
+            <w:u w:val="single"/>
+          </w:rPr>
+          <w:t>26:34–35</w:t>
+        </w:r>
+      </w:hyperlink>
+      <w:r>
+        <w:rPr>
+          <w:lang w:val="hi_IN" w:bidi="hi_IN"/>
+        </w:rPr>
+        <w:t xml:space="preserve">)। </w:t>
+      </w:r>
+    </w:p>
+    <w:p>
+      <w:pPr/>
+      <w:r>
+        <w:rPr>
+          <w:lang w:val="hi_IN" w:bidi="hi_IN"/>
+        </w:rPr>
+      </w:r>
+      <w:r>
+        <w:rPr>
+          <w:lang w:val="hi_IN" w:bidi="hi_IN"/>
+        </w:rPr>
+        <w:t>2. एदोमी कुल के प्रमुख जो एसाव से उत्पन्न हुए (</w:t>
+      </w:r>
+      <w:hyperlink r:id="rId207">
+        <w:r>
+          <w:rPr>
+            <w:lang w:val="hi_IN" w:bidi="hi_IN"/>
+          </w:rPr>
+          <w:rPr>
+            <w:color w:val="0000EE"/>
+            <w:u w:val="single"/>
+          </w:rPr>
+          <w:t>उत 36:41</w:t>
+        </w:r>
+      </w:hyperlink>
+      <w:r>
+        <w:rPr>
+          <w:lang w:val="hi_IN" w:bidi="hi_IN"/>
+        </w:rPr>
+        <w:t xml:space="preserve">; </w:t>
+      </w:r>
+      <w:hyperlink r:id="rId208">
+        <w:r>
+          <w:rPr>
+            <w:lang w:val="hi_IN" w:bidi="hi_IN"/>
+          </w:rPr>
+          <w:rPr>
+            <w:color w:val="0000EE"/>
+            <w:u w:val="single"/>
+          </w:rPr>
+          <w:t>1 इति 1:52</w:t>
+        </w:r>
+      </w:hyperlink>
+      <w:r>
+        <w:rPr>
+          <w:lang w:val="hi_IN" w:bidi="hi_IN"/>
+        </w:rPr>
+        <w:t>, केजेवी "अहोलीबामा")।</w:t>
       </w:r>
       <w:r>
         <w:rPr>
@@ -3070,6 +10721,12 @@
       <w:startOverride w:val="1"/>
     </w:lvlOverride>
   </w:num>
+  <w:num w:numId="15">
+    <w:abstractNumId w:val="3"/>
+    <w:lvlOverride w:ilvl="0">
+      <w:startOverride w:val="1"/>
+    </w:lvlOverride>
+  </w:num>
   <w:numIdMacAtCleanup w:val="10"/>
 </w:numbering>
 </file>

--- a/hin/docx/011.content.docx
+++ b/hin/docx/011.content.docx
@@ -19,7 +19,7 @@
         <w:rPr>
           <w:lang w:val="hi_IN" w:bidi="hi_IN"/>
         </w:rPr>
-        <w:t>Resource: Tyndale Open Bible Dictionary</w:t>
+        <w:t>Resource: Aquifer Open Bible Dictionary</w:t>
       </w:r>
       <w:r>
         <w:rPr>
@@ -112,7 +112,7 @@
         <w:rPr>
           <w:lang w:val="hi_IN" w:bidi="hi_IN"/>
         </w:rPr>
-        <w:t>Tyndale Open Bible Dictionary</w:t>
+        <w:t>Aquifer Open Bible Dictionary</w:t>
       </w:r>
     </w:p>
     <w:p>
